--- a/downloads/workbook/ai-5-week-15.docx
+++ b/downloads/workbook/ai-5-week-15.docx
@@ -992,6 +992,178 @@
         <w:t>Project connection: For your Image-pattern Network Investigation, save the input, procedure, observed result and limitation of this check. Label this worked example as practice; use a different, previously unreviewed case when checking independent understanding.</w:t>
       </w:r>
     </w:p>
+    <w:p>
+      <w:pPr>
+        <w:pStyle w:val="Heading1"/>
+      </w:pPr>
+      <w:r>
+        <w:t>13. Project portfolio milestone</w:t>
+      </w:r>
+    </w:p>
+    <w:p>
+      <w:r>
+        <w:t>Project: Image-pattern Network Investigation</w:t>
+      </w:r>
+    </w:p>
+    <w:p>
+      <w:r>
+        <w:t>Current milestone: Test changed cases. Keep normal, boundary and failure cases; compare expected and observed results.</w:t>
+      </w:r>
+    </w:p>
+    <w:p>
+      <w:r>
+        <w:t>For your Image-pattern Network Investigation, save the input, procedure, observed result and limitation of this check. Label this worked example as practice; use a different, previously unreviewed case when checking independent understanding.</w:t>
+      </w:r>
+    </w:p>
+    <w:tbl>
+      <w:tblPr>
+        <w:tblStyle w:val="LightShading-Accent1"/>
+        <w:tblW w:type="auto" w:w="0"/>
+        <w:tblLook w:firstColumn="1" w:firstRow="1" w:lastColumn="0" w:lastRow="0" w:noHBand="0" w:noVBand="1" w:val="04A0"/>
+      </w:tblPr>
+      <w:tblGrid>
+        <w:gridCol w:w="5112"/>
+        <w:gridCol w:w="5112"/>
+      </w:tblGrid>
+      <w:tr>
+        <w:trPr>
+          <w:tblHeader/>
+        </w:trPr>
+        <w:tc>
+          <w:tcPr>
+            <w:tcW w:type="dxa" w:w="5112"/>
+          </w:tcPr>
+          <w:p>
+            <w:r>
+              <w:t>Evidence to keep</w:t>
+            </w:r>
+          </w:p>
+        </w:tc>
+        <w:tc>
+          <w:tcPr>
+            <w:tcW w:type="dxa" w:w="5112"/>
+          </w:tcPr>
+          <w:p>
+            <w:r>
+              <w:t>My record</w:t>
+            </w:r>
+          </w:p>
+        </w:tc>
+      </w:tr>
+      <w:tr>
+        <w:tc>
+          <w:tcPr>
+            <w:tcW w:type="dxa" w:w="5112"/>
+          </w:tcPr>
+          <w:p>
+            <w:r>
+              <w:t>This week’s input and deciding step</w:t>
+            </w:r>
+          </w:p>
+        </w:tc>
+        <w:tc>
+          <w:tcPr>
+            <w:tcW w:type="dxa" w:w="5112"/>
+          </w:tcPr>
+          <w:p>
+            <w:r/>
+          </w:p>
+        </w:tc>
+      </w:tr>
+      <w:tr>
+        <w:tc>
+          <w:tcPr>
+            <w:tcW w:type="dxa" w:w="5112"/>
+          </w:tcPr>
+          <w:p>
+            <w:r>
+              <w:t>Prediction and actual result (or labelled paper trace)</w:t>
+            </w:r>
+          </w:p>
+        </w:tc>
+        <w:tc>
+          <w:tcPr>
+            <w:tcW w:type="dxa" w:w="5112"/>
+          </w:tcPr>
+          <w:p>
+            <w:r/>
+          </w:p>
+        </w:tc>
+      </w:tr>
+      <w:tr>
+        <w:tc>
+          <w:tcPr>
+            <w:tcW w:type="dxa" w:w="5112"/>
+          </w:tcPr>
+          <w:p>
+            <w:r>
+              <w:t>One change since the previous checkpoint and why</w:t>
+            </w:r>
+          </w:p>
+        </w:tc>
+        <w:tc>
+          <w:tcPr>
+            <w:tcW w:type="dxa" w:w="5112"/>
+          </w:tcPr>
+          <w:p>
+            <w:r/>
+          </w:p>
+        </w:tc>
+      </w:tr>
+      <w:tr>
+        <w:tc>
+          <w:tcPr>
+            <w:tcW w:type="dxa" w:w="5112"/>
+          </w:tcPr>
+          <w:p>
+            <w:r>
+              <w:t>One error or limit and the next test</w:t>
+            </w:r>
+          </w:p>
+        </w:tc>
+        <w:tc>
+          <w:tcPr>
+            <w:tcW w:type="dxa" w:w="5112"/>
+          </w:tcPr>
+          <w:p>
+            <w:r/>
+          </w:p>
+        </w:tc>
+      </w:tr>
+    </w:tbl>
+    <w:p>
+      <w:pPr>
+        <w:pStyle w:val="Heading3"/>
+      </w:pPr>
+      <w:r>
+        <w:t>Explain what this week adds to your project. Reuse last week’s record rather than starting again.</w:t>
+      </w:r>
+    </w:p>
+    <w:p>
+      <w:r>
+        <w:t>________________________________________________________________</w:t>
+      </w:r>
+    </w:p>
+    <w:p>
+      <w:r>
+        <w:t>________________________________________________________________</w:t>
+      </w:r>
+    </w:p>
+    <w:p>
+      <w:r>
+        <w:t>________________________________________________________________</w:t>
+      </w:r>
+    </w:p>
+    <w:p>
+      <w:r>
+        <w:t>________________________________________________________________</w:t>
+      </w:r>
+    </w:p>
+    <w:p>
+      <w:r>
+        <w:t>________________________________________________________________</w:t>
+      </w:r>
+    </w:p>
     <w:sectPr>
       <w:pgSz w:w="12240" w:h="15840"/>
       <w:pgMar w:top="936" w:right="1008" w:bottom="936" w:left="1008" w:header="720" w:footer="720" w:gutter="0"/>

--- a/downloads/workbook/ai-5-week-15.docx
+++ b/downloads/workbook/ai-5-week-15.docx
@@ -1164,6 +1164,248 @@
         <w:t>________________________________________________________________</w:t>
       </w:r>
     </w:p>
+    <w:p>
+      <w:pPr>
+        <w:pStyle w:val="Heading1"/>
+      </w:pPr>
+      <w:r>
+        <w:t>14. Supported practice and learning evidence</w:t>
+      </w:r>
+    </w:p>
+    <w:p>
+      <w:r>
+        <w:t>Use this supported practice once, in the browser or on paper. Keep the reserved independent assessment for a separate first attempt before teacher feedback.</w:t>
+      </w:r>
+    </w:p>
+    <w:p>
+      <w:r>
+        <w:t>Plot training and validation loss for checkpoints before opening final cases.</w:t>
+      </w:r>
+    </w:p>
+    <w:p>
+      <w:pPr>
+        <w:pStyle w:val="Heading3"/>
+      </w:pPr>
+      <w:r>
+        <w:t>Practice 1: explain the deciding evidence</w:t>
+      </w:r>
+    </w:p>
+    <w:p>
+      <w:r>
+        <w:t>Which labelled step matches this detail? Select epoch 2, not epoch 3, under the declared validation criterion.</w:t>
+      </w:r>
+    </w:p>
+    <w:p>
+      <w:r>
+        <w:t>1. Read training curve</w:t>
+      </w:r>
+    </w:p>
+    <w:p>
+      <w:r>
+        <w:t>2. Choose checkpoint</w:t>
+      </w:r>
+    </w:p>
+    <w:p>
+      <w:r>
+        <w:t>3. Read validation curve</w:t>
+      </w:r>
+    </w:p>
+    <w:p>
+      <w:pPr>
+        <w:pStyle w:val="Heading3"/>
+      </w:pPr>
+      <w:r>
+        <w:t>My selected conclusion, deciding fact and explanation</w:t>
+      </w:r>
+    </w:p>
+    <w:p>
+      <w:r>
+        <w:t>________________________________________________________________</w:t>
+      </w:r>
+    </w:p>
+    <w:p>
+      <w:r>
+        <w:t>________________________________________________________________</w:t>
+      </w:r>
+    </w:p>
+    <w:p>
+      <w:r>
+        <w:t>________________________________________________________________</w:t>
+      </w:r>
+    </w:p>
+    <w:p>
+      <w:r>
+        <w:t>________________________________________________________________</w:t>
+      </w:r>
+    </w:p>
+    <w:p>
+      <w:r>
+        <w:t>________________________________________________________________</w:t>
+      </w:r>
+    </w:p>
+    <w:p>
+      <w:r>
+        <w:t>Hint if needed: Read the steps in the pictorial case. Match the supplied detail to the stage that performs or records it.</w:t>
+      </w:r>
+    </w:p>
+    <w:p>
+      <w:r>
+        <w:t>After your attempt, compare with the supported explanation: Choose checkpoint Select epoch 2, not epoch 3, under the declared validation criterion. The training curve measures fit to examples used for learning. The validation curve measures a separate set used to choose a checkpoint. The final training loss is smallest here, but its validation loss has risen. Under the supplied selection rule, keep checkpoint two. A later final test must remain outside both learning and checkpoint selection.</w:t>
+      </w:r>
+    </w:p>
+    <w:p>
+      <w:pPr>
+        <w:pStyle w:val="Heading3"/>
+      </w:pPr>
+      <w:r>
+        <w:t>Practice 2: explain the deciding evidence</w:t>
+      </w:r>
+    </w:p>
+    <w:p>
+      <w:r>
+        <w:t>Changed-case practice: Epoch3 validation loss is instead1.5. Which conclusion is supported by the supplied facts?</w:t>
+      </w:r>
+    </w:p>
+    <w:p>
+      <w:r>
+        <w:t>1. Select epoch 3 under the unchanged criterion.</w:t>
+      </w:r>
+    </w:p>
+    <w:p>
+      <w:r>
+        <w:t>2. This one example guarantees correct results for every future input.</w:t>
+      </w:r>
+    </w:p>
+    <w:p>
+      <w:r>
+        <w:t>3. We can decide the result without examining the changed input or the procedure.</w:t>
+      </w:r>
+    </w:p>
+    <w:p>
+      <w:pPr>
+        <w:pStyle w:val="Heading3"/>
+      </w:pPr>
+      <w:r>
+        <w:t>My selected conclusion, deciding fact and explanation</w:t>
+      </w:r>
+    </w:p>
+    <w:p>
+      <w:r>
+        <w:t>________________________________________________________________</w:t>
+      </w:r>
+    </w:p>
+    <w:p>
+      <w:r>
+        <w:t>________________________________________________________________</w:t>
+      </w:r>
+    </w:p>
+    <w:p>
+      <w:r>
+        <w:t>________________________________________________________________</w:t>
+      </w:r>
+    </w:p>
+    <w:p>
+      <w:r>
+        <w:t>________________________________________________________________</w:t>
+      </w:r>
+    </w:p>
+    <w:p>
+      <w:r>
+        <w:t>________________________________________________________________</w:t>
+      </w:r>
+    </w:p>
+    <w:p>
+      <w:r>
+        <w:t>Hint if needed: Use the changed condition and the deciding step in the pictorial trace. The answer must say what follows from those facts.</w:t>
+      </w:r>
+    </w:p>
+    <w:p>
+      <w:r>
+        <w:t>After your attempt, compare with the supported explanation: Select epoch 3 under the unchanged criterion. Its measured validation loss is now below epoch 2’s2; the training curve alone never settled selection.</w:t>
+      </w:r>
+    </w:p>
+    <w:p>
+      <w:pPr>
+        <w:pStyle w:val="Heading3"/>
+      </w:pPr>
+      <w:r>
+        <w:t>Repair a missing building block</w:t>
+      </w:r>
+    </w:p>
+    <w:p>
+      <w:r>
+        <w:t>Review Learning rate experiments (ai-5/14). Goal: Run a controlled comparison of learning rates. Short practice: What should a fair rate comparison hold fixed? Point to the relevant step in the picture, then write the changed result and the rule or evidence that supports it.. Return to this week and explain what you changed.</w:t>
+      </w:r>
+    </w:p>
+    <w:p>
+      <w:r>
+        <w:t>Review Training a small network (ai-5/12). Goal: Trace repeated forward loss gradient and update steps. Short practice: Which parameter changed, and which part was not trained? Point to the relevant step in the picture, then write the changed result and the rule or evidence that supports it.. Return to this week and explain what you changed.</w:t>
+      </w:r>
+    </w:p>
+    <w:p>
+      <w:r>
+        <w:t>Review Slopes and local change (ai-5/9). Goal: Calculate an average rate of change over a stated interval. Short practice: Which calculation disproves “any increase helps”? Point to the relevant step in the picture, then write the changed result and the rule or evidence that supports it.. Return to this week and explain what you changed.</w:t>
+      </w:r>
+    </w:p>
+    <w:p>
+      <w:pPr>
+        <w:pStyle w:val="Heading3"/>
+      </w:pPr>
+      <w:r>
+        <w:t>Predict, run and debug</w:t>
+      </w:r>
+    </w:p>
+    <w:p>
+      <w:r>
+        <w:t>The browser lab lets you edit the supported Python examples already included in this lesson. Predict first, run, inspect the actual output or error, change one input, then run again. Keep code, predictions, actual results and a reasoned revision together. On paper, label your result as a trace rather than an execution.</w:t>
+      </w:r>
+    </w:p>
+    <w:p>
+      <w:pPr>
+        <w:pStyle w:val="Heading3"/>
+      </w:pPr>
+      <w:r>
+        <w:t>Keep your completed work</w:t>
+      </w:r>
+    </w:p>
+    <w:p>
+      <w:r>
+        <w:t>Use Download completed work in the hosted lesson to export your answers, reflections, practice feedback and code-run evidence. Open the HTML copy to read or print it. Drafts stay in this browser when storage is available; clear drafts on a shared device.</w:t>
+      </w:r>
+    </w:p>
+    <w:p>
+      <w:pPr>
+        <w:pStyle w:val="Heading3"/>
+      </w:pPr>
+      <w:r>
+        <w:t>What I repaired, the evidence I kept and the next test</w:t>
+      </w:r>
+    </w:p>
+    <w:p>
+      <w:r>
+        <w:t>________________________________________________________________</w:t>
+      </w:r>
+    </w:p>
+    <w:p>
+      <w:r>
+        <w:t>________________________________________________________________</w:t>
+      </w:r>
+    </w:p>
+    <w:p>
+      <w:r>
+        <w:t>________________________________________________________________</w:t>
+      </w:r>
+    </w:p>
+    <w:p>
+      <w:r>
+        <w:t>________________________________________________________________</w:t>
+      </w:r>
+    </w:p>
+    <w:p>
+      <w:r>
+        <w:t>________________________________________________________________</w:t>
+      </w:r>
+    </w:p>
     <w:sectPr>
       <w:pgSz w:w="12240" w:h="15840"/>
       <w:pgMar w:top="936" w:right="1008" w:bottom="936" w:left="1008" w:header="720" w:footer="720" w:gutter="0"/>

--- a/downloads/workbook/ai-5-week-15.docx
+++ b/downloads/workbook/ai-5-week-15.docx
@@ -30,33 +30,45 @@
     </w:p>
     <w:p>
       <w:r>
-        <w:t>Try the recall before opening notes. Then use a different colour or a labelled second line to correct your explanation.</w:t>
+        <w:t>Record your starting explanation for Training and validation curves before opening notes. Show any later correction separately.</w:t>
       </w:r>
     </w:p>
     <w:p>
       <w:pPr>
-        <w:pStyle w:val="Heading3"/>
-      </w:pPr>
-      <w:r>
-        <w:t>Learning rate experiments</w:t>
+        <w:spacing w:line="336" w:lineRule="auto" w:after="180"/>
+      </w:pPr>
+      <w:r>
+        <w:rPr>
+          <w:b w:val="0"/>
+        </w:rPr>
+        <w:t>Try the recall before opening notes. Then use a different colour or a labelled second line to correct your explanation.</w:t>
       </w:r>
     </w:p>
     <w:p>
-      <w:r>
-        <w:t>Without opening the old lesson, explain one key idea from Learning rate experiments. Give an example and a mistake that the idea helps you avoid.</w:t>
+      <w:pPr>
+        <w:pStyle w:val="Heading3"/>
+      </w:pPr>
+      <w:r>
+        <w:t>Learning rate experiments</w:t>
       </w:r>
     </w:p>
     <w:p>
       <w:pPr>
-        <w:pStyle w:val="Heading3"/>
-      </w:pPr>
-      <w:r>
-        <w:t>My remembered idea, example and correction</w:t>
+        <w:spacing w:line="336" w:lineRule="auto" w:after="180"/>
+      </w:pPr>
+      <w:r>
+        <w:rPr>
+          <w:b w:val="0"/>
+        </w:rPr>
+        <w:t>Without opening the old lesson, explain one key idea from Learning rate experiments. Give an example and a mistake that the idea helps you avoid.</w:t>
       </w:r>
     </w:p>
     <w:p>
-      <w:r>
-        <w:t>________________________________________________________________</w:t>
+      <w:pPr>
+        <w:pStyle w:val="Heading3"/>
+      </w:pPr>
+      <w:r>
+        <w:t>My remembered idea, example and correction</w:t>
       </w:r>
     </w:p>
     <w:p>
@@ -70,29 +82,47 @@
       </w:r>
     </w:p>
     <w:p>
-      <w:pPr>
-        <w:pStyle w:val="Heading3"/>
-      </w:pPr>
-      <w:r>
-        <w:t>Training a small network</w:t>
+      <w:r>
+        <w:t>________________________________________________________________</w:t>
       </w:r>
     </w:p>
     <w:p>
-      <w:r>
-        <w:t>Without opening the old lesson, explain one key idea from Training a small network. Give an example and a mistake that the idea helps you avoid.</w:t>
+      <w:pPr>
+        <w:pStyle w:val="Heading3"/>
+      </w:pPr>
+      <w:r>
+        <w:t>Training a small network</w:t>
       </w:r>
     </w:p>
     <w:p>
       <w:pPr>
-        <w:pStyle w:val="Heading3"/>
-      </w:pPr>
-      <w:r>
-        <w:t>My remembered idea, example and correction</w:t>
+        <w:spacing w:line="336" w:lineRule="auto" w:after="180"/>
+      </w:pPr>
+      <w:r>
+        <w:rPr>
+          <w:b w:val="0"/>
+        </w:rPr>
+        <w:t xml:space="preserve">Without opening the old lesson, explain one key idea from </w:t>
+      </w:r>
+      <w:r>
+        <w:rPr>
+          <w:b/>
+        </w:rPr>
+        <w:t>Training</w:t>
+      </w:r>
+      <w:r>
+        <w:rPr>
+          <w:b w:val="0"/>
+        </w:rPr>
+        <w:t xml:space="preserve"> a small network. Give an example and a mistake that the idea helps you avoid.</w:t>
       </w:r>
     </w:p>
     <w:p>
-      <w:r>
-        <w:t>________________________________________________________________</w:t>
+      <w:pPr>
+        <w:pStyle w:val="Heading3"/>
+      </w:pPr>
+      <w:r>
+        <w:t>My remembered idea, example and correction</w:t>
       </w:r>
     </w:p>
     <w:p>
@@ -106,29 +136,35 @@
       </w:r>
     </w:p>
     <w:p>
-      <w:pPr>
-        <w:pStyle w:val="Heading3"/>
-      </w:pPr>
-      <w:r>
-        <w:t>Slopes and local change</w:t>
+      <w:r>
+        <w:t>________________________________________________________________</w:t>
       </w:r>
     </w:p>
     <w:p>
-      <w:r>
-        <w:t>Without opening the old lesson, explain one key idea from Slopes and local change. Give an example and a mistake that the idea helps you avoid.</w:t>
+      <w:pPr>
+        <w:pStyle w:val="Heading3"/>
+      </w:pPr>
+      <w:r>
+        <w:t>Slopes and local change</w:t>
       </w:r>
     </w:p>
     <w:p>
       <w:pPr>
-        <w:pStyle w:val="Heading3"/>
-      </w:pPr>
-      <w:r>
-        <w:t>My remembered idea, example and correction</w:t>
+        <w:spacing w:line="336" w:lineRule="auto" w:after="180"/>
+      </w:pPr>
+      <w:r>
+        <w:rPr>
+          <w:b w:val="0"/>
+        </w:rPr>
+        <w:t>Without opening the old lesson, explain one key idea from Slopes and local change. Give an example and a mistake that the idea helps you avoid.</w:t>
       </w:r>
     </w:p>
     <w:p>
-      <w:r>
-        <w:t>________________________________________________________________</w:t>
+      <w:pPr>
+        <w:pStyle w:val="Heading3"/>
+      </w:pPr>
+      <w:r>
+        <w:t>My remembered idea, example and correction</w:t>
       </w:r>
     </w:p>
     <w:p>
@@ -142,16 +178,56 @@
       </w:r>
     </w:p>
     <w:p>
-      <w:pPr>
-        <w:pStyle w:val="Heading1"/>
-      </w:pPr>
-      <w:r>
-        <w:t>02. Practise with fading help</w:t>
+      <w:r>
+        <w:t>________________________________________________________________</w:t>
       </w:r>
     </w:p>
     <w:p>
-      <w:r>
-        <w:t>Use W2: Use the declared rule for Training and validation curves. Record the answer once; the lesson and workbook refer to the same attempt.</w:t>
+      <w:pPr>
+        <w:pStyle w:val="Heading1"/>
+      </w:pPr>
+      <w:r>
+        <w:t>02. Practise with fading help</w:t>
+      </w:r>
+    </w:p>
+    <w:p>
+      <w:r>
+        <w:t>Complete the supported Training and validation curves trace and record the first step you can explain without help.</w:t>
+      </w:r>
+    </w:p>
+    <w:p>
+      <w:pPr>
+        <w:spacing w:line="336" w:lineRule="auto" w:after="180"/>
+      </w:pPr>
+      <w:r>
+        <w:rPr>
+          <w:b w:val="0"/>
+        </w:rPr>
+        <w:t xml:space="preserve">Use W2: Use the declared rule for </w:t>
+      </w:r>
+      <w:r>
+        <w:rPr>
+          <w:b/>
+        </w:rPr>
+        <w:t>Training</w:t>
+      </w:r>
+      <w:r>
+        <w:rPr>
+          <w:b w:val="0"/>
+        </w:rPr>
+        <w:t xml:space="preserve"> and </w:t>
+      </w:r>
+      <w:r>
+        <w:rPr>
+          <w:b/>
+        </w:rPr>
+        <w:t>validation curve</w:t>
+      </w:r>
+      <w:r>
+        <w:rPr>
+          <w:b w:val="0"/>
+        </w:rPr>
+        <w:t>s. Record the answer once; the lesson and workbook refer to the same attempt.</w:t>
       </w:r>
     </w:p>
     <w:tbl>
@@ -279,25 +355,73 @@
     </w:p>
     <w:p>
       <w:r>
-        <w:t>Use the worked case for Training and validation curves. Proposed explanation: “The last checkpoint is always best”. Decide whether this explanation is supported. Point to the step or supplied fact that decides; explain your repair if needed.</w:t>
+        <w:t>Check the proposed Training and validation curves explanation against the supplied facts before discussing it.</w:t>
       </w:r>
     </w:p>
     <w:p>
       <w:pPr>
-        <w:pStyle w:val="Heading3"/>
-      </w:pPr>
-      <w:r>
-        <w:t>My explanation before partner discussion</w:t>
+        <w:spacing w:line="336" w:lineRule="auto" w:after="180"/>
+      </w:pPr>
+      <w:r>
+        <w:rPr>
+          <w:b w:val="0"/>
+        </w:rPr>
+        <w:t xml:space="preserve">Use the worked case for </w:t>
+      </w:r>
+      <w:r>
+        <w:rPr>
+          <w:b/>
+        </w:rPr>
+        <w:t>Training</w:t>
+      </w:r>
+      <w:r>
+        <w:rPr>
+          <w:b w:val="0"/>
+        </w:rPr>
+        <w:t xml:space="preserve"> and </w:t>
+      </w:r>
+      <w:r>
+        <w:rPr>
+          <w:b/>
+        </w:rPr>
+        <w:t>validation curve</w:t>
+      </w:r>
+      <w:r>
+        <w:rPr>
+          <w:b w:val="0"/>
+        </w:rPr>
+        <w:t xml:space="preserve">s. Proposed explanation: “The last </w:t>
+      </w:r>
+      <w:r>
+        <w:rPr>
+          <w:b/>
+        </w:rPr>
+        <w:t>checkpoint</w:t>
+      </w:r>
+      <w:r>
+        <w:rPr>
+          <w:b w:val="0"/>
+        </w:rPr>
+        <w:t xml:space="preserve"> is always best”. Decide whether this explanation is supported.</w:t>
       </w:r>
     </w:p>
     <w:p>
-      <w:r>
-        <w:t>________________________________________________________________</w:t>
+      <w:pPr>
+        <w:spacing w:line="336" w:lineRule="auto" w:after="180"/>
+      </w:pPr>
+      <w:r>
+        <w:rPr>
+          <w:b w:val="0"/>
+        </w:rPr>
+        <w:t>Point to the step or supplied fact that decides; explain your repair if needed.</w:t>
       </w:r>
     </w:p>
     <w:p>
-      <w:r>
-        <w:t>________________________________________________________________</w:t>
+      <w:pPr>
+        <w:pStyle w:val="Heading3"/>
+      </w:pPr>
+      <w:r>
+        <w:t>My explanation before partner discussion</w:t>
       </w:r>
     </w:p>
     <w:p>
@@ -311,52 +435,88 @@
       </w:r>
     </w:p>
     <w:p>
-      <w:pPr>
-        <w:pStyle w:val="Heading1"/>
-      </w:pPr>
-      <w:r>
-        <w:t>04. Independent transfer case</w:t>
+      <w:r>
+        <w:t>________________________________________________________________</w:t>
       </w:r>
     </w:p>
     <w:p>
-      <w:pPr>
-        <w:pStyle w:val="Heading3"/>
-      </w:pPr>
-      <w:r>
-        <w:t>Independent case: Evaluate new checkpoints independently</w:t>
+      <w:r>
+        <w:t>________________________________________________________________</w:t>
       </w:r>
     </w:p>
     <w:p>
-      <w:r>
-        <w:t>Use h = ReLU(x), y = vh, candidate v values 1, 1.5 and 2. Training pairs are (1, 2), (2, 4); validation pairs are (1, 1), (2, 2). Calculate both MSE columns and select by minimum validation MSE. Explain the disagreement with selection by training loss.</w:t>
+      <w:pPr>
+        <w:pStyle w:val="Heading1"/>
+      </w:pPr>
+      <w:r>
+        <w:t>04. Independent transfer case</w:t>
       </w:r>
     </w:p>
     <w:p>
-      <w:pPr>
-        <w:pStyle w:val="Heading3"/>
-      </w:pPr>
-      <w:r>
-        <w:t>My independent explanation, trace and limits</w:t>
+      <w:r>
+        <w:t>Write one first attempt at the reserved independent case before feedback. Repeated copies of that case refer to the same recorded attempt.</w:t>
       </w:r>
     </w:p>
     <w:p>
-      <w:r>
-        <w:t>________________________________________________________________</w:t>
+      <w:pPr>
+        <w:pStyle w:val="Heading3"/>
+      </w:pPr>
+      <w:r>
+        <w:t>Independent case: Evaluate new checkpoints independently</w:t>
       </w:r>
     </w:p>
     <w:p>
-      <w:r>
-        <w:t>________________________________________________________________</w:t>
+      <w:pPr>
+        <w:spacing w:line="336" w:lineRule="auto" w:after="180"/>
+      </w:pPr>
+      <w:r>
+        <w:rPr>
+          <w:b w:val="0"/>
+        </w:rPr>
+        <w:t xml:space="preserve">Use h = ReLU(x), y = vh, candidate v values 1, 1.5 and 2. </w:t>
+      </w:r>
+      <w:r>
+        <w:rPr>
+          <w:b/>
+        </w:rPr>
+        <w:t>Training</w:t>
+      </w:r>
+      <w:r>
+        <w:rPr>
+          <w:b w:val="0"/>
+        </w:rPr>
+        <w:t xml:space="preserve"> pairs are (1, 2), (2, 4); validation pairs are (1, 1), (2, 2). Calculate both MSE columns and select by minimum validation MSE.</w:t>
       </w:r>
     </w:p>
     <w:p>
-      <w:r>
-        <w:t>________________________________________________________________</w:t>
+      <w:pPr>
+        <w:spacing w:line="336" w:lineRule="auto" w:after="180"/>
+      </w:pPr>
+      <w:r>
+        <w:rPr>
+          <w:b w:val="0"/>
+        </w:rPr>
+        <w:t xml:space="preserve">Explain the disagreement with selection by </w:t>
+      </w:r>
+      <w:r>
+        <w:rPr>
+          <w:b/>
+        </w:rPr>
+        <w:t>training</w:t>
+      </w:r>
+      <w:r>
+        <w:rPr>
+          <w:b w:val="0"/>
+        </w:rPr>
+        <w:t xml:space="preserve"> loss.</w:t>
       </w:r>
     </w:p>
     <w:p>
-      <w:r>
-        <w:t>________________________________________________________________</w:t>
+      <w:pPr>
+        <w:pStyle w:val="Heading3"/>
+      </w:pPr>
+      <w:r>
+        <w:t>My independent explanation, trace and limits</w:t>
       </w:r>
     </w:p>
     <w:p>
@@ -376,53 +536,77 @@
     </w:p>
     <w:p>
       <w:r>
-        <w:t>Attempt this case before feedback. Record any help. Earlier examples below are further practice; a case already practised with feedback cannot establish fresh transfer.</w:t>
+        <w:t>________________________________________________________________</w:t>
       </w:r>
     </w:p>
     <w:p>
-      <w:pPr>
-        <w:pStyle w:val="Heading1"/>
-      </w:pPr>
-      <w:r>
-        <w:t>05. W1 Recover a plotted point</w:t>
+      <w:r>
+        <w:t>________________________________________________________________</w:t>
       </w:r>
     </w:p>
     <w:p>
       <w:r>
-        <w:t>At v = 1, compute both validation predictions, residuals and MSE on (3, 4.5) and (4, 6).</w:t>
+        <w:t>________________________________________________________________</w:t>
       </w:r>
     </w:p>
     <w:p>
-      <w:pPr>
-        <w:pStyle w:val="Heading3"/>
-      </w:pPr>
-      <w:r>
-        <w:t>My reasoning and evidence</w:t>
+      <w:r>
+        <w:t>________________________________________________________________</w:t>
       </w:r>
     </w:p>
     <w:p>
-      <w:r>
-        <w:t>________________________________________________________________</w:t>
+      <w:pPr>
+        <w:spacing w:line="336" w:lineRule="auto" w:after="180"/>
+      </w:pPr>
+      <w:r>
+        <w:rPr>
+          <w:b w:val="0"/>
+        </w:rPr>
+        <w:t>Attempt this case before feedback. Record any help. Earlier examples below are further practice; a case already practised with feedback cannot establish fresh transfer.</w:t>
       </w:r>
     </w:p>
     <w:p>
-      <w:r>
-        <w:t>________________________________________________________________</w:t>
+      <w:pPr>
+        <w:pStyle w:val="Heading1"/>
+      </w:pPr>
+      <w:r>
+        <w:t>05. W1 Recover a plotted point</w:t>
       </w:r>
     </w:p>
     <w:p>
       <w:r>
-        <w:t>________________________________________________________________</w:t>
+        <w:t>Recover a plotted point. Apply the supplied Training and validation curves facts and keep your reasoning.</w:t>
       </w:r>
     </w:p>
     <w:p>
-      <w:r>
-        <w:t>________________________________________________________________</w:t>
+      <w:pPr>
+        <w:spacing w:line="336" w:lineRule="auto" w:after="180"/>
+      </w:pPr>
+      <w:r>
+        <w:rPr>
+          <w:b w:val="0"/>
+        </w:rPr>
+        <w:t xml:space="preserve">At v = 1, compute both validation </w:t>
+      </w:r>
+      <w:r>
+        <w:rPr>
+          <w:b/>
+        </w:rPr>
+        <w:t>prediction</w:t>
+      </w:r>
+      <w:r>
+        <w:rPr>
+          <w:b w:val="0"/>
+        </w:rPr>
+        <w:t>s, residuals and MSE on (3, 4.5) and (4, 6).</w:t>
       </w:r>
     </w:p>
     <w:p>
-      <w:r>
-        <w:t>________________________________________________________________</w:t>
+      <w:pPr>
+        <w:pStyle w:val="Heading3"/>
+      </w:pPr>
+      <w:r>
+        <w:t>My reasoning and evidence</w:t>
       </w:r>
     </w:p>
     <w:p>
@@ -431,24 +615,18 @@
       </w:r>
     </w:p>
     <w:p>
-      <w:pPr>
-        <w:pStyle w:val="Heading1"/>
-      </w:pPr>
-      <w:r>
-        <w:t>06. W2 Use the declared rule</w:t>
+      <w:r>
+        <w:t>________________________________________________________________</w:t>
       </w:r>
     </w:p>
     <w:p>
       <w:r>
-        <w:t>Observed validation MSE at checkpoints 0 to 4 is [5, 2, 1, 1, 1.2]. Lowest loss wins with earlier exact ties. Which checkpoint is selected? What if training loss is lowest at checkpoint 4?</w:t>
+        <w:t>________________________________________________________________</w:t>
       </w:r>
     </w:p>
     <w:p>
-      <w:pPr>
-        <w:pStyle w:val="Heading3"/>
-      </w:pPr>
-      <w:r>
-        <w:t>My reasoning and evidence</w:t>
+      <w:r>
+        <w:t>________________________________________________________________</w:t>
       </w:r>
     </w:p>
     <w:p>
@@ -462,44 +640,99 @@
       </w:r>
     </w:p>
     <w:p>
-      <w:r>
-        <w:t>________________________________________________________________</w:t>
+      <w:pPr>
+        <w:pStyle w:val="Heading1"/>
+      </w:pPr>
+      <w:r>
+        <w:t>06. W2 Use the declared rule</w:t>
       </w:r>
     </w:p>
     <w:p>
       <w:r>
-        <w:t>________________________________________________________________</w:t>
+        <w:t>Use the declared rule. Apply the supplied Training and validation curves facts and keep your reasoning.</w:t>
       </w:r>
     </w:p>
     <w:p>
-      <w:r>
-        <w:t>________________________________________________________________</w:t>
+      <w:pPr>
+        <w:spacing w:line="336" w:lineRule="auto" w:after="180"/>
+        <w:shd w:fill="F5F1FB"/>
+      </w:pPr>
+      <w:r>
+        <w:rPr>
+          <w:b w:val="0"/>
+        </w:rPr>
+        <w:t xml:space="preserve">Observed validation MSE at </w:t>
+      </w:r>
+      <w:r>
+        <w:rPr>
+          <w:b/>
+        </w:rPr>
+        <w:t>checkpoint</w:t>
+      </w:r>
+      <w:r>
+        <w:rPr>
+          <w:b w:val="0"/>
+        </w:rPr>
+        <w:t xml:space="preserve">s 0 to 4 is [5, 2, 1, 1, 1.2]. Lowest loss wins with earlier exact ties. Which </w:t>
+      </w:r>
+      <w:r>
+        <w:rPr>
+          <w:b/>
+        </w:rPr>
+        <w:t>checkpoint</w:t>
+      </w:r>
+      <w:r>
+        <w:rPr>
+          <w:b w:val="0"/>
+        </w:rPr>
+        <w:t xml:space="preserve"> is selected? What if </w:t>
+      </w:r>
+      <w:r>
+        <w:rPr>
+          <w:b/>
+        </w:rPr>
+        <w:t>training</w:t>
+      </w:r>
+      <w:r>
+        <w:rPr>
+          <w:b w:val="0"/>
+        </w:rPr>
+        <w:t xml:space="preserve"> loss is lowest at </w:t>
+      </w:r>
+      <w:r>
+        <w:rPr>
+          <w:b/>
+        </w:rPr>
+        <w:t>checkpoint</w:t>
+      </w:r>
+      <w:r>
+        <w:rPr>
+          <w:b w:val="0"/>
+        </w:rPr>
+        <w:t xml:space="preserve"> 4?</w:t>
       </w:r>
     </w:p>
     <w:p>
-      <w:r>
-        <w:t>________________________________________________________________</w:t>
+      <w:pPr>
+        <w:pStyle w:val="Heading3"/>
+      </w:pPr>
+      <w:r>
+        <w:t>My reasoning and evidence</w:t>
       </w:r>
     </w:p>
     <w:p>
-      <w:pPr>
-        <w:pStyle w:val="Heading1"/>
-      </w:pPr>
-      <w:r>
-        <w:t>07. W3 Repair incompatible measures</w:t>
+      <w:r>
+        <w:t>________________________________________________________________</w:t>
       </w:r>
     </w:p>
     <w:p>
       <w:r>
-        <w:t>A training report shows sum of squared errors 12 over six rows. Validation shows mean squared error 3 over two rows in the same target units. A learner says training error is four times larger. Repair the comparison.</w:t>
+        <w:t>________________________________________________________________</w:t>
       </w:r>
     </w:p>
     <w:p>
-      <w:pPr>
-        <w:pStyle w:val="Heading3"/>
-      </w:pPr>
-      <w:r>
-        <w:t>My reasoning and evidence</w:t>
+      <w:r>
+        <w:t>________________________________________________________________</w:t>
       </w:r>
     </w:p>
     <w:p>
@@ -518,39 +751,69 @@
       </w:r>
     </w:p>
     <w:p>
-      <w:r>
-        <w:t>________________________________________________________________</w:t>
+      <w:pPr>
+        <w:pStyle w:val="Heading1"/>
+      </w:pPr>
+      <w:r>
+        <w:t>07. W3 Repair incompatible measures</w:t>
       </w:r>
     </w:p>
     <w:p>
       <w:r>
-        <w:t>________________________________________________________________</w:t>
+        <w:t>Repair incompatible measures. Apply the supplied Training and validation curves facts and keep your reasoning.</w:t>
       </w:r>
     </w:p>
     <w:p>
-      <w:r>
-        <w:t>________________________________________________________________</w:t>
+      <w:pPr>
+        <w:spacing w:line="336" w:lineRule="auto" w:after="180"/>
+      </w:pPr>
+      <w:r>
+        <w:rPr>
+          <w:b w:val="0"/>
+        </w:rPr>
+        <w:t xml:space="preserve">A </w:t>
+      </w:r>
+      <w:r>
+        <w:rPr>
+          <w:b/>
+        </w:rPr>
+        <w:t>training</w:t>
+      </w:r>
+      <w:r>
+        <w:rPr>
+          <w:b w:val="0"/>
+        </w:rPr>
+        <w:t xml:space="preserve"> report shows sum of squared errors 12 over six rows. Validation shows mean squared error 3 over two rows in the same target units. A learner says </w:t>
+      </w:r>
+      <w:r>
+        <w:rPr>
+          <w:b/>
+        </w:rPr>
+        <w:t>training</w:t>
+      </w:r>
+      <w:r>
+        <w:rPr>
+          <w:b w:val="0"/>
+        </w:rPr>
+        <w:t xml:space="preserve"> error is four times larger. Repair the comparison.</w:t>
       </w:r>
     </w:p>
     <w:p>
       <w:pPr>
-        <w:pStyle w:val="Heading1"/>
-      </w:pPr>
-      <w:r>
-        <w:t>08. W4 Evaluate new checkpoints independently</w:t>
+        <w:pStyle w:val="Heading3"/>
+      </w:pPr>
+      <w:r>
+        <w:t>My reasoning and evidence</w:t>
       </w:r>
     </w:p>
     <w:p>
       <w:r>
-        <w:t>Use h = ReLU(x), y = vh, candidate v values 1, 1.5 and 2. Training pairs are (1, 2), (2, 4); validation pairs are (1, 1), (2, 2). Calculate both MSE columns and select by minimum validation MSE. Explain the disagreement with selection by training loss.</w:t>
+        <w:t>________________________________________________________________</w:t>
       </w:r>
     </w:p>
     <w:p>
-      <w:pPr>
-        <w:pStyle w:val="Heading3"/>
-      </w:pPr>
-      <w:r>
-        <w:t>My reasoning and evidence</w:t>
+      <w:r>
+        <w:t>________________________________________________________________</w:t>
       </w:r>
     </w:p>
     <w:p>
@@ -574,44 +837,80 @@
       </w:r>
     </w:p>
     <w:p>
-      <w:r>
-        <w:t>________________________________________________________________</w:t>
+      <w:pPr>
+        <w:pStyle w:val="Heading1"/>
+      </w:pPr>
+      <w:r>
+        <w:t>08. W4 Evaluate new checkpoints independently</w:t>
       </w:r>
     </w:p>
     <w:p>
       <w:r>
-        <w:t>________________________________________________________________</w:t>
+        <w:t>Attempt before feedback. If this repeats the selected independent case, reuse that first attempt; otherwise keep a separate record. Evaluate new checkpoints independently. Apply the supplied Training and validation curves facts and keep your reasoning.</w:t>
       </w:r>
     </w:p>
     <w:p>
-      <w:r>
-        <w:t>________________________________________________________________</w:t>
+      <w:pPr>
+        <w:spacing w:line="336" w:lineRule="auto" w:after="180"/>
+      </w:pPr>
+      <w:r>
+        <w:rPr>
+          <w:b w:val="0"/>
+        </w:rPr>
+        <w:t xml:space="preserve">Use h = ReLU(x), y = vh, candidate v values 1, 1.5 and 2. </w:t>
+      </w:r>
+      <w:r>
+        <w:rPr>
+          <w:b/>
+        </w:rPr>
+        <w:t>Training</w:t>
+      </w:r>
+      <w:r>
+        <w:rPr>
+          <w:b w:val="0"/>
+        </w:rPr>
+        <w:t xml:space="preserve"> pairs are (1, 2), (2, 4); validation pairs are (1, 1), (2, 2). Calculate both MSE columns and select by minimum validation MSE.</w:t>
       </w:r>
     </w:p>
     <w:p>
-      <w:r>
-        <w:t>________________________________________________________________</w:t>
+      <w:pPr>
+        <w:spacing w:line="336" w:lineRule="auto" w:after="180"/>
+      </w:pPr>
+      <w:r>
+        <w:rPr>
+          <w:b w:val="0"/>
+        </w:rPr>
+        <w:t xml:space="preserve">Explain the disagreement with selection by </w:t>
+      </w:r>
+      <w:r>
+        <w:rPr>
+          <w:b/>
+        </w:rPr>
+        <w:t>training</w:t>
+      </w:r>
+      <w:r>
+        <w:rPr>
+          <w:b w:val="0"/>
+        </w:rPr>
+        <w:t xml:space="preserve"> loss.</w:t>
       </w:r>
     </w:p>
     <w:p>
       <w:pPr>
-        <w:pStyle w:val="Heading1"/>
-      </w:pPr>
-      <w:r>
-        <w:t>09. W5 Limit a curve diagnosis</w:t>
+        <w:pStyle w:val="Heading3"/>
+      </w:pPr>
+      <w:r>
+        <w:t>My reasoning and evidence</w:t>
       </w:r>
     </w:p>
     <w:p>
       <w:r>
-        <w:t>Training loss falls while validation loss rises. Give two checks before declaring model complexity the cause, and explain why repeatedly selecting with validation makes it development evidence.</w:t>
+        <w:t>________________________________________________________________</w:t>
       </w:r>
     </w:p>
     <w:p>
-      <w:pPr>
-        <w:pStyle w:val="Heading3"/>
-      </w:pPr>
-      <w:r>
-        <w:t>My reasoning and evidence</w:t>
+      <w:r>
+        <w:t>________________________________________________________________</w:t>
       </w:r>
     </w:p>
     <w:p>
@@ -649,25 +948,49 @@
         <w:pStyle w:val="Heading1"/>
       </w:pPr>
       <w:r>
-        <w:t>10. Project checkpoint and reflection</w:t>
+        <w:t>09. W5 Limit a curve diagnosis</w:t>
       </w:r>
     </w:p>
     <w:p>
       <w:r>
-        <w:t>Add a labelled training and validation curves evidence sheet to Image-pattern Network Investigation. Show how you can compute comparable training and validation losses at saved checkpoints. Use the supplied fictional case and keep its inputs, intermediate steps, calculation or prediction, and limitation. Connect this record to last week’s record; a matching answer without a trace is insufficient.</w:t>
+        <w:t>Limit a curve diagnosis. Apply the supplied Training and validation curves facts and keep your reasoning.</w:t>
       </w:r>
     </w:p>
     <w:p>
       <w:pPr>
-        <w:pStyle w:val="Heading3"/>
-      </w:pPr>
-      <w:r>
-        <w:t>My project change, supporting evidence and remaining limit</w:t>
+        <w:spacing w:line="336" w:lineRule="auto" w:after="180"/>
+      </w:pPr>
+      <w:r>
+        <w:rPr>
+          <w:b/>
+        </w:rPr>
+        <w:t>Training</w:t>
+      </w:r>
+      <w:r>
+        <w:rPr>
+          <w:b w:val="0"/>
+        </w:rPr>
+        <w:t xml:space="preserve"> loss falls while validation loss rises. Give two checks before declaring model complexity the cause, and explain why repeatedly selecting with validation makes it development </w:t>
+      </w:r>
+      <w:r>
+        <w:rPr>
+          <w:b/>
+        </w:rPr>
+        <w:t>evidence</w:t>
+      </w:r>
+      <w:r>
+        <w:rPr>
+          <w:b w:val="0"/>
+        </w:rPr>
+        <w:t>.</w:t>
       </w:r>
     </w:p>
     <w:p>
-      <w:r>
-        <w:t>________________________________________________________________</w:t>
+      <w:pPr>
+        <w:pStyle w:val="Heading3"/>
+      </w:pPr>
+      <w:r>
+        <w:t>My reasoning and evidence</w:t>
       </w:r>
     </w:p>
     <w:p>
@@ -696,11 +1019,178 @@
       </w:r>
     </w:p>
     <w:p>
+      <w:r>
+        <w:t>________________________________________________________________</w:t>
+      </w:r>
+    </w:p>
+    <w:p>
       <w:pPr>
         <w:pStyle w:val="Heading1"/>
       </w:pPr>
       <w:r>
+        <w:t>10. Project checkpoint and reflection</w:t>
+      </w:r>
+    </w:p>
+    <w:p>
+      <w:r>
+        <w:t>Connect Training and validation curves to Image-pattern Network Investigation, identify a limit and choose the next useful test.</w:t>
+      </w:r>
+    </w:p>
+    <w:p>
+      <w:pPr>
+        <w:spacing w:line="336" w:lineRule="auto" w:after="180"/>
+      </w:pPr>
+      <w:r>
+        <w:rPr>
+          <w:b w:val="0"/>
+        </w:rPr>
+        <w:t xml:space="preserve">Add a labelled </w:t>
+      </w:r>
+      <w:r>
+        <w:rPr>
+          <w:b/>
+        </w:rPr>
+        <w:t>training</w:t>
+      </w:r>
+      <w:r>
+        <w:rPr>
+          <w:b w:val="0"/>
+        </w:rPr>
+        <w:t xml:space="preserve"> and </w:t>
+      </w:r>
+      <w:r>
+        <w:rPr>
+          <w:b/>
+        </w:rPr>
+        <w:t>validation curve</w:t>
+      </w:r>
+      <w:r>
+        <w:rPr>
+          <w:b w:val="0"/>
+        </w:rPr>
+        <w:t xml:space="preserve">s </w:t>
+      </w:r>
+      <w:r>
+        <w:rPr>
+          <w:b/>
+        </w:rPr>
+        <w:t>evidence</w:t>
+      </w:r>
+      <w:r>
+        <w:rPr>
+          <w:b w:val="0"/>
+        </w:rPr>
+        <w:t xml:space="preserve"> sheet to Image-pattern Network Investigation. Show how you can compute comparable </w:t>
+      </w:r>
+      <w:r>
+        <w:rPr>
+          <w:b/>
+        </w:rPr>
+        <w:t>training</w:t>
+      </w:r>
+      <w:r>
+        <w:rPr>
+          <w:b w:val="0"/>
+        </w:rPr>
+        <w:t xml:space="preserve"> and validation losses at saved </w:t>
+      </w:r>
+      <w:r>
+        <w:rPr>
+          <w:b/>
+        </w:rPr>
+        <w:t>checkpoint</w:t>
+      </w:r>
+      <w:r>
+        <w:rPr>
+          <w:b w:val="0"/>
+        </w:rPr>
+        <w:t>s.</w:t>
+      </w:r>
+    </w:p>
+    <w:p>
+      <w:pPr>
+        <w:spacing w:line="336" w:lineRule="auto" w:after="180"/>
+      </w:pPr>
+      <w:r>
+        <w:rPr>
+          <w:b w:val="0"/>
+        </w:rPr>
+        <w:t xml:space="preserve">Use the supplied fictional case and keep its </w:t>
+      </w:r>
+      <w:r>
+        <w:rPr>
+          <w:b/>
+        </w:rPr>
+        <w:t>input</w:t>
+      </w:r>
+      <w:r>
+        <w:rPr>
+          <w:b w:val="0"/>
+        </w:rPr>
+        <w:t xml:space="preserve">s, intermediate steps, calculation or </w:t>
+      </w:r>
+      <w:r>
+        <w:rPr>
+          <w:b/>
+        </w:rPr>
+        <w:t>prediction</w:t>
+      </w:r>
+      <w:r>
+        <w:rPr>
+          <w:b w:val="0"/>
+        </w:rPr>
+        <w:t>, and limitation. Connect this record to last week’s record; a matching answer without a trace is insufficient.</w:t>
+      </w:r>
+    </w:p>
+    <w:p>
+      <w:pPr>
+        <w:pStyle w:val="Heading3"/>
+      </w:pPr>
+      <w:r>
+        <w:t>My project change, supporting evidence and remaining limit</w:t>
+      </w:r>
+    </w:p>
+    <w:p>
+      <w:r>
+        <w:t>________________________________________________________________</w:t>
+      </w:r>
+    </w:p>
+    <w:p>
+      <w:r>
+        <w:t>________________________________________________________________</w:t>
+      </w:r>
+    </w:p>
+    <w:p>
+      <w:r>
+        <w:t>________________________________________________________________</w:t>
+      </w:r>
+    </w:p>
+    <w:p>
+      <w:r>
+        <w:t>________________________________________________________________</w:t>
+      </w:r>
+    </w:p>
+    <w:p>
+      <w:r>
+        <w:t>________________________________________________________________</w:t>
+      </w:r>
+    </w:p>
+    <w:p>
+      <w:r>
+        <w:t>________________________________________________________________</w:t>
+      </w:r>
+    </w:p>
+    <w:p>
+      <w:pPr>
+        <w:pStyle w:val="Heading1"/>
+      </w:pPr>
+      <w:r>
         <w:t>11. Feedback, return check and learning record</w:t>
+      </w:r>
+    </w:p>
+    <w:p>
+      <w:r>
+        <w:t>Record the first repaired step and a different case to revisit after a delay.</w:t>
       </w:r>
     </w:p>
     <w:tbl>
@@ -840,7 +1330,13 @@
       </w:tr>
     </w:tbl>
     <w:p>
-      <w:r>
+      <w:pPr>
+        <w:spacing w:line="336" w:lineRule="auto" w:after="180"/>
+      </w:pPr>
+      <w:r>
+        <w:rPr>
+          <w:b w:val="0"/>
+        </w:rPr>
         <w:t>Revisit this idea with your teacher after a delay. Familiarity is different from explaining and using it on a changed case.</w:t>
       </w:r>
     </w:p>
@@ -854,17 +1350,88 @@
     </w:p>
     <w:p>
       <w:r>
-        <w:t>Plot training and validation loss for checkpoints before opening final cases.</w:t>
+        <w:t>Plot training and validation loss for checkpoints before opening final cases. Explain the labelled step before checking the changed condition.</w:t>
       </w:r>
     </w:p>
     <w:p>
-      <w:r>
-        <w:t>Supplied checkpoint losses: epoch 1 train4, val3; epoch 2 train2, val2; epoch 3 train1, val2.5. Selection: smallest validation loss.</w:t>
+      <w:pPr>
+        <w:spacing w:line="336" w:lineRule="auto" w:after="180"/>
+      </w:pPr>
+      <w:r>
+        <w:rPr>
+          <w:b w:val="0"/>
+        </w:rPr>
+        <w:t xml:space="preserve">Plot </w:t>
+      </w:r>
+      <w:r>
+        <w:rPr>
+          <w:b/>
+        </w:rPr>
+        <w:t>training</w:t>
+      </w:r>
+      <w:r>
+        <w:rPr>
+          <w:b w:val="0"/>
+        </w:rPr>
+        <w:t xml:space="preserve"> and validation loss for </w:t>
+      </w:r>
+      <w:r>
+        <w:rPr>
+          <w:b/>
+        </w:rPr>
+        <w:t>checkpoint</w:t>
+      </w:r>
+      <w:r>
+        <w:rPr>
+          <w:b w:val="0"/>
+        </w:rPr>
+        <w:t>s before opening final cases.</w:t>
       </w:r>
     </w:p>
     <w:p>
-      <w:r>
-        <w:t>All inputs and outcomes in this worked example are invented classroom data; no real model run is claimed.</w:t>
+      <w:pPr>
+        <w:spacing w:line="336" w:lineRule="auto" w:after="180"/>
+      </w:pPr>
+      <w:r>
+        <w:rPr>
+          <w:b w:val="0"/>
+        </w:rPr>
+        <w:t xml:space="preserve">Supplied </w:t>
+      </w:r>
+      <w:r>
+        <w:rPr>
+          <w:b/>
+        </w:rPr>
+        <w:t>checkpoint</w:t>
+      </w:r>
+      <w:r>
+        <w:rPr>
+          <w:b w:val="0"/>
+        </w:rPr>
+        <w:t xml:space="preserve"> losses: epoch 1 train4, val3; epoch 2 train2, val2; epoch 3 train1, val2.5. Selection: smallest validation loss.</w:t>
+      </w:r>
+    </w:p>
+    <w:p>
+      <w:pPr>
+        <w:spacing w:line="336" w:lineRule="auto" w:after="180"/>
+      </w:pPr>
+      <w:r>
+        <w:rPr>
+          <w:b w:val="0"/>
+        </w:rPr>
+        <w:t xml:space="preserve">All </w:t>
+      </w:r>
+      <w:r>
+        <w:rPr>
+          <w:b/>
+        </w:rPr>
+        <w:t>input</w:t>
+      </w:r>
+      <w:r>
+        <w:rPr>
+          <w:b w:val="0"/>
+        </w:rPr>
+        <w:t>s and outcomes in this worked example are invented classroom data; no real model run is claimed.</w:t>
       </w:r>
     </w:p>
     <w:p>
@@ -940,8 +1507,38 @@
       </w:r>
     </w:p>
     <w:p>
-      <w:r>
-        <w:t>Can the original epoch 3 training loss 1 justify claiming best generalisation? Point to the relevant step in the picture, then write the changed result and the rule or evidence that supports it.</w:t>
+      <w:pPr>
+        <w:spacing w:line="336" w:lineRule="auto" w:after="180"/>
+      </w:pPr>
+      <w:r>
+        <w:rPr>
+          <w:b w:val="0"/>
+        </w:rPr>
+        <w:t xml:space="preserve">Can the original epoch 3 </w:t>
+      </w:r>
+      <w:r>
+        <w:rPr>
+          <w:b/>
+        </w:rPr>
+        <w:t>training</w:t>
+      </w:r>
+      <w:r>
+        <w:rPr>
+          <w:b w:val="0"/>
+        </w:rPr>
+        <w:t xml:space="preserve"> loss 1 justify claiming best generalisation? Point to the relevant step in the picture, then write the changed result and the rule or </w:t>
+      </w:r>
+      <w:r>
+        <w:rPr>
+          <w:b/>
+        </w:rPr>
+        <w:t>evidence</w:t>
+      </w:r>
+      <w:r>
+        <w:rPr>
+          <w:b w:val="0"/>
+        </w:rPr>
+        <w:t xml:space="preserve"> that supports it.</w:t>
       </w:r>
     </w:p>
     <w:p>
@@ -983,36 +1580,138 @@
       </w:r>
     </w:p>
     <w:p>
-      <w:r>
-        <w:t>Support used: alone / hint / worked example. This record is practice evidence.</w:t>
+      <w:pPr>
+        <w:pStyle w:val="Heading3"/>
+      </w:pPr>
+      <w:r>
+        <w:t>Record the help used</w:t>
       </w:r>
     </w:p>
     <w:p>
-      <w:r>
-        <w:t>Project connection: For your Image-pattern Network Investigation, save the input, procedure, observed result and limitation of this check. Label this worked example as practice; use a different, previously unreviewed case when checking independent understanding.</w:t>
+      <w:pPr>
+        <w:spacing w:line="336" w:lineRule="auto" w:after="180"/>
+        <w:shd w:fill="F1F6F8"/>
+      </w:pPr>
+      <w:r>
+        <w:rPr>
+          <w:b w:val="0"/>
+        </w:rPr>
+        <w:t xml:space="preserve">Support used: alone / hint / worked example. This record is practice </w:t>
+      </w:r>
+      <w:r>
+        <w:rPr>
+          <w:b/>
+        </w:rPr>
+        <w:t>evidence</w:t>
+      </w:r>
+      <w:r>
+        <w:rPr>
+          <w:b w:val="0"/>
+        </w:rPr>
+        <w:t>.</w:t>
       </w:r>
     </w:p>
     <w:p>
       <w:pPr>
-        <w:pStyle w:val="Heading1"/>
-      </w:pPr>
-      <w:r>
-        <w:t>13. Project portfolio milestone</w:t>
+        <w:spacing w:line="336" w:lineRule="auto" w:after="180"/>
+      </w:pPr>
+      <w:r>
+        <w:rPr>
+          <w:b w:val="0"/>
+        </w:rPr>
+        <w:t xml:space="preserve">Project connection: For your Image-pattern Network Investigation, save the </w:t>
+      </w:r>
+      <w:r>
+        <w:rPr>
+          <w:b/>
+        </w:rPr>
+        <w:t>input</w:t>
+      </w:r>
+      <w:r>
+        <w:rPr>
+          <w:b w:val="0"/>
+        </w:rPr>
+        <w:t>, procedure, observed result and limitation of this check.</w:t>
       </w:r>
     </w:p>
     <w:p>
-      <w:r>
-        <w:t>Project: Image-pattern Network Investigation</w:t>
+      <w:pPr>
+        <w:spacing w:line="336" w:lineRule="auto" w:after="180"/>
+      </w:pPr>
+      <w:r>
+        <w:rPr>
+          <w:b w:val="0"/>
+        </w:rPr>
+        <w:t>Label this worked example as practice; use a different, previously unreviewed case when checking independent understanding.</w:t>
       </w:r>
     </w:p>
     <w:p>
-      <w:r>
-        <w:t>Current milestone: Test changed cases. Keep normal, boundary and failure cases; compare expected and observed results.</w:t>
+      <w:pPr>
+        <w:pStyle w:val="Heading1"/>
+      </w:pPr>
+      <w:r>
+        <w:t>13. Project portfolio milestone</w:t>
       </w:r>
     </w:p>
     <w:p>
       <w:r>
-        <w:t>For your Image-pattern Network Investigation, save the input, procedure, observed result and limitation of this check. Label this worked example as practice; use a different, previously unreviewed case when checking independent understanding.</w:t>
+        <w:t>Keep this week’s input, deciding step, result and limit together in the Image-pattern Network Investigation record.</w:t>
+      </w:r>
+    </w:p>
+    <w:p>
+      <w:pPr>
+        <w:spacing w:line="336" w:lineRule="auto" w:after="180"/>
+      </w:pPr>
+      <w:r>
+        <w:rPr>
+          <w:b w:val="0"/>
+        </w:rPr>
+        <w:t>Project: Image-pattern Network Investigation</w:t>
+      </w:r>
+    </w:p>
+    <w:p>
+      <w:pPr>
+        <w:spacing w:line="336" w:lineRule="auto" w:after="180"/>
+      </w:pPr>
+      <w:r>
+        <w:rPr>
+          <w:b w:val="0"/>
+        </w:rPr>
+        <w:t>Current milestone: Test changed cases. Keep normal, boundary and failure cases; compare expected and observed results.</w:t>
+      </w:r>
+    </w:p>
+    <w:p>
+      <w:pPr>
+        <w:spacing w:line="336" w:lineRule="auto" w:after="180"/>
+      </w:pPr>
+      <w:r>
+        <w:rPr>
+          <w:b w:val="0"/>
+        </w:rPr>
+        <w:t xml:space="preserve">For your Image-pattern Network Investigation, save the </w:t>
+      </w:r>
+      <w:r>
+        <w:rPr>
+          <w:b/>
+        </w:rPr>
+        <w:t>input</w:t>
+      </w:r>
+      <w:r>
+        <w:rPr>
+          <w:b w:val="0"/>
+        </w:rPr>
+        <w:t>, procedure, observed result and limitation of this check.</w:t>
+      </w:r>
+    </w:p>
+    <w:p>
+      <w:pPr>
+        <w:spacing w:line="336" w:lineRule="auto" w:after="180"/>
+      </w:pPr>
+      <w:r>
+        <w:rPr>
+          <w:b w:val="0"/>
+        </w:rPr>
+        <w:t>Label this worked example as practice; use a different, previously unreviewed case when checking independent understanding.</w:t>
       </w:r>
     </w:p>
     <w:tbl>
@@ -1174,53 +1873,134 @@
     </w:p>
     <w:p>
       <w:r>
-        <w:t>Use this supported practice once, in the browser or on paper. Keep the reserved independent assessment for a separate first attempt before teacher feedback.</w:t>
+        <w:t>Try the supported questions before comparing with hints and feedback. Record what you repaired and the evidence you retained.</w:t>
       </w:r>
     </w:p>
     <w:p>
-      <w:r>
-        <w:t>Plot training and validation loss for checkpoints before opening final cases.</w:t>
+      <w:pPr>
+        <w:spacing w:line="336" w:lineRule="auto" w:after="180"/>
+      </w:pPr>
+      <w:r>
+        <w:rPr>
+          <w:b w:val="0"/>
+        </w:rPr>
+        <w:t>Use this supported practice once, in the browser or on paper. Keep the reserved independent assessment for a separate first attempt before teacher feedback.</w:t>
       </w:r>
     </w:p>
     <w:p>
       <w:pPr>
-        <w:pStyle w:val="Heading3"/>
-      </w:pPr>
-      <w:r>
-        <w:t>Practice 1: explain the deciding evidence</w:t>
+        <w:spacing w:line="336" w:lineRule="auto" w:after="180"/>
+      </w:pPr>
+      <w:r>
+        <w:rPr>
+          <w:b w:val="0"/>
+        </w:rPr>
+        <w:t xml:space="preserve">Plot </w:t>
+      </w:r>
+      <w:r>
+        <w:rPr>
+          <w:b/>
+        </w:rPr>
+        <w:t>training</w:t>
+      </w:r>
+      <w:r>
+        <w:rPr>
+          <w:b w:val="0"/>
+        </w:rPr>
+        <w:t xml:space="preserve"> and validation loss for </w:t>
+      </w:r>
+      <w:r>
+        <w:rPr>
+          <w:b/>
+        </w:rPr>
+        <w:t>checkpoint</w:t>
+      </w:r>
+      <w:r>
+        <w:rPr>
+          <w:b w:val="0"/>
+        </w:rPr>
+        <w:t>s before opening final cases.</w:t>
       </w:r>
     </w:p>
     <w:p>
-      <w:r>
-        <w:t>Which labelled step matches this detail? Select epoch 2, not epoch 3, under the declared validation criterion.</w:t>
+      <w:pPr>
+        <w:pStyle w:val="Heading3"/>
+      </w:pPr>
+      <w:r>
+        <w:t>Practice 1: explain the deciding evidence</w:t>
       </w:r>
     </w:p>
     <w:p>
-      <w:r>
-        <w:t>1. Read training curve</w:t>
+      <w:pPr>
+        <w:spacing w:line="336" w:lineRule="auto" w:after="180"/>
+      </w:pPr>
+      <w:r>
+        <w:rPr>
+          <w:b w:val="0"/>
+        </w:rPr>
+        <w:t>Which labelled step matches this detail? Select epoch 2, not epoch 3, under the declared validation criterion.</w:t>
       </w:r>
     </w:p>
     <w:p>
-      <w:r>
-        <w:t>2. Choose checkpoint</w:t>
+      <w:pPr>
+        <w:spacing w:line="336" w:lineRule="auto" w:after="180"/>
+        <w:shd w:fill="F4F9FC"/>
+      </w:pPr>
+      <w:r>
+        <w:rPr>
+          <w:b w:val="0"/>
+        </w:rPr>
+        <w:t xml:space="preserve">1. Read </w:t>
+      </w:r>
+      <w:r>
+        <w:rPr>
+          <w:b/>
+        </w:rPr>
+        <w:t>training curve</w:t>
       </w:r>
     </w:p>
     <w:p>
-      <w:r>
-        <w:t>3. Read validation curve</w:t>
+      <w:pPr>
+        <w:spacing w:line="336" w:lineRule="auto" w:after="180"/>
+        <w:shd w:fill="F4F9FC"/>
+      </w:pPr>
+      <w:r>
+        <w:rPr>
+          <w:b w:val="0"/>
+        </w:rPr>
+        <w:t xml:space="preserve">2. Choose </w:t>
+      </w:r>
+      <w:r>
+        <w:rPr>
+          <w:b/>
+        </w:rPr>
+        <w:t>checkpoint</w:t>
       </w:r>
     </w:p>
     <w:p>
       <w:pPr>
-        <w:pStyle w:val="Heading3"/>
-      </w:pPr>
-      <w:r>
-        <w:t>My selected conclusion, deciding fact and explanation</w:t>
+        <w:spacing w:line="336" w:lineRule="auto" w:after="180"/>
+        <w:shd w:fill="F4F9FC"/>
+      </w:pPr>
+      <w:r>
+        <w:rPr>
+          <w:b w:val="0"/>
+        </w:rPr>
+        <w:t xml:space="preserve">3. Read </w:t>
+      </w:r>
+      <w:r>
+        <w:rPr>
+          <w:b/>
+        </w:rPr>
+        <w:t>validation curve</w:t>
       </w:r>
     </w:p>
     <w:p>
-      <w:r>
-        <w:t>________________________________________________________________</w:t>
+      <w:pPr>
+        <w:pStyle w:val="Heading3"/>
+      </w:pPr>
+      <w:r>
+        <w:t>My selected conclusion, deciding fact and explanation</w:t>
       </w:r>
     </w:p>
     <w:p>
@@ -1245,40 +2025,167 @@
     </w:p>
     <w:p>
       <w:r>
-        <w:t>Hint if needed: Read the steps in the pictorial case. Match the supplied detail to the stage that performs or records it.</w:t>
+        <w:t>________________________________________________________________</w:t>
       </w:r>
     </w:p>
     <w:p>
-      <w:r>
-        <w:t>After your attempt, compare with the supported explanation: Choose checkpoint Select epoch 2, not epoch 3, under the declared validation criterion. The training curve measures fit to examples used for learning. The validation curve measures a separate set used to choose a checkpoint. The final training loss is smallest here, but its validation loss has risen. Under the supplied selection rule, keep checkpoint two. A later final test must remain outside both learning and checkpoint selection.</w:t>
+      <w:pPr>
+        <w:pStyle w:val="Heading3"/>
+      </w:pPr>
+      <w:r>
+        <w:t>Hint · try first</w:t>
       </w:r>
     </w:p>
     <w:p>
       <w:pPr>
-        <w:pStyle w:val="Heading3"/>
-      </w:pPr>
-      <w:r>
-        <w:t>Practice 2: explain the deciding evidence</w:t>
+        <w:spacing w:line="336" w:lineRule="auto" w:after="180"/>
+        <w:shd w:fill="F1F6F8"/>
+      </w:pPr>
+      <w:r>
+        <w:rPr>
+          <w:b w:val="0"/>
+        </w:rPr>
+        <w:t>Hint if needed: Read the steps in the pictorial case. Match the supplied detail to the stage that performs or records it.</w:t>
       </w:r>
     </w:p>
     <w:p>
-      <w:r>
-        <w:t>Changed-case practice: Epoch3 validation loss is instead1.5. Which conclusion is supported by the supplied facts?</w:t>
+      <w:pPr>
+        <w:pStyle w:val="Heading3"/>
+      </w:pPr>
+      <w:r>
+        <w:t>Feedback · compare after trying</w:t>
       </w:r>
     </w:p>
     <w:p>
-      <w:r>
-        <w:t>1. Select epoch 3 under the unchanged criterion.</w:t>
+      <w:pPr>
+        <w:spacing w:line="336" w:lineRule="auto" w:after="180"/>
+        <w:shd w:fill="F1F6FC"/>
+      </w:pPr>
+      <w:r>
+        <w:rPr>
+          <w:b w:val="0"/>
+        </w:rPr>
+        <w:t xml:space="preserve">After your attempt, compare with the supported explanation: Choose </w:t>
+      </w:r>
+      <w:r>
+        <w:rPr>
+          <w:b/>
+        </w:rPr>
+        <w:t>checkpoint</w:t>
+      </w:r>
+      <w:r>
+        <w:rPr>
+          <w:b w:val="0"/>
+        </w:rPr>
+        <w:t xml:space="preserve"> Select epoch 2, not epoch 3, under the declared validation criterion. The </w:t>
+      </w:r>
+      <w:r>
+        <w:rPr>
+          <w:b/>
+        </w:rPr>
+        <w:t>training curve</w:t>
+      </w:r>
+      <w:r>
+        <w:rPr>
+          <w:b w:val="0"/>
+        </w:rPr>
+        <w:t xml:space="preserve"> measures fit to examples used for learning.</w:t>
       </w:r>
     </w:p>
     <w:p>
-      <w:r>
-        <w:t>2. This one example guarantees correct results for every future input.</w:t>
+      <w:pPr>
+        <w:spacing w:line="336" w:lineRule="auto" w:after="180"/>
+        <w:shd w:fill="F1F6FC"/>
+      </w:pPr>
+      <w:r>
+        <w:rPr>
+          <w:b w:val="0"/>
+        </w:rPr>
+        <w:t xml:space="preserve">The </w:t>
+      </w:r>
+      <w:r>
+        <w:rPr>
+          <w:b/>
+        </w:rPr>
+        <w:t>validation curve</w:t>
+      </w:r>
+      <w:r>
+        <w:rPr>
+          <w:b w:val="0"/>
+        </w:rPr>
+        <w:t xml:space="preserve"> measures a separate set used to choose a </w:t>
+      </w:r>
+      <w:r>
+        <w:rPr>
+          <w:b/>
+        </w:rPr>
+        <w:t>checkpoint</w:t>
+      </w:r>
+      <w:r>
+        <w:rPr>
+          <w:b w:val="0"/>
+        </w:rPr>
+        <w:t xml:space="preserve">. The final </w:t>
+      </w:r>
+      <w:r>
+        <w:rPr>
+          <w:b/>
+        </w:rPr>
+        <w:t>training</w:t>
+      </w:r>
+      <w:r>
+        <w:rPr>
+          <w:b w:val="0"/>
+        </w:rPr>
+        <w:t xml:space="preserve"> loss is smallest here, but its validation loss has risen. Under the supplied </w:t>
+      </w:r>
+      <w:r>
+        <w:rPr>
+          <w:b/>
+        </w:rPr>
+        <w:t>selection rule</w:t>
+      </w:r>
+      <w:r>
+        <w:rPr>
+          <w:b w:val="0"/>
+        </w:rPr>
+        <w:t xml:space="preserve">, keep </w:t>
+      </w:r>
+      <w:r>
+        <w:rPr>
+          <w:b/>
+        </w:rPr>
+        <w:t>checkpoint</w:t>
+      </w:r>
+      <w:r>
+        <w:rPr>
+          <w:b w:val="0"/>
+        </w:rPr>
+        <w:t xml:space="preserve"> two.</w:t>
       </w:r>
     </w:p>
     <w:p>
-      <w:r>
-        <w:t>3. We can decide the result without examining the changed input or the procedure.</w:t>
+      <w:pPr>
+        <w:spacing w:line="336" w:lineRule="auto" w:after="180"/>
+        <w:shd w:fill="F1F6FC"/>
+      </w:pPr>
+      <w:r>
+        <w:rPr>
+          <w:b w:val="0"/>
+        </w:rPr>
+        <w:t xml:space="preserve">A later final test must remain outside both learning and </w:t>
+      </w:r>
+      <w:r>
+        <w:rPr>
+          <w:b/>
+        </w:rPr>
+        <w:t>checkpoint</w:t>
+      </w:r>
+      <w:r>
+        <w:rPr>
+          <w:b w:val="0"/>
+        </w:rPr>
+        <w:t xml:space="preserve"> selection.</w:t>
       </w:r>
     </w:p>
     <w:p>
@@ -1286,65 +2193,120 @@
         <w:pStyle w:val="Heading3"/>
       </w:pPr>
       <w:r>
-        <w:t>My selected conclusion, deciding fact and explanation</w:t>
+        <w:t>Practice 2: explain the deciding evidence</w:t>
       </w:r>
     </w:p>
     <w:p>
-      <w:r>
-        <w:t>________________________________________________________________</w:t>
+      <w:pPr>
+        <w:pStyle w:val="Heading3"/>
+      </w:pPr>
+      <w:r>
+        <w:t>Changed case · predict first</w:t>
       </w:r>
     </w:p>
     <w:p>
-      <w:r>
-        <w:t>________________________________________________________________</w:t>
+      <w:pPr>
+        <w:spacing w:line="336" w:lineRule="auto" w:after="180"/>
+        <w:shd w:fill="F5F1FB"/>
+      </w:pPr>
+      <w:r>
+        <w:rPr>
+          <w:b w:val="0"/>
+        </w:rPr>
+        <w:t>Changed-case practice: Epoch3 validation loss is instead1.5. Which conclusion is supported by the supplied facts?</w:t>
       </w:r>
     </w:p>
     <w:p>
-      <w:r>
-        <w:t>________________________________________________________________</w:t>
+      <w:pPr>
+        <w:spacing w:line="336" w:lineRule="auto" w:after="180"/>
+        <w:shd w:fill="F4F9FC"/>
+      </w:pPr>
+      <w:r>
+        <w:rPr>
+          <w:b w:val="0"/>
+        </w:rPr>
+        <w:t>1. Select epoch 3 under the unchanged criterion.</w:t>
       </w:r>
     </w:p>
     <w:p>
-      <w:r>
-        <w:t>________________________________________________________________</w:t>
+      <w:pPr>
+        <w:spacing w:line="336" w:lineRule="auto" w:after="180"/>
+        <w:shd w:fill="F4F9FC"/>
+      </w:pPr>
+      <w:r>
+        <w:rPr>
+          <w:b w:val="0"/>
+        </w:rPr>
+        <w:t xml:space="preserve">2. This one example guarantees correct results for every future </w:t>
+      </w:r>
+      <w:r>
+        <w:rPr>
+          <w:b/>
+        </w:rPr>
+        <w:t>input</w:t>
+      </w:r>
+      <w:r>
+        <w:rPr>
+          <w:b w:val="0"/>
+        </w:rPr>
+        <w:t>.</w:t>
       </w:r>
     </w:p>
     <w:p>
-      <w:r>
-        <w:t>________________________________________________________________</w:t>
+      <w:pPr>
+        <w:spacing w:line="336" w:lineRule="auto" w:after="180"/>
+        <w:shd w:fill="F4F9FC"/>
+      </w:pPr>
+      <w:r>
+        <w:rPr>
+          <w:b w:val="0"/>
+        </w:rPr>
+        <w:t xml:space="preserve">3. We can decide the result without examining the changed </w:t>
+      </w:r>
+      <w:r>
+        <w:rPr>
+          <w:b/>
+        </w:rPr>
+        <w:t>input</w:t>
+      </w:r>
+      <w:r>
+        <w:rPr>
+          <w:b w:val="0"/>
+        </w:rPr>
+        <w:t xml:space="preserve"> or the procedure.</w:t>
       </w:r>
     </w:p>
     <w:p>
-      <w:r>
-        <w:t>Hint if needed: Use the changed condition and the deciding step in the pictorial trace. The answer must say what follows from those facts.</w:t>
+      <w:pPr>
+        <w:pStyle w:val="Heading3"/>
+      </w:pPr>
+      <w:r>
+        <w:t>My selected conclusion, deciding fact and explanation</w:t>
       </w:r>
     </w:p>
     <w:p>
       <w:r>
-        <w:t>After your attempt, compare with the supported explanation: Select epoch 3 under the unchanged criterion. Its measured validation loss is now below epoch 2’s2; the training curve alone never settled selection.</w:t>
+        <w:t>________________________________________________________________</w:t>
       </w:r>
     </w:p>
     <w:p>
-      <w:pPr>
-        <w:pStyle w:val="Heading3"/>
-      </w:pPr>
-      <w:r>
-        <w:t>Repair a missing building block</w:t>
+      <w:r>
+        <w:t>________________________________________________________________</w:t>
       </w:r>
     </w:p>
     <w:p>
       <w:r>
-        <w:t>Review Learning rate experiments (ai-5/14). Goal: Run a controlled comparison of learning rates. Short practice: What should a fair rate comparison hold fixed? Point to the relevant step in the picture, then write the changed result and the rule or evidence that supports it.. Return to this week and explain what you changed.</w:t>
+        <w:t>________________________________________________________________</w:t>
       </w:r>
     </w:p>
     <w:p>
       <w:r>
-        <w:t>Review Training a small network (ai-5/12). Goal: Trace repeated forward loss gradient and update steps. Short practice: Which parameter changed, and which part was not trained? Point to the relevant step in the picture, then write the changed result and the rule or evidence that supports it.. Return to this week and explain what you changed.</w:t>
+        <w:t>________________________________________________________________</w:t>
       </w:r>
     </w:p>
     <w:p>
       <w:r>
-        <w:t>Review Slopes and local change (ai-5/9). Goal: Calculate an average rate of change over a stated interval. Short practice: Which calculation disproves “any increase helps”? Point to the relevant step in the picture, then write the changed result and the rule or evidence that supports it.. Return to this week and explain what you changed.</w:t>
+        <w:t>________________________________________________________________</w:t>
       </w:r>
     </w:p>
     <w:p>
@@ -1352,12 +2314,19 @@
         <w:pStyle w:val="Heading3"/>
       </w:pPr>
       <w:r>
-        <w:t>Predict, run and debug</w:t>
+        <w:t>Hint · try first</w:t>
       </w:r>
     </w:p>
     <w:p>
-      <w:r>
-        <w:t>The browser lab lets you edit the supported Python examples already included in this lesson. Predict first, run, inspect the actual output or error, change one input, then run again. Keep code, predictions, actual results and a reasoned revision together. On paper, label your result as a trace rather than an execution.</w:t>
+      <w:pPr>
+        <w:spacing w:line="336" w:lineRule="auto" w:after="180"/>
+        <w:shd w:fill="F1F6F8"/>
+      </w:pPr>
+      <w:r>
+        <w:rPr>
+          <w:b w:val="0"/>
+        </w:rPr>
+        <w:t>Hint if needed: Use the changed condition and the deciding step in the pictorial trace. The answer must say what follows from those facts.</w:t>
       </w:r>
     </w:p>
     <w:p>
@@ -1365,12 +2334,31 @@
         <w:pStyle w:val="Heading3"/>
       </w:pPr>
       <w:r>
-        <w:t>Keep your completed work</w:t>
+        <w:t>Feedback · compare after trying</w:t>
       </w:r>
     </w:p>
     <w:p>
-      <w:r>
-        <w:t>Use Download completed work in the hosted lesson to export your answers, reflections, practice feedback and code-run evidence. Open the HTML copy to read or print it. Drafts stay in this browser when storage is available; clear drafts on a shared device.</w:t>
+      <w:pPr>
+        <w:spacing w:line="336" w:lineRule="auto" w:after="180"/>
+        <w:shd w:fill="F1F6FC"/>
+      </w:pPr>
+      <w:r>
+        <w:rPr>
+          <w:b w:val="0"/>
+        </w:rPr>
+        <w:t xml:space="preserve">After your attempt, compare with the supported explanation: Select epoch 3 under the unchanged criterion. Its measured validation loss is now below epoch 2’s2; the </w:t>
+      </w:r>
+      <w:r>
+        <w:rPr>
+          <w:b/>
+        </w:rPr>
+        <w:t>training curve</w:t>
+      </w:r>
+      <w:r>
+        <w:rPr>
+          <w:b w:val="0"/>
+        </w:rPr>
+        <w:t xml:space="preserve"> alone never settled selection.</w:t>
       </w:r>
     </w:p>
     <w:p>
@@ -1378,12 +2366,1221 @@
         <w:pStyle w:val="Heading3"/>
       </w:pPr>
       <w:r>
-        <w:t>What I repaired, the evidence I kept and the next test</w:t>
+        <w:t>Repair a missing building block</w:t>
       </w:r>
     </w:p>
     <w:p>
+      <w:pPr>
+        <w:spacing w:line="336" w:lineRule="auto" w:after="180"/>
+      </w:pPr>
+      <w:r>
+        <w:rPr>
+          <w:b w:val="0"/>
+        </w:rPr>
+        <w:t>Review Learning rate experiments (ai-5/14). Goal: Run a controlled comparison of learning rates. Short practice: What should a fair rate comparison hold fixed?</w:t>
+      </w:r>
+    </w:p>
+    <w:p>
+      <w:pPr>
+        <w:spacing w:line="336" w:lineRule="auto" w:after="180"/>
+      </w:pPr>
+      <w:r>
+        <w:rPr>
+          <w:b w:val="0"/>
+        </w:rPr>
+        <w:t xml:space="preserve">Point to the relevant step in the picture, then write the changed result and the rule or </w:t>
+      </w:r>
+      <w:r>
+        <w:rPr>
+          <w:b/>
+        </w:rPr>
+        <w:t>evidence</w:t>
+      </w:r>
+      <w:r>
+        <w:rPr>
+          <w:b w:val="0"/>
+        </w:rPr>
+        <w:t xml:space="preserve"> that supports it.. Return to this week and explain what you changed.</w:t>
+      </w:r>
+    </w:p>
+    <w:p>
+      <w:pPr>
+        <w:spacing w:line="336" w:lineRule="auto" w:after="180"/>
+      </w:pPr>
+      <w:r>
+        <w:rPr>
+          <w:b w:val="0"/>
+        </w:rPr>
+        <w:t xml:space="preserve">Review </w:t>
+      </w:r>
+      <w:r>
+        <w:rPr>
+          <w:b/>
+        </w:rPr>
+        <w:t>Training</w:t>
+      </w:r>
+      <w:r>
+        <w:rPr>
+          <w:b w:val="0"/>
+        </w:rPr>
+        <w:t xml:space="preserve"> a small network (ai-5/12). Goal: Trace repeated forward loss gradient and update steps. Short practice: Which parameter changed, and which part was not trained?</w:t>
+      </w:r>
+    </w:p>
+    <w:p>
+      <w:pPr>
+        <w:spacing w:line="336" w:lineRule="auto" w:after="180"/>
+      </w:pPr>
+      <w:r>
+        <w:rPr>
+          <w:b w:val="0"/>
+        </w:rPr>
+        <w:t xml:space="preserve">Point to the relevant step in the picture, then write the changed result and the rule or </w:t>
+      </w:r>
+      <w:r>
+        <w:rPr>
+          <w:b/>
+        </w:rPr>
+        <w:t>evidence</w:t>
+      </w:r>
+      <w:r>
+        <w:rPr>
+          <w:b w:val="0"/>
+        </w:rPr>
+        <w:t xml:space="preserve"> that supports it.. Return to this week and explain what you changed.</w:t>
+      </w:r>
+    </w:p>
+    <w:p>
+      <w:pPr>
+        <w:spacing w:line="336" w:lineRule="auto" w:after="180"/>
+      </w:pPr>
+      <w:r>
+        <w:rPr>
+          <w:b w:val="0"/>
+        </w:rPr>
+        <w:t>Review Slopes and local change (ai-5/9). Goal: Calculate an average rate of change over a stated interval. Short practice: Which calculation disproves “any increase helps”?</w:t>
+      </w:r>
+    </w:p>
+    <w:p>
+      <w:pPr>
+        <w:spacing w:line="336" w:lineRule="auto" w:after="180"/>
+      </w:pPr>
+      <w:r>
+        <w:rPr>
+          <w:b w:val="0"/>
+        </w:rPr>
+        <w:t xml:space="preserve">Point to the relevant step in the picture, then write the changed result and the rule or </w:t>
+      </w:r>
+      <w:r>
+        <w:rPr>
+          <w:b/>
+        </w:rPr>
+        <w:t>evidence</w:t>
+      </w:r>
+      <w:r>
+        <w:rPr>
+          <w:b w:val="0"/>
+        </w:rPr>
+        <w:t xml:space="preserve"> that supports it.. Return to this week and explain what you changed.</w:t>
+      </w:r>
+    </w:p>
+    <w:p>
+      <w:pPr>
+        <w:pStyle w:val="Heading3"/>
+      </w:pPr>
+      <w:r>
+        <w:t>Predict, run and debug</w:t>
+      </w:r>
+    </w:p>
+    <w:p>
+      <w:pPr>
+        <w:spacing w:line="336" w:lineRule="auto" w:after="180"/>
+      </w:pPr>
+      <w:r>
+        <w:rPr>
+          <w:b w:val="0"/>
+        </w:rPr>
+        <w:t xml:space="preserve">The browser lab lets you edit the supported Python examples already included in this lesson. Predict first, run, inspect the actual </w:t>
+      </w:r>
+      <w:r>
+        <w:rPr>
+          <w:b/>
+        </w:rPr>
+        <w:t>output</w:t>
+      </w:r>
+      <w:r>
+        <w:rPr>
+          <w:b w:val="0"/>
+        </w:rPr>
+        <w:t xml:space="preserve"> or error, change one </w:t>
+      </w:r>
+      <w:r>
+        <w:rPr>
+          <w:b/>
+        </w:rPr>
+        <w:t>input</w:t>
+      </w:r>
+      <w:r>
+        <w:rPr>
+          <w:b w:val="0"/>
+        </w:rPr>
+        <w:t>, then run again.</w:t>
+      </w:r>
+    </w:p>
+    <w:p>
+      <w:pPr>
+        <w:spacing w:line="336" w:lineRule="auto" w:after="180"/>
+      </w:pPr>
+      <w:r>
+        <w:rPr>
+          <w:b w:val="0"/>
+        </w:rPr>
+        <w:t xml:space="preserve">Keep code, </w:t>
+      </w:r>
+      <w:r>
+        <w:rPr>
+          <w:b/>
+        </w:rPr>
+        <w:t>prediction</w:t>
+      </w:r>
+      <w:r>
+        <w:rPr>
+          <w:b w:val="0"/>
+        </w:rPr>
+        <w:t>s, actual results and a reasoned revision together. On paper, label your result as a trace rather than an execution.</w:t>
+      </w:r>
+    </w:p>
+    <w:p>
+      <w:pPr>
+        <w:pStyle w:val="Heading3"/>
+      </w:pPr>
+      <w:r>
+        <w:t>Keep your completed work</w:t>
+      </w:r>
+    </w:p>
+    <w:p>
+      <w:pPr>
+        <w:spacing w:line="336" w:lineRule="auto" w:after="180"/>
+      </w:pPr>
+      <w:r>
+        <w:rPr>
+          <w:b w:val="0"/>
+        </w:rPr>
+        <w:t xml:space="preserve">Use Download completed work in the hosted lesson to export your answers, reflections, practice feedback and code-run </w:t>
+      </w:r>
+      <w:r>
+        <w:rPr>
+          <w:b/>
+        </w:rPr>
+        <w:t>evidence</w:t>
+      </w:r>
+      <w:r>
+        <w:rPr>
+          <w:b w:val="0"/>
+        </w:rPr>
+        <w:t>. Open the HTML copy to read or print it.</w:t>
+      </w:r>
+    </w:p>
+    <w:p>
+      <w:pPr>
+        <w:spacing w:line="336" w:lineRule="auto" w:after="180"/>
+      </w:pPr>
+      <w:r>
+        <w:rPr>
+          <w:b w:val="0"/>
+        </w:rPr>
+        <w:t>Drafts stay in this browser when storage is available; clear drafts on a shared device.</w:t>
+      </w:r>
+    </w:p>
+    <w:p>
+      <w:pPr>
+        <w:pStyle w:val="Heading3"/>
+      </w:pPr>
+      <w:r>
+        <w:t>What I repaired, the evidence I kept and the next test</w:t>
+      </w:r>
+    </w:p>
+    <w:p>
       <w:r>
         <w:t>________________________________________________________________</w:t>
+      </w:r>
+    </w:p>
+    <w:p>
+      <w:r>
+        <w:t>________________________________________________________________</w:t>
+      </w:r>
+    </w:p>
+    <w:p>
+      <w:r>
+        <w:t>________________________________________________________________</w:t>
+      </w:r>
+    </w:p>
+    <w:p>
+      <w:r>
+        <w:t>________________________________________________________________</w:t>
+      </w:r>
+    </w:p>
+    <w:p>
+      <w:r>
+        <w:t>________________________________________________________________</w:t>
+      </w:r>
+    </w:p>
+    <w:p>
+      <w:pPr>
+        <w:pStyle w:val="Heading1"/>
+      </w:pPr>
+      <w:r>
+        <w:t>15. Visual concept journey</w:t>
+      </w:r>
+    </w:p>
+    <w:p>
+      <w:r>
+        <w:t>Explain each Training and validation curves picture from its labels, then record a relevant limit.</w:t>
+      </w:r>
+    </w:p>
+    <w:p>
+      <w:pPr>
+        <w:pStyle w:val="Heading3"/>
+      </w:pPr>
+      <w:r>
+        <w:t>01. Training and validation curves: the case</w:t>
+      </w:r>
+    </w:p>
+    <w:p>
+      <w:r>
+        <w:drawing>
+          <wp:inline xmlns:a="http://schemas.openxmlformats.org/drawingml/2006/main" xmlns:pic="http://schemas.openxmlformats.org/drawingml/2006/picture">
+            <wp:extent cx="5486400" cy="3142488"/>
+            <wp:docPr id="3" name="Picture 3" descr="Plot training and validation loss for checkpoints before opening final cases. Supplied facts: Supplied checkpoint losses: epoch 1 train4, val3; epoch 2 train2, val2; epoch 3 train1, val2.5. Selection: smallest validation loss. All inputs and outcomes in this worked example are invented classroom data; no real model run is claimed."/>
+            <wp:cNvGraphicFramePr>
+              <a:graphicFrameLocks noChangeAspect="1"/>
+            </wp:cNvGraphicFramePr>
+            <a:graphic>
+              <a:graphicData uri="http://schemas.openxmlformats.org/drawingml/2006/picture">
+                <pic:pic>
+                  <pic:nvPicPr>
+                    <pic:cNvPr id="0" name="academy-story-ai-5-15-01.png"/>
+                    <pic:cNvPicPr/>
+                  </pic:nvPicPr>
+                  <pic:blipFill>
+                    <a:blip r:embed="rId11"/>
+                    <a:stretch>
+                      <a:fillRect/>
+                    </a:stretch>
+                  </pic:blipFill>
+                  <pic:spPr>
+                    <a:xfrm>
+                      <a:off x="0" y="0"/>
+                      <a:ext cx="5486400" cy="3142488"/>
+                    </a:xfrm>
+                    <a:prstGeom prst="rect"/>
+                  </pic:spPr>
+                </pic:pic>
+              </a:graphicData>
+            </a:graphic>
+          </wp:inline>
+        </w:drawing>
+      </w:r>
+    </w:p>
+    <w:p>
+      <w:pPr>
+        <w:spacing w:line="336" w:lineRule="auto" w:after="180"/>
+      </w:pPr>
+      <w:r>
+        <w:rPr>
+          <w:b w:val="0"/>
+        </w:rPr>
+        <w:t xml:space="preserve">Plot </w:t>
+      </w:r>
+      <w:r>
+        <w:rPr>
+          <w:b/>
+        </w:rPr>
+        <w:t>training</w:t>
+      </w:r>
+      <w:r>
+        <w:rPr>
+          <w:b w:val="0"/>
+        </w:rPr>
+        <w:t xml:space="preserve"> and validation loss for </w:t>
+      </w:r>
+      <w:r>
+        <w:rPr>
+          <w:b/>
+        </w:rPr>
+        <w:t>checkpoint</w:t>
+      </w:r>
+      <w:r>
+        <w:rPr>
+          <w:b w:val="0"/>
+        </w:rPr>
+        <w:t xml:space="preserve">s before opening final cases. Supplied facts: Supplied </w:t>
+      </w:r>
+      <w:r>
+        <w:rPr>
+          <w:b/>
+        </w:rPr>
+        <w:t>checkpoint</w:t>
+      </w:r>
+      <w:r>
+        <w:rPr>
+          <w:b w:val="0"/>
+        </w:rPr>
+        <w:t xml:space="preserve"> losses: epoch 1 train4, val3; epoch 2 train2, val2; epoch 3 train1, val2.5. Selection: smallest validation loss.</w:t>
+      </w:r>
+    </w:p>
+    <w:p>
+      <w:pPr>
+        <w:spacing w:line="336" w:lineRule="auto" w:after="180"/>
+      </w:pPr>
+      <w:r>
+        <w:rPr>
+          <w:b w:val="0"/>
+        </w:rPr>
+        <w:t xml:space="preserve">All </w:t>
+      </w:r>
+      <w:r>
+        <w:rPr>
+          <w:b/>
+        </w:rPr>
+        <w:t>input</w:t>
+      </w:r>
+      <w:r>
+        <w:rPr>
+          <w:b w:val="0"/>
+        </w:rPr>
+        <w:t>s and outcomes in this worked example are invented classroom data; no real model run is claimed.</w:t>
+      </w:r>
+    </w:p>
+    <w:p>
+      <w:pPr>
+        <w:spacing w:line="336" w:lineRule="auto" w:after="180"/>
+        <w:shd w:fill="F5F1FB"/>
+      </w:pPr>
+      <w:r>
+        <w:rPr>
+          <w:b w:val="0"/>
+        </w:rPr>
+        <w:t>Point to the given fact that matters most. Explain why it matters.</w:t>
+      </w:r>
+    </w:p>
+    <w:p>
+      <w:pPr>
+        <w:pStyle w:val="Heading3"/>
+      </w:pPr>
+      <w:r>
+        <w:t>My picture explanation, deciding evidence and one limit</w:t>
+      </w:r>
+    </w:p>
+    <w:p>
+      <w:r>
+        <w:t>________________________________________________________________</w:t>
+      </w:r>
+    </w:p>
+    <w:p>
+      <w:r>
+        <w:t>________________________________________________________________</w:t>
+      </w:r>
+    </w:p>
+    <w:p>
+      <w:r>
+        <w:t>________________________________________________________________</w:t>
+      </w:r>
+    </w:p>
+    <w:p>
+      <w:r>
+        <w:t>________________________________________________________________</w:t>
+      </w:r>
+    </w:p>
+    <w:p>
+      <w:pPr>
+        <w:pStyle w:val="Heading3"/>
+      </w:pPr>
+      <w:r>
+        <w:t>02. Follow the deciding steps</w:t>
+      </w:r>
+    </w:p>
+    <w:p>
+      <w:r>
+        <w:drawing>
+          <wp:inline xmlns:a="http://schemas.openxmlformats.org/drawingml/2006/main" xmlns:pic="http://schemas.openxmlformats.org/drawingml/2006/picture">
+            <wp:extent cx="5486400" cy="3182112"/>
+            <wp:docPr id="4" name="Picture 4" descr="Read training curve: Training loss falls4→2→1. → Read validation curve: Validation loss falls3→2 then rises to2.5. → Choose checkpoint: Select epoch 2, not epoch 3, under the declared validation criterion."/>
+            <wp:cNvGraphicFramePr>
+              <a:graphicFrameLocks noChangeAspect="1"/>
+            </wp:cNvGraphicFramePr>
+            <a:graphic>
+              <a:graphicData uri="http://schemas.openxmlformats.org/drawingml/2006/picture">
+                <pic:pic>
+                  <pic:nvPicPr>
+                    <pic:cNvPr id="0" name="academy-story-ai-5-15-02.png"/>
+                    <pic:cNvPicPr/>
+                  </pic:nvPicPr>
+                  <pic:blipFill>
+                    <a:blip r:embed="rId12"/>
+                    <a:stretch>
+                      <a:fillRect/>
+                    </a:stretch>
+                  </pic:blipFill>
+                  <pic:spPr>
+                    <a:xfrm>
+                      <a:off x="0" y="0"/>
+                      <a:ext cx="5486400" cy="3182112"/>
+                    </a:xfrm>
+                    <a:prstGeom prst="rect"/>
+                  </pic:spPr>
+                </pic:pic>
+              </a:graphicData>
+            </a:graphic>
+          </wp:inline>
+        </w:drawing>
+      </w:r>
+    </w:p>
+    <w:p>
+      <w:pPr>
+        <w:spacing w:line="336" w:lineRule="auto" w:after="180"/>
+      </w:pPr>
+      <w:r>
+        <w:rPr>
+          <w:b w:val="0"/>
+        </w:rPr>
+        <w:t xml:space="preserve">Read </w:t>
+      </w:r>
+      <w:r>
+        <w:rPr>
+          <w:b/>
+        </w:rPr>
+        <w:t>training curve</w:t>
+      </w:r>
+      <w:r>
+        <w:rPr>
+          <w:b w:val="0"/>
+        </w:rPr>
+        <w:t xml:space="preserve">: </w:t>
+      </w:r>
+      <w:r>
+        <w:rPr>
+          <w:b/>
+        </w:rPr>
+        <w:t>Training</w:t>
+      </w:r>
+      <w:r>
+        <w:rPr>
+          <w:b w:val="0"/>
+        </w:rPr>
+        <w:t xml:space="preserve"> loss falls4→2→1. → Read </w:t>
+      </w:r>
+      <w:r>
+        <w:rPr>
+          <w:b/>
+        </w:rPr>
+        <w:t>validation curve</w:t>
+      </w:r>
+      <w:r>
+        <w:rPr>
+          <w:b w:val="0"/>
+        </w:rPr>
+        <w:t xml:space="preserve">: Validation loss falls3→2 then rises to2.5. → Choose </w:t>
+      </w:r>
+      <w:r>
+        <w:rPr>
+          <w:b/>
+        </w:rPr>
+        <w:t>checkpoint</w:t>
+      </w:r>
+      <w:r>
+        <w:rPr>
+          <w:b w:val="0"/>
+        </w:rPr>
+        <w:t>: Select epoch 2, not epoch 3, under the declared validation criterion.</w:t>
+      </w:r>
+    </w:p>
+    <w:p>
+      <w:pPr>
+        <w:spacing w:line="336" w:lineRule="auto" w:after="180"/>
+        <w:shd w:fill="F5F1FB"/>
+      </w:pPr>
+      <w:r>
+        <w:rPr>
+          <w:b w:val="0"/>
+        </w:rPr>
+        <w:t xml:space="preserve">Point to each numbered stage and explain which recorded </w:t>
+      </w:r>
+      <w:r>
+        <w:rPr>
+          <w:b/>
+        </w:rPr>
+        <w:t>input</w:t>
+      </w:r>
+      <w:r>
+        <w:rPr>
+          <w:b w:val="0"/>
+        </w:rPr>
+        <w:t xml:space="preserve"> it uses.</w:t>
+      </w:r>
+    </w:p>
+    <w:p>
+      <w:pPr>
+        <w:pStyle w:val="Heading3"/>
+      </w:pPr>
+      <w:r>
+        <w:t>My picture explanation, deciding evidence and one limit</w:t>
+      </w:r>
+    </w:p>
+    <w:p>
+      <w:r>
+        <w:t>________________________________________________________________</w:t>
+      </w:r>
+    </w:p>
+    <w:p>
+      <w:r>
+        <w:t>________________________________________________________________</w:t>
+      </w:r>
+    </w:p>
+    <w:p>
+      <w:r>
+        <w:t>________________________________________________________________</w:t>
+      </w:r>
+    </w:p>
+    <w:p>
+      <w:r>
+        <w:t>________________________________________________________________</w:t>
+      </w:r>
+    </w:p>
+    <w:p>
+      <w:pPr>
+        <w:pStyle w:val="Heading3"/>
+      </w:pPr>
+      <w:r>
+        <w:t>03. Checkpoint losses</w:t>
+      </w:r>
+    </w:p>
+    <w:p>
+      <w:r>
+        <w:drawing>
+          <wp:inline xmlns:a="http://schemas.openxmlformats.org/drawingml/2006/main" xmlns:pic="http://schemas.openxmlformats.org/drawingml/2006/picture">
+            <wp:extent cx="5486400" cy="3617976"/>
+            <wp:docPr id="5" name="Picture 5" descr="Checkpoint losses. epoch 1: training = 4, validation = 3. epoch 2: training = 2, validation = 2. epoch 3: training = 1, validation = 2.5."/>
+            <wp:cNvGraphicFramePr>
+              <a:graphicFrameLocks noChangeAspect="1"/>
+            </wp:cNvGraphicFramePr>
+            <a:graphic>
+              <a:graphicData uri="http://schemas.openxmlformats.org/drawingml/2006/picture">
+                <pic:pic>
+                  <pic:nvPicPr>
+                    <pic:cNvPr id="0" name="academy-story-ai-5-15-03.png"/>
+                    <pic:cNvPicPr/>
+                  </pic:nvPicPr>
+                  <pic:blipFill>
+                    <a:blip r:embed="rId13"/>
+                    <a:stretch>
+                      <a:fillRect/>
+                    </a:stretch>
+                  </pic:blipFill>
+                  <pic:spPr>
+                    <a:xfrm>
+                      <a:off x="0" y="0"/>
+                      <a:ext cx="5486400" cy="3617976"/>
+                    </a:xfrm>
+                    <a:prstGeom prst="rect"/>
+                  </pic:spPr>
+                </pic:pic>
+              </a:graphicData>
+            </a:graphic>
+          </wp:inline>
+        </w:drawing>
+      </w:r>
+    </w:p>
+    <w:p>
+      <w:pPr>
+        <w:spacing w:line="336" w:lineRule="auto" w:after="180"/>
+      </w:pPr>
+      <w:r>
+        <w:rPr>
+          <w:b/>
+        </w:rPr>
+        <w:t>Checkpoint</w:t>
+      </w:r>
+      <w:r>
+        <w:rPr>
+          <w:b w:val="0"/>
+        </w:rPr>
+        <w:t xml:space="preserve"> losses. epoch 1: </w:t>
+      </w:r>
+      <w:r>
+        <w:rPr>
+          <w:b/>
+        </w:rPr>
+        <w:t>training</w:t>
+      </w:r>
+      <w:r>
+        <w:rPr>
+          <w:b w:val="0"/>
+        </w:rPr>
+        <w:t xml:space="preserve"> = 4, validation = 3. epoch 2: </w:t>
+      </w:r>
+      <w:r>
+        <w:rPr>
+          <w:b/>
+        </w:rPr>
+        <w:t>training</w:t>
+      </w:r>
+      <w:r>
+        <w:rPr>
+          <w:b w:val="0"/>
+        </w:rPr>
+        <w:t xml:space="preserve"> = 2, validation = 2. epoch 3: </w:t>
+      </w:r>
+      <w:r>
+        <w:rPr>
+          <w:b/>
+        </w:rPr>
+        <w:t>training</w:t>
+      </w:r>
+      <w:r>
+        <w:rPr>
+          <w:b w:val="0"/>
+        </w:rPr>
+        <w:t xml:space="preserve"> = 1, validation = 2.5.</w:t>
+      </w:r>
+    </w:p>
+    <w:p>
+      <w:pPr>
+        <w:spacing w:line="336" w:lineRule="auto" w:after="180"/>
+        <w:shd w:fill="F5F1FB"/>
+      </w:pPr>
+      <w:r>
+        <w:rPr>
+          <w:b w:val="0"/>
+        </w:rPr>
+        <w:t>Read the labels and values. Explain the relationship the model shows.</w:t>
+      </w:r>
+    </w:p>
+    <w:p>
+      <w:pPr>
+        <w:pStyle w:val="Heading3"/>
+      </w:pPr>
+      <w:r>
+        <w:t>My picture explanation, deciding evidence and one limit</w:t>
+      </w:r>
+    </w:p>
+    <w:p>
+      <w:r>
+        <w:t>________________________________________________________________</w:t>
+      </w:r>
+    </w:p>
+    <w:p>
+      <w:r>
+        <w:t>________________________________________________________________</w:t>
+      </w:r>
+    </w:p>
+    <w:p>
+      <w:r>
+        <w:t>________________________________________________________________</w:t>
+      </w:r>
+    </w:p>
+    <w:p>
+      <w:r>
+        <w:t>________________________________________________________________</w:t>
+      </w:r>
+    </w:p>
+    <w:p>
+      <w:pPr>
+        <w:pStyle w:val="Heading3"/>
+      </w:pPr>
+      <w:r>
+        <w:t>04. Change one thing. Trace what follows.</w:t>
+      </w:r>
+    </w:p>
+    <w:p>
+      <w:r>
+        <w:drawing>
+          <wp:inline xmlns:a="http://schemas.openxmlformats.org/drawingml/2006/main" xmlns:pic="http://schemas.openxmlformats.org/drawingml/2006/picture">
+            <wp:extent cx="5486400" cy="3179064"/>
+            <wp:docPr id="6" name="Picture 6" descr="Original case: Select epoch 2, not epoch 3, under the declared validation criterion. Changed condition: Epoch3 validation loss is instead1.5. Expected result: Select epoch 3 under the unchanged criterion. Reason: Its measured validation loss is now below epoch 2’s2; the training curve alone never settled selection."/>
+            <wp:cNvGraphicFramePr>
+              <a:graphicFrameLocks noChangeAspect="1"/>
+            </wp:cNvGraphicFramePr>
+            <a:graphic>
+              <a:graphicData uri="http://schemas.openxmlformats.org/drawingml/2006/picture">
+                <pic:pic>
+                  <pic:nvPicPr>
+                    <pic:cNvPr id="0" name="academy-story-ai-5-15-04.png"/>
+                    <pic:cNvPicPr/>
+                  </pic:nvPicPr>
+                  <pic:blipFill>
+                    <a:blip r:embed="rId14"/>
+                    <a:stretch>
+                      <a:fillRect/>
+                    </a:stretch>
+                  </pic:blipFill>
+                  <pic:spPr>
+                    <a:xfrm>
+                      <a:off x="0" y="0"/>
+                      <a:ext cx="5486400" cy="3179064"/>
+                    </a:xfrm>
+                    <a:prstGeom prst="rect"/>
+                  </pic:spPr>
+                </pic:pic>
+              </a:graphicData>
+            </a:graphic>
+          </wp:inline>
+        </w:drawing>
+      </w:r>
+    </w:p>
+    <w:p>
+      <w:pPr>
+        <w:spacing w:line="336" w:lineRule="auto" w:after="180"/>
+      </w:pPr>
+      <w:r>
+        <w:rPr>
+          <w:b w:val="0"/>
+        </w:rPr>
+        <w:t>Original case: Select epoch 2, not epoch 3, under the declared validation criterion. Changed condition: Epoch3 validation loss is instead1.5. Expected result: Select epoch 3 under the unchanged criterion.</w:t>
+      </w:r>
+    </w:p>
+    <w:p>
+      <w:pPr>
+        <w:spacing w:line="336" w:lineRule="auto" w:after="180"/>
+      </w:pPr>
+      <w:r>
+        <w:rPr>
+          <w:b w:val="0"/>
+        </w:rPr>
+        <w:t xml:space="preserve">Reason: Its measured validation loss is now below epoch 2’s2; the </w:t>
+      </w:r>
+      <w:r>
+        <w:rPr>
+          <w:b/>
+        </w:rPr>
+        <w:t>training curve</w:t>
+      </w:r>
+      <w:r>
+        <w:rPr>
+          <w:b w:val="0"/>
+        </w:rPr>
+        <w:t xml:space="preserve"> alone never settled selection.</w:t>
+      </w:r>
+    </w:p>
+    <w:p>
+      <w:pPr>
+        <w:spacing w:line="336" w:lineRule="auto" w:after="180"/>
+        <w:shd w:fill="F5F1FB"/>
+      </w:pPr>
+      <w:r>
+        <w:rPr>
+          <w:b w:val="0"/>
+        </w:rPr>
+        <w:t>Predict before checking the worked changed-case result. Name what changed and what the supplied facts allow you to conclude.</w:t>
+      </w:r>
+    </w:p>
+    <w:p>
+      <w:pPr>
+        <w:pStyle w:val="Heading3"/>
+      </w:pPr>
+      <w:r>
+        <w:t>My picture explanation, deciding evidence and one limit</w:t>
+      </w:r>
+    </w:p>
+    <w:p>
+      <w:r>
+        <w:t>________________________________________________________________</w:t>
+      </w:r>
+    </w:p>
+    <w:p>
+      <w:r>
+        <w:t>________________________________________________________________</w:t>
+      </w:r>
+    </w:p>
+    <w:p>
+      <w:r>
+        <w:t>________________________________________________________________</w:t>
+      </w:r>
+    </w:p>
+    <w:p>
+      <w:r>
+        <w:t>________________________________________________________________</w:t>
+      </w:r>
+    </w:p>
+    <w:p>
+      <w:pPr>
+        <w:pStyle w:val="Heading3"/>
+      </w:pPr>
+      <w:r>
+        <w:t>05. Connect the explanation to its limit</w:t>
+      </w:r>
+    </w:p>
+    <w:p>
+      <w:r>
+        <w:drawing>
+          <wp:inline xmlns:a="http://schemas.openxmlformats.org/drawingml/2006/main" xmlns:pic="http://schemas.openxmlformats.org/drawingml/2006/picture">
+            <wp:extent cx="5486400" cy="2834640"/>
+            <wp:docPr id="7" name="Picture 7" descr="The training curve measures fit to examples used for learning. The validation curve measures a separate set used to choose a checkpoint. The final training loss is smallest here, but its validation loss has risen. Under the supplied selection rule, keep checkpoint two. A later final test must remain outside both learning and checkpoint selection. Limit: A single curve has sampling and run variability; validation-selected checkpoints still require untouched final evidence."/>
+            <wp:cNvGraphicFramePr>
+              <a:graphicFrameLocks noChangeAspect="1"/>
+            </wp:cNvGraphicFramePr>
+            <a:graphic>
+              <a:graphicData uri="http://schemas.openxmlformats.org/drawingml/2006/picture">
+                <pic:pic>
+                  <pic:nvPicPr>
+                    <pic:cNvPr id="0" name="academy-story-ai-5-15-05.png"/>
+                    <pic:cNvPicPr/>
+                  </pic:nvPicPr>
+                  <pic:blipFill>
+                    <a:blip r:embed="rId15"/>
+                    <a:stretch>
+                      <a:fillRect/>
+                    </a:stretch>
+                  </pic:blipFill>
+                  <pic:spPr>
+                    <a:xfrm>
+                      <a:off x="0" y="0"/>
+                      <a:ext cx="5486400" cy="2834640"/>
+                    </a:xfrm>
+                    <a:prstGeom prst="rect"/>
+                  </pic:spPr>
+                </pic:pic>
+              </a:graphicData>
+            </a:graphic>
+          </wp:inline>
+        </w:drawing>
+      </w:r>
+    </w:p>
+    <w:p>
+      <w:pPr>
+        <w:spacing w:line="336" w:lineRule="auto" w:after="180"/>
+      </w:pPr>
+      <w:r>
+        <w:rPr>
+          <w:b w:val="0"/>
+        </w:rPr>
+        <w:t xml:space="preserve">The </w:t>
+      </w:r>
+      <w:r>
+        <w:rPr>
+          <w:b/>
+        </w:rPr>
+        <w:t>training curve</w:t>
+      </w:r>
+      <w:r>
+        <w:rPr>
+          <w:b w:val="0"/>
+        </w:rPr>
+        <w:t xml:space="preserve"> measures fit to examples used for learning. The </w:t>
+      </w:r>
+      <w:r>
+        <w:rPr>
+          <w:b/>
+        </w:rPr>
+        <w:t>validation curve</w:t>
+      </w:r>
+      <w:r>
+        <w:rPr>
+          <w:b w:val="0"/>
+        </w:rPr>
+        <w:t xml:space="preserve"> measures a separate set used to choose a </w:t>
+      </w:r>
+      <w:r>
+        <w:rPr>
+          <w:b/>
+        </w:rPr>
+        <w:t>checkpoint</w:t>
+      </w:r>
+      <w:r>
+        <w:rPr>
+          <w:b w:val="0"/>
+        </w:rPr>
+        <w:t xml:space="preserve">. The final </w:t>
+      </w:r>
+      <w:r>
+        <w:rPr>
+          <w:b/>
+        </w:rPr>
+        <w:t>training</w:t>
+      </w:r>
+      <w:r>
+        <w:rPr>
+          <w:b w:val="0"/>
+        </w:rPr>
+        <w:t xml:space="preserve"> loss is smallest here, but its validation loss has risen.</w:t>
+      </w:r>
+    </w:p>
+    <w:p>
+      <w:pPr>
+        <w:spacing w:line="336" w:lineRule="auto" w:after="180"/>
+      </w:pPr>
+      <w:r>
+        <w:rPr>
+          <w:b w:val="0"/>
+        </w:rPr>
+        <w:t xml:space="preserve">Under the supplied </w:t>
+      </w:r>
+      <w:r>
+        <w:rPr>
+          <w:b/>
+        </w:rPr>
+        <w:t>selection rule</w:t>
+      </w:r>
+      <w:r>
+        <w:rPr>
+          <w:b w:val="0"/>
+        </w:rPr>
+        <w:t xml:space="preserve">, keep </w:t>
+      </w:r>
+      <w:r>
+        <w:rPr>
+          <w:b/>
+        </w:rPr>
+        <w:t>checkpoint</w:t>
+      </w:r>
+      <w:r>
+        <w:rPr>
+          <w:b w:val="0"/>
+        </w:rPr>
+        <w:t xml:space="preserve"> two. A later final test must remain outside both learning and </w:t>
+      </w:r>
+      <w:r>
+        <w:rPr>
+          <w:b/>
+        </w:rPr>
+        <w:t>checkpoint</w:t>
+      </w:r>
+      <w:r>
+        <w:rPr>
+          <w:b w:val="0"/>
+        </w:rPr>
+        <w:t xml:space="preserve"> selection.</w:t>
+      </w:r>
+    </w:p>
+    <w:p>
+      <w:pPr>
+        <w:spacing w:line="336" w:lineRule="auto" w:after="180"/>
+      </w:pPr>
+      <w:r>
+        <w:rPr>
+          <w:b w:val="0"/>
+        </w:rPr>
+        <w:t xml:space="preserve">Limit: A single curve has sampling and run variability; validation-selected </w:t>
+      </w:r>
+      <w:r>
+        <w:rPr>
+          <w:b/>
+        </w:rPr>
+        <w:t>checkpoint</w:t>
+      </w:r>
+      <w:r>
+        <w:rPr>
+          <w:b w:val="0"/>
+        </w:rPr>
+        <w:t xml:space="preserve">s still require untouched final </w:t>
+      </w:r>
+      <w:r>
+        <w:rPr>
+          <w:b/>
+        </w:rPr>
+        <w:t>evidence</w:t>
+      </w:r>
+      <w:r>
+        <w:rPr>
+          <w:b w:val="0"/>
+        </w:rPr>
+        <w:t>.</w:t>
+      </w:r>
+    </w:p>
+    <w:p>
+      <w:pPr>
+        <w:spacing w:line="336" w:lineRule="auto" w:after="180"/>
+        <w:shd w:fill="F5F1FB"/>
+      </w:pPr>
+      <w:r>
+        <w:rPr>
+          <w:b w:val="0"/>
+        </w:rPr>
+        <w:t>Explain the case, then point to a limit on the claim.</w:t>
+      </w:r>
+    </w:p>
+    <w:p>
+      <w:pPr>
+        <w:pStyle w:val="Heading3"/>
+      </w:pPr>
+      <w:r>
+        <w:t>My picture explanation, deciding evidence and one limit</w:t>
+      </w:r>
+    </w:p>
+    <w:p>
+      <w:r>
+        <w:t>________________________________________________________________</w:t>
+      </w:r>
+    </w:p>
+    <w:p>
+      <w:r>
+        <w:t>________________________________________________________________</w:t>
+      </w:r>
+    </w:p>
+    <w:p>
+      <w:r>
+        <w:t>________________________________________________________________</w:t>
+      </w:r>
+    </w:p>
+    <w:p>
+      <w:r>
+        <w:t>________________________________________________________________</w:t>
+      </w:r>
+    </w:p>
+    <w:p>
+      <w:pPr>
+        <w:pStyle w:val="Heading3"/>
+      </w:pPr>
+      <w:r>
+        <w:t>06. Make the idea visible in your project</w:t>
+      </w:r>
+    </w:p>
+    <w:p>
+      <w:r>
+        <w:drawing>
+          <wp:inline xmlns:a="http://schemas.openxmlformats.org/drawingml/2006/main" xmlns:pic="http://schemas.openxmlformats.org/drawingml/2006/picture">
+            <wp:extent cx="5486400" cy="3681984"/>
+            <wp:docPr id="8" name="Picture 8" descr="For your Image-pattern Network Investigation, save the input, procedure, observed result and limitation of this check. Label this worked example as practice; use a different, previously unreviewed case when checking independent understanding. Draw your input, deciding step, result and limit. Supported question: Can the original epoch 3 training loss 1 justify claiming best generalisation? Point to the relevant step in the picture, then write the changed result and the rule or evidence that supports it."/>
+            <wp:cNvGraphicFramePr>
+              <a:graphicFrameLocks noChangeAspect="1"/>
+            </wp:cNvGraphicFramePr>
+            <a:graphic>
+              <a:graphicData uri="http://schemas.openxmlformats.org/drawingml/2006/picture">
+                <pic:pic>
+                  <pic:nvPicPr>
+                    <pic:cNvPr id="0" name="academy-story-ai-5-15-06.png"/>
+                    <pic:cNvPicPr/>
+                  </pic:nvPicPr>
+                  <pic:blipFill>
+                    <a:blip r:embed="rId16"/>
+                    <a:stretch>
+                      <a:fillRect/>
+                    </a:stretch>
+                  </pic:blipFill>
+                  <pic:spPr>
+                    <a:xfrm>
+                      <a:off x="0" y="0"/>
+                      <a:ext cx="5486400" cy="3681984"/>
+                    </a:xfrm>
+                    <a:prstGeom prst="rect"/>
+                  </pic:spPr>
+                </pic:pic>
+              </a:graphicData>
+            </a:graphic>
+          </wp:inline>
+        </w:drawing>
+      </w:r>
+    </w:p>
+    <w:p>
+      <w:pPr>
+        <w:spacing w:line="336" w:lineRule="auto" w:after="180"/>
+      </w:pPr>
+      <w:r>
+        <w:rPr>
+          <w:b w:val="0"/>
+        </w:rPr>
+        <w:t xml:space="preserve">For your Image-pattern Network Investigation, save the </w:t>
+      </w:r>
+      <w:r>
+        <w:rPr>
+          <w:b/>
+        </w:rPr>
+        <w:t>input</w:t>
+      </w:r>
+      <w:r>
+        <w:rPr>
+          <w:b w:val="0"/>
+        </w:rPr>
+        <w:t>, procedure, observed result and limitation of this check.</w:t>
+      </w:r>
+    </w:p>
+    <w:p>
+      <w:pPr>
+        <w:spacing w:line="336" w:lineRule="auto" w:after="180"/>
+      </w:pPr>
+      <w:r>
+        <w:rPr>
+          <w:b w:val="0"/>
+        </w:rPr>
+        <w:t xml:space="preserve">Label this worked example as practice; use a different, previously unreviewed case when checking independent understanding. Draw your </w:t>
+      </w:r>
+      <w:r>
+        <w:rPr>
+          <w:b/>
+        </w:rPr>
+        <w:t>input</w:t>
+      </w:r>
+      <w:r>
+        <w:rPr>
+          <w:b w:val="0"/>
+        </w:rPr>
+        <w:t>, deciding step, result and limit.</w:t>
+      </w:r>
+    </w:p>
+    <w:p>
+      <w:pPr>
+        <w:spacing w:line="336" w:lineRule="auto" w:after="180"/>
+      </w:pPr>
+      <w:r>
+        <w:rPr>
+          <w:b w:val="0"/>
+        </w:rPr>
+        <w:t xml:space="preserve">Supported question: Can the original epoch 3 </w:t>
+      </w:r>
+      <w:r>
+        <w:rPr>
+          <w:b/>
+        </w:rPr>
+        <w:t>training</w:t>
+      </w:r>
+      <w:r>
+        <w:rPr>
+          <w:b w:val="0"/>
+        </w:rPr>
+        <w:t xml:space="preserve"> loss 1 justify claiming best generalisation? Point to the relevant step in the picture, then write the changed result and the rule or </w:t>
+      </w:r>
+      <w:r>
+        <w:rPr>
+          <w:b/>
+        </w:rPr>
+        <w:t>evidence</w:t>
+      </w:r>
+      <w:r>
+        <w:rPr>
+          <w:b w:val="0"/>
+        </w:rPr>
+        <w:t xml:space="preserve"> that supports it.</w:t>
+      </w:r>
+    </w:p>
+    <w:p>
+      <w:pPr>
+        <w:spacing w:line="336" w:lineRule="auto" w:after="180"/>
+        <w:shd w:fill="F5F1FB"/>
+      </w:pPr>
+      <w:r>
+        <w:rPr>
+          <w:b w:val="0"/>
+        </w:rPr>
+        <w:t xml:space="preserve">Draw your project trace and justify the deciding step using </w:t>
+      </w:r>
+      <w:r>
+        <w:rPr>
+          <w:b/>
+        </w:rPr>
+        <w:t>evidence</w:t>
+      </w:r>
+      <w:r>
+        <w:rPr>
+          <w:b w:val="0"/>
+        </w:rPr>
+        <w:t>.</w:t>
+      </w:r>
+    </w:p>
+    <w:p>
+      <w:pPr>
+        <w:pStyle w:val="Heading3"/>
+      </w:pPr>
+      <w:r>
+        <w:t>My picture explanation, deciding evidence and one limit</w:t>
       </w:r>
     </w:p>
     <w:p>

--- a/downloads/workbook/ai-5-week-15.docx
+++ b/downloads/workbook/ai-5-week-15.docx
@@ -180,6 +180,420 @@
     <w:p>
       <w:r>
         <w:t>________________________________________________________________</w:t>
+      </w:r>
+    </w:p>
+    <w:p>
+      <w:pPr>
+        <w:pStyle w:val="Heading3"/>
+      </w:pPr>
+      <w:r>
+        <w:t>Lesson reference for workbook practice</w:t>
+      </w:r>
+    </w:p>
+    <w:p>
+      <w:pPr>
+        <w:spacing w:line="336" w:lineRule="auto" w:after="180"/>
+        <w:shd w:fill="F1F6F8"/>
+      </w:pPr>
+      <w:r>
+        <w:rPr>
+          <w:b w:val="0"/>
+        </w:rPr>
+        <w:t>Use this reference for the original W1–W3 and W5 exercises. The separately named independent case supplies its own changed facts; use those facts for that attempt before feedback.</w:t>
+      </w:r>
+    </w:p>
+    <w:p>
+      <w:pPr>
+        <w:spacing w:line="336" w:lineRule="auto" w:after="180"/>
+      </w:pPr>
+      <w:r>
+        <w:rPr>
+          <w:b w:val="0"/>
+        </w:rPr>
+        <w:t xml:space="preserve">Keep the restricted network h = ReLU(x), y = vh, with only v trained. </w:t>
+      </w:r>
+      <w:r>
+        <w:rPr>
+          <w:b/>
+        </w:rPr>
+        <w:t>Training</w:t>
+      </w:r>
+      <w:r>
+        <w:rPr>
+          <w:b w:val="0"/>
+        </w:rPr>
+        <w:t xml:space="preserve"> pairs remain (1, 2) and (2, 4). Start v = 0 and make four full-data updates at rate 0.1. Save states v = 0, 1, 1.5, 1.75 and 1.875.</w:t>
+      </w:r>
+    </w:p>
+    <w:p>
+      <w:pPr>
+        <w:spacing w:line="336" w:lineRule="auto" w:after="180"/>
+      </w:pPr>
+      <w:r>
+        <w:rPr>
+          <w:b w:val="0"/>
+        </w:rPr>
+        <w:t>At each saved state, evaluate both splits without changing v during evaluation.</w:t>
+      </w:r>
+    </w:p>
+    <w:p>
+      <w:pPr>
+        <w:spacing w:line="336" w:lineRule="auto" w:after="180"/>
+      </w:pPr>
+      <w:r>
+        <w:rPr>
+          <w:b w:val="0"/>
+        </w:rPr>
+        <w:t xml:space="preserve">For this deliberately constructed demonstration, validation pairs are (3, 4.5) and (4, 6). Their targets follow a different slope from the </w:t>
+      </w:r>
+      <w:r>
+        <w:rPr>
+          <w:b/>
+        </w:rPr>
+        <w:t>training</w:t>
+      </w:r>
+      <w:r>
+        <w:rPr>
+          <w:b w:val="0"/>
+        </w:rPr>
+        <w:t xml:space="preserve"> pairs.</w:t>
+      </w:r>
+    </w:p>
+    <w:p>
+      <w:pPr>
+        <w:spacing w:line="336" w:lineRule="auto" w:after="180"/>
+      </w:pPr>
+      <w:r>
+        <w:rPr>
+          <w:b w:val="0"/>
+        </w:rPr>
+        <w:t xml:space="preserve">This makes the two trends disagree visibly; it is not </w:t>
+      </w:r>
+      <w:r>
+        <w:rPr>
+          <w:b/>
+        </w:rPr>
+        <w:t>evidence</w:t>
+      </w:r>
+      <w:r>
+        <w:rPr>
+          <w:b w:val="0"/>
+        </w:rPr>
+        <w:t xml:space="preserve"> that these few rows represent a real population. Validation labels do not enter the gradient.</w:t>
+      </w:r>
+    </w:p>
+    <w:tbl>
+      <w:tblPr>
+        <w:tblStyle w:val="LightShading-Accent1"/>
+        <w:tblW w:type="auto" w:w="0"/>
+        <w:tblLook w:firstColumn="1" w:firstRow="1" w:lastColumn="0" w:lastRow="0" w:noHBand="0" w:noVBand="1" w:val="04A0"/>
+      </w:tblPr>
+      <w:tblGrid>
+        <w:gridCol w:w="2556"/>
+        <w:gridCol w:w="2556"/>
+        <w:gridCol w:w="2556"/>
+        <w:gridCol w:w="2556"/>
+      </w:tblGrid>
+      <w:tr>
+        <w:trPr>
+          <w:tblHeader/>
+        </w:trPr>
+        <w:tc>
+          <w:tcPr>
+            <w:tcW w:type="dxa" w:w="2556"/>
+          </w:tcPr>
+          <w:p>
+            <w:r>
+              <w:t>Updates</w:t>
+            </w:r>
+          </w:p>
+        </w:tc>
+        <w:tc>
+          <w:tcPr>
+            <w:tcW w:type="dxa" w:w="2556"/>
+          </w:tcPr>
+          <w:p>
+            <w:r>
+              <w:t>v</w:t>
+            </w:r>
+          </w:p>
+        </w:tc>
+        <w:tc>
+          <w:tcPr>
+            <w:tcW w:type="dxa" w:w="2556"/>
+          </w:tcPr>
+          <w:p>
+            <w:r>
+              <w:t>Training MSE</w:t>
+            </w:r>
+          </w:p>
+        </w:tc>
+        <w:tc>
+          <w:tcPr>
+            <w:tcW w:type="dxa" w:w="2556"/>
+          </w:tcPr>
+          <w:p>
+            <w:r>
+              <w:t>Validation MSE</w:t>
+            </w:r>
+          </w:p>
+        </w:tc>
+      </w:tr>
+      <w:tr>
+        <w:tc>
+          <w:tcPr>
+            <w:tcW w:type="dxa" w:w="2556"/>
+          </w:tcPr>
+          <w:p>
+            <w:r>
+              <w:t>0</w:t>
+            </w:r>
+          </w:p>
+        </w:tc>
+        <w:tc>
+          <w:tcPr>
+            <w:tcW w:type="dxa" w:w="2556"/>
+          </w:tcPr>
+          <w:p>
+            <w:r>
+              <w:t>0</w:t>
+            </w:r>
+          </w:p>
+        </w:tc>
+        <w:tc>
+          <w:tcPr>
+            <w:tcW w:type="dxa" w:w="2556"/>
+          </w:tcPr>
+          <w:p>
+            <w:r>
+              <w:t>10</w:t>
+            </w:r>
+          </w:p>
+        </w:tc>
+        <w:tc>
+          <w:tcPr>
+            <w:tcW w:type="dxa" w:w="2556"/>
+          </w:tcPr>
+          <w:p>
+            <w:r>
+              <w:t>28.125</w:t>
+            </w:r>
+          </w:p>
+        </w:tc>
+      </w:tr>
+      <w:tr>
+        <w:tc>
+          <w:tcPr>
+            <w:tcW w:type="dxa" w:w="2556"/>
+          </w:tcPr>
+          <w:p>
+            <w:r>
+              <w:t>1</w:t>
+            </w:r>
+          </w:p>
+        </w:tc>
+        <w:tc>
+          <w:tcPr>
+            <w:tcW w:type="dxa" w:w="2556"/>
+          </w:tcPr>
+          <w:p>
+            <w:r>
+              <w:t>1</w:t>
+            </w:r>
+          </w:p>
+        </w:tc>
+        <w:tc>
+          <w:tcPr>
+            <w:tcW w:type="dxa" w:w="2556"/>
+          </w:tcPr>
+          <w:p>
+            <w:r>
+              <w:t>2.5</w:t>
+            </w:r>
+          </w:p>
+        </w:tc>
+        <w:tc>
+          <w:tcPr>
+            <w:tcW w:type="dxa" w:w="2556"/>
+          </w:tcPr>
+          <w:p>
+            <w:r>
+              <w:t>3.125</w:t>
+            </w:r>
+          </w:p>
+        </w:tc>
+      </w:tr>
+      <w:tr>
+        <w:tc>
+          <w:tcPr>
+            <w:tcW w:type="dxa" w:w="2556"/>
+          </w:tcPr>
+          <w:p>
+            <w:r>
+              <w:t>2</w:t>
+            </w:r>
+          </w:p>
+        </w:tc>
+        <w:tc>
+          <w:tcPr>
+            <w:tcW w:type="dxa" w:w="2556"/>
+          </w:tcPr>
+          <w:p>
+            <w:r>
+              <w:t>1.5</w:t>
+            </w:r>
+          </w:p>
+        </w:tc>
+        <w:tc>
+          <w:tcPr>
+            <w:tcW w:type="dxa" w:w="2556"/>
+          </w:tcPr>
+          <w:p>
+            <w:r>
+              <w:t>0.625</w:t>
+            </w:r>
+          </w:p>
+        </w:tc>
+        <w:tc>
+          <w:tcPr>
+            <w:tcW w:type="dxa" w:w="2556"/>
+          </w:tcPr>
+          <w:p>
+            <w:r>
+              <w:t>0</w:t>
+            </w:r>
+          </w:p>
+        </w:tc>
+      </w:tr>
+      <w:tr>
+        <w:tc>
+          <w:tcPr>
+            <w:tcW w:type="dxa" w:w="2556"/>
+          </w:tcPr>
+          <w:p>
+            <w:r>
+              <w:t>3</w:t>
+            </w:r>
+          </w:p>
+        </w:tc>
+        <w:tc>
+          <w:tcPr>
+            <w:tcW w:type="dxa" w:w="2556"/>
+          </w:tcPr>
+          <w:p>
+            <w:r>
+              <w:t>1.75</w:t>
+            </w:r>
+          </w:p>
+        </w:tc>
+        <w:tc>
+          <w:tcPr>
+            <w:tcW w:type="dxa" w:w="2556"/>
+          </w:tcPr>
+          <w:p>
+            <w:r>
+              <w:t>0.15625</w:t>
+            </w:r>
+          </w:p>
+        </w:tc>
+        <w:tc>
+          <w:tcPr>
+            <w:tcW w:type="dxa" w:w="2556"/>
+          </w:tcPr>
+          <w:p>
+            <w:r>
+              <w:t>0.78125</w:t>
+            </w:r>
+          </w:p>
+        </w:tc>
+      </w:tr>
+      <w:tr>
+        <w:tc>
+          <w:tcPr>
+            <w:tcW w:type="dxa" w:w="2556"/>
+          </w:tcPr>
+          <w:p>
+            <w:r>
+              <w:t>4</w:t>
+            </w:r>
+          </w:p>
+        </w:tc>
+        <w:tc>
+          <w:tcPr>
+            <w:tcW w:type="dxa" w:w="2556"/>
+          </w:tcPr>
+          <w:p>
+            <w:r>
+              <w:t>1.875</w:t>
+            </w:r>
+          </w:p>
+        </w:tc>
+        <w:tc>
+          <w:tcPr>
+            <w:tcW w:type="dxa" w:w="2556"/>
+          </w:tcPr>
+          <w:p>
+            <w:r>
+              <w:t>0.0390625</w:t>
+            </w:r>
+          </w:p>
+        </w:tc>
+        <w:tc>
+          <w:tcPr>
+            <w:tcW w:type="dxa" w:w="2556"/>
+          </w:tcPr>
+          <w:p>
+            <w:r>
+              <w:t>1.7578125</w:t>
+            </w:r>
+          </w:p>
+        </w:tc>
+      </w:tr>
+    </w:tbl>
+    <w:p>
+      <w:pPr>
+        <w:spacing w:line="336" w:lineRule="auto" w:after="180"/>
+      </w:pPr>
+      <w:r>
+        <w:rPr>
+          <w:b w:val="0"/>
+        </w:rPr>
+        <w:t xml:space="preserve">Both columns use ordinary MSE in the same target units, evaluated on their own fixed rows. </w:t>
+      </w:r>
+      <w:r>
+        <w:rPr>
+          <w:b/>
+        </w:rPr>
+        <w:t>Training</w:t>
+      </w:r>
+      <w:r>
+        <w:rPr>
+          <w:b w:val="0"/>
+        </w:rPr>
+        <w:t xml:space="preserve"> MSE is 2.5(v - 2) squared; validation MSE is 12.5(v - 1.5) squared.</w:t>
+      </w:r>
+    </w:p>
+    <w:p>
+      <w:pPr>
+        <w:spacing w:line="336" w:lineRule="auto" w:after="180"/>
+      </w:pPr>
+      <w:r>
+        <w:rPr>
+          <w:b w:val="0"/>
+        </w:rPr>
+        <w:t xml:space="preserve">Different </w:t>
+      </w:r>
+      <w:r>
+        <w:rPr>
+          <w:b/>
+        </w:rPr>
+        <w:t>input</w:t>
+      </w:r>
+      <w:r>
+        <w:rPr>
+          <w:b w:val="0"/>
+        </w:rPr>
+        <w:t xml:space="preserve"> values and target rules affect the loss levels. A gap alone does not identify its cause.</w:t>
       </w:r>
     </w:p>
     <w:p>
@@ -1408,7 +1822,7 @@
         <w:rPr>
           <w:b w:val="0"/>
         </w:rPr>
-        <w:t xml:space="preserve"> losses: epoch 1 train4, val3; epoch 2 train2, val2; epoch 3 train1, val2.5. Selection: smallest validation loss.</w:t>
+        <w:t xml:space="preserve"> losses: epoch 1 train 4, val 3; epoch 2 train 2, val 2; epoch 3 train 1, val 2.5. Selection: smallest validation loss.</w:t>
       </w:r>
     </w:p>
     <w:p>
@@ -1475,7 +1889,7 @@
         <w:drawing>
           <wp:inline xmlns:a="http://schemas.openxmlformats.org/drawingml/2006/main" xmlns:pic="http://schemas.openxmlformats.org/drawingml/2006/picture">
             <wp:extent cx="5486400" cy="5185229"/>
-            <wp:docPr id="2" name="Picture 2" descr="Training and validation curves. Read training curve: Training loss falls4→2→1.. Read validation curve: Validation loss falls3→2 then rises to2.5.. Choose checkpoint: Select epoch 2, not epoch 3, under the declared validation criterion."/>
+            <wp:docPr id="2" name="Picture 2" descr="Training and validation curves. Read training curve: Training loss falls 4→2→1.. Read validation curve: Validation loss falls 3→2 then rises to2.5.. Choose checkpoint: Select epoch 2, not epoch 3, under the declared validation criterion."/>
             <wp:cNvGraphicFramePr>
               <a:graphicFrameLocks noChangeAspect="1"/>
             </wp:cNvGraphicFramePr>
@@ -2213,7 +2627,7 @@
         <w:rPr>
           <w:b w:val="0"/>
         </w:rPr>
-        <w:t>Changed-case practice: Epoch3 validation loss is instead1.5. Which conclusion is supported by the supplied facts?</w:t>
+        <w:t>Changed-case practice: Epoch 3 validation loss is instead 1.5. Which conclusion is supported by the supplied facts?</w:t>
       </w:r>
     </w:p>
     <w:p>
@@ -2650,7 +3064,7 @@
         <w:drawing>
           <wp:inline xmlns:a="http://schemas.openxmlformats.org/drawingml/2006/main" xmlns:pic="http://schemas.openxmlformats.org/drawingml/2006/picture">
             <wp:extent cx="5486400" cy="3142488"/>
-            <wp:docPr id="3" name="Picture 3" descr="Plot training and validation loss for checkpoints before opening final cases. Supplied facts: Supplied checkpoint losses: epoch 1 train4, val3; epoch 2 train2, val2; epoch 3 train1, val2.5. Selection: smallest validation loss. All inputs and outcomes in this worked example are invented classroom data; no real model run is claimed."/>
+            <wp:docPr id="3" name="Picture 3" descr="Plot training and validation loss for checkpoints before opening final cases. Supplied facts: Supplied checkpoint losses: epoch 1 train 4, val 3; epoch 2 train 2, val 2; epoch 3 train 1, val 2.5. Selection: smallest validation loss. All inputs and outcomes in this worked example are invented classroom data; no real model run is claimed."/>
             <wp:cNvGraphicFramePr>
               <a:graphicFrameLocks noChangeAspect="1"/>
             </wp:cNvGraphicFramePr>
@@ -2725,7 +3139,7 @@
         <w:rPr>
           <w:b w:val="0"/>
         </w:rPr>
-        <w:t xml:space="preserve"> losses: epoch 1 train4, val3; epoch 2 train2, val2; epoch 3 train1, val2.5. Selection: smallest validation loss.</w:t>
+        <w:t xml:space="preserve"> losses: epoch 1 train 4, val 3; epoch 2 train 2, val 2; epoch 3 train 1, val 2.5. Selection: smallest validation loss.</w:t>
       </w:r>
     </w:p>
     <w:p>
@@ -2804,7 +3218,7 @@
         <w:drawing>
           <wp:inline xmlns:a="http://schemas.openxmlformats.org/drawingml/2006/main" xmlns:pic="http://schemas.openxmlformats.org/drawingml/2006/picture">
             <wp:extent cx="5486400" cy="3182112"/>
-            <wp:docPr id="4" name="Picture 4" descr="Read training curve: Training loss falls4→2→1. → Read validation curve: Validation loss falls3→2 then rises to2.5. → Choose checkpoint: Select epoch 2, not epoch 3, under the declared validation criterion."/>
+            <wp:docPr id="4" name="Picture 4" descr="Read training curve: Training loss falls 4→2→1. → Read validation curve: Validation loss falls 3→2 then rises to2.5. → Choose checkpoint: Select epoch 2, not epoch 3, under the declared validation criterion."/>
             <wp:cNvGraphicFramePr>
               <a:graphicFrameLocks noChangeAspect="1"/>
             </wp:cNvGraphicFramePr>
@@ -2867,7 +3281,7 @@
         <w:rPr>
           <w:b w:val="0"/>
         </w:rPr>
-        <w:t xml:space="preserve"> loss falls4→2→1. → Read </w:t>
+        <w:t xml:space="preserve"> loss falls 4→2→1. → Read </w:t>
       </w:r>
       <w:r>
         <w:rPr>
@@ -2879,7 +3293,7 @@
         <w:rPr>
           <w:b w:val="0"/>
         </w:rPr>
-        <w:t xml:space="preserve">: Validation loss falls3→2 then rises to2.5. → Choose </w:t>
+        <w:t xml:space="preserve">: Validation loss falls 3→2 then rises to2.5. → Choose </w:t>
       </w:r>
       <w:r>
         <w:rPr>
@@ -3096,7 +3510,7 @@
         <w:drawing>
           <wp:inline xmlns:a="http://schemas.openxmlformats.org/drawingml/2006/main" xmlns:pic="http://schemas.openxmlformats.org/drawingml/2006/picture">
             <wp:extent cx="5486400" cy="3179064"/>
-            <wp:docPr id="6" name="Picture 6" descr="Original case: Select epoch 2, not epoch 3, under the declared validation criterion. Changed condition: Epoch3 validation loss is instead1.5. Expected result: Select epoch 3 under the unchanged criterion. Reason: Its measured validation loss is now below epoch 2’s2; the training curve alone never settled selection."/>
+            <wp:docPr id="6" name="Picture 6" descr="Original case: Select epoch 2, not epoch 3, under the declared validation criterion. Changed condition: Epoch 3 validation loss is instead 1.5. Expected result: Select epoch 3 under the unchanged criterion. Reason: Its measured validation loss is now below epoch 2’s2; the training curve alone never settled selection."/>
             <wp:cNvGraphicFramePr>
               <a:graphicFrameLocks noChangeAspect="1"/>
             </wp:cNvGraphicFramePr>
@@ -3135,7 +3549,7 @@
         <w:rPr>
           <w:b w:val="0"/>
         </w:rPr>
-        <w:t>Original case: Select epoch 2, not epoch 3, under the declared validation criterion. Changed condition: Epoch3 validation loss is instead1.5. Expected result: Select epoch 3 under the unchanged criterion.</w:t>
+        <w:t>Original case: Select epoch 2, not epoch 3, under the declared validation criterion. Changed condition: Epoch 3 validation loss is instead 1.5. Expected result: Select epoch 3 under the unchanged criterion.</w:t>
       </w:r>
     </w:p>
     <w:p>

--- a/downloads/workbook/ai-5-week-15.docx
+++ b/downloads/workbook/ai-5-week-15.docx
@@ -25,22 +25,45 @@
         <w:pStyle w:val="Heading1"/>
       </w:pPr>
       <w:r>
-        <w:t>01. Recall and choose your starting point</w:t>
-      </w:r>
-    </w:p>
-    <w:p>
-      <w:r>
-        <w:t>Record your starting explanation for Training and validation curves before opening notes. Show any later correction separately.</w:t>
-      </w:r>
-    </w:p>
-    <w:p>
-      <w:pPr>
-        <w:spacing w:line="336" w:lineRule="auto" w:after="180"/>
-      </w:pPr>
-      <w:r>
-        <w:rPr>
-          <w:b w:val="0"/>
-        </w:rPr>
+        <w:t>One readable checkpoint-evaluation and selection record.</w:t>
+      </w:r>
+    </w:p>
+    <w:p>
+      <w:r>
+        <w:t>Compute both losses,repair incompatible comparisons and explain development evidence.</w:t>
+      </w:r>
+    </w:p>
+    <w:p>
+      <w:r>
+        <w:t>W1–W3/W5 → selected new split comparison → project checkpoint ledger → changed-case return.</w:t>
+      </w:r>
+    </w:p>
+    <w:p>
+      <w:pPr>
+        <w:pStyle w:val="Heading1"/>
+      </w:pPr>
+      <w:r>
+        <w:t>01. Recall · Retrieve before notes</w:t>
+      </w:r>
+    </w:p>
+    <w:p>
+      <w:r>
+        <w:t>Keep this task’s inputs,rule and response together.</w:t>
+      </w:r>
+    </w:p>
+    <w:p>
+      <w:pPr>
+        <w:pStyle w:val="Heading2"/>
+      </w:pPr>
+      <w:r>
+        <w:t>Complete task and evidence</w:t>
+      </w:r>
+    </w:p>
+    <w:p>
+      <w:pPr>
+        <w:pStyle w:val="ListBullet"/>
+      </w:pPr>
+      <w:r>
         <w:t>Try the recall before opening notes. Then use a different colour or a labelled second line to correct your explanation.</w:t>
       </w:r>
     </w:p>
@@ -54,12 +77,9 @@
     </w:p>
     <w:p>
       <w:pPr>
-        <w:spacing w:line="336" w:lineRule="auto" w:after="180"/>
-      </w:pPr>
-      <w:r>
-        <w:rPr>
-          <w:b w:val="0"/>
-        </w:rPr>
+        <w:pStyle w:val="ListBullet"/>
+      </w:pPr>
+      <w:r>
         <w:t>Without opening the old lesson, explain one key idea from Learning rate experiments. Give an example and a mistake that the idea helps you avoid.</w:t>
       </w:r>
     </w:p>
@@ -96,25 +116,10 @@
     </w:p>
     <w:p>
       <w:pPr>
-        <w:spacing w:line="336" w:lineRule="auto" w:after="180"/>
-      </w:pPr>
-      <w:r>
-        <w:rPr>
-          <w:b w:val="0"/>
-        </w:rPr>
-        <w:t xml:space="preserve">Without opening the old lesson, explain one key idea from </w:t>
-      </w:r>
-      <w:r>
-        <w:rPr>
-          <w:b/>
-        </w:rPr>
-        <w:t>Training</w:t>
-      </w:r>
-      <w:r>
-        <w:rPr>
-          <w:b w:val="0"/>
-        </w:rPr>
-        <w:t xml:space="preserve"> a small network. Give an example and a mistake that the idea helps you avoid.</w:t>
+        <w:pStyle w:val="ListBullet"/>
+      </w:pPr>
+      <w:r>
+        <w:t>Without opening the old lesson, explain one key idea from Training a small network. Give an example and a mistake that the idea helps you avoid.</w:t>
       </w:r>
     </w:p>
     <w:p>
@@ -150,12 +155,9 @@
     </w:p>
     <w:p>
       <w:pPr>
-        <w:spacing w:line="336" w:lineRule="auto" w:after="180"/>
-      </w:pPr>
-      <w:r>
-        <w:rPr>
-          <w:b w:val="0"/>
-        </w:rPr>
+        <w:pStyle w:val="ListBullet"/>
+      </w:pPr>
+      <w:r>
         <w:t>Without opening the old lesson, explain one key idea from Slopes and local change. Give an example and a mistake that the idea helps you avoid.</w:t>
       </w:r>
     </w:p>
@@ -192,94 +194,26 @@
     </w:p>
     <w:p>
       <w:pPr>
-        <w:spacing w:line="336" w:lineRule="auto" w:after="180"/>
-        <w:shd w:fill="F1F6F8"/>
-      </w:pPr>
-      <w:r>
-        <w:rPr>
-          <w:b w:val="0"/>
-        </w:rPr>
+        <w:pStyle w:val="ListBullet"/>
+      </w:pPr>
+      <w:r>
         <w:t>Use this reference for the original W1–W3 and W5 exercises. The separately named independent case supplies its own changed facts; use those facts for that attempt before feedback.</w:t>
       </w:r>
     </w:p>
     <w:p>
       <w:pPr>
-        <w:spacing w:line="336" w:lineRule="auto" w:after="180"/>
-      </w:pPr>
-      <w:r>
-        <w:rPr>
-          <w:b w:val="0"/>
-        </w:rPr>
-        <w:t xml:space="preserve">Keep the restricted network h = ReLU(x), y = vh, with only v trained. </w:t>
-      </w:r>
-      <w:r>
-        <w:rPr>
-          <w:b/>
-        </w:rPr>
-        <w:t>Training</w:t>
-      </w:r>
-      <w:r>
-        <w:rPr>
-          <w:b w:val="0"/>
-        </w:rPr>
-        <w:t xml:space="preserve"> pairs remain (1, 2) and (2, 4). Start v = 0 and make four full-data updates at rate 0.1. Save states v = 0, 1, 1.5, 1.75 and 1.875.</w:t>
-      </w:r>
-    </w:p>
-    <w:p>
-      <w:pPr>
-        <w:spacing w:line="336" w:lineRule="auto" w:after="180"/>
-      </w:pPr>
-      <w:r>
-        <w:rPr>
-          <w:b w:val="0"/>
-        </w:rPr>
-        <w:t>At each saved state, evaluate both splits without changing v during evaluation.</w:t>
-      </w:r>
-    </w:p>
-    <w:p>
-      <w:pPr>
-        <w:spacing w:line="336" w:lineRule="auto" w:after="180"/>
-      </w:pPr>
-      <w:r>
-        <w:rPr>
-          <w:b w:val="0"/>
-        </w:rPr>
-        <w:t xml:space="preserve">For this deliberately constructed demonstration, validation pairs are (3, 4.5) and (4, 6). Their targets follow a different slope from the </w:t>
-      </w:r>
-      <w:r>
-        <w:rPr>
-          <w:b/>
-        </w:rPr>
-        <w:t>training</w:t>
-      </w:r>
-      <w:r>
-        <w:rPr>
-          <w:b w:val="0"/>
-        </w:rPr>
-        <w:t xml:space="preserve"> pairs.</w:t>
-      </w:r>
-    </w:p>
-    <w:p>
-      <w:pPr>
-        <w:spacing w:line="336" w:lineRule="auto" w:after="180"/>
-      </w:pPr>
-      <w:r>
-        <w:rPr>
-          <w:b w:val="0"/>
-        </w:rPr>
-        <w:t xml:space="preserve">This makes the two trends disagree visibly; it is not </w:t>
-      </w:r>
-      <w:r>
-        <w:rPr>
-          <w:b/>
-        </w:rPr>
-        <w:t>evidence</w:t>
-      </w:r>
-      <w:r>
-        <w:rPr>
-          <w:b w:val="0"/>
-        </w:rPr>
-        <w:t xml:space="preserve"> that these few rows represent a real population. Validation labels do not enter the gradient.</w:t>
+        <w:pStyle w:val="ListBullet"/>
+      </w:pPr>
+      <w:r>
+        <w:t>Keep the restricted network h = ReLU(x), y = vh, with only v trained. Training pairs remain (1, 2) and (2, 4). Start v = 0 and make four full-data updates at rate 0.1. Save states v = 0, 1, 1.5, 1.75 and 1.875. At each saved state, evaluate both splits without changing v during evaluation.</w:t>
+      </w:r>
+    </w:p>
+    <w:p>
+      <w:pPr>
+        <w:pStyle w:val="ListBullet"/>
+      </w:pPr>
+      <w:r>
+        <w:t>For this deliberately constructed demonstration, validation pairs are (3, 4.5) and (4, 6). Their targets follow a different slope from the training pairs. This makes the two trends disagree visibly; it is not evidence that these few rows represent a real population. Validation labels do not enter the gradient.</w:t>
       </w:r>
     </w:p>
     <w:tbl>
@@ -552,48 +486,10 @@
     </w:tbl>
     <w:p>
       <w:pPr>
-        <w:spacing w:line="336" w:lineRule="auto" w:after="180"/>
-      </w:pPr>
-      <w:r>
-        <w:rPr>
-          <w:b w:val="0"/>
-        </w:rPr>
-        <w:t xml:space="preserve">Both columns use ordinary MSE in the same target units, evaluated on their own fixed rows. </w:t>
-      </w:r>
-      <w:r>
-        <w:rPr>
-          <w:b/>
-        </w:rPr>
-        <w:t>Training</w:t>
-      </w:r>
-      <w:r>
-        <w:rPr>
-          <w:b w:val="0"/>
-        </w:rPr>
-        <w:t xml:space="preserve"> MSE is 2.5(v - 2) squared; validation MSE is 12.5(v - 1.5) squared.</w:t>
-      </w:r>
-    </w:p>
-    <w:p>
-      <w:pPr>
-        <w:spacing w:line="336" w:lineRule="auto" w:after="180"/>
-      </w:pPr>
-      <w:r>
-        <w:rPr>
-          <w:b w:val="0"/>
-        </w:rPr>
-        <w:t xml:space="preserve">Different </w:t>
-      </w:r>
-      <w:r>
-        <w:rPr>
-          <w:b/>
-        </w:rPr>
-        <w:t>input</w:t>
-      </w:r>
-      <w:r>
-        <w:rPr>
-          <w:b w:val="0"/>
-        </w:rPr>
-        <w:t xml:space="preserve"> values and target rules affect the loss levels. A gap alone does not identify its cause.</w:t>
+        <w:pStyle w:val="ListBullet"/>
+      </w:pPr>
+      <w:r>
+        <w:t>Both columns use ordinary MSE in the same target units, evaluated on their own fixed rows. Training MSE is 2.5(v - 2) squared; validation MSE is 12.5(v - 1.5) squared. Different input values and target rules affect the loss levels. A gap alone does not identify its cause.</w:t>
       </w:r>
     </w:p>
     <w:p>
@@ -601,147 +497,44 @@
         <w:pStyle w:val="Heading1"/>
       </w:pPr>
       <w:r>
-        <w:t>02. Practise with fading help</w:t>
-      </w:r>
-    </w:p>
-    <w:p>
-      <w:r>
-        <w:t>Complete the supported Training and validation curves trace and record the first step you can explain without help.</w:t>
-      </w:r>
-    </w:p>
-    <w:p>
-      <w:pPr>
-        <w:spacing w:line="336" w:lineRule="auto" w:after="180"/>
-      </w:pPr>
-      <w:r>
-        <w:rPr>
-          <w:b w:val="0"/>
-        </w:rPr>
-        <w:t xml:space="preserve">Use W2: Use the declared rule for </w:t>
-      </w:r>
-      <w:r>
-        <w:rPr>
-          <w:b/>
-        </w:rPr>
-        <w:t>Training</w:t>
-      </w:r>
-      <w:r>
-        <w:rPr>
-          <w:b w:val="0"/>
-        </w:rPr>
-        <w:t xml:space="preserve"> and </w:t>
-      </w:r>
-      <w:r>
-        <w:rPr>
-          <w:b/>
-        </w:rPr>
-        <w:t>validation curve</w:t>
-      </w:r>
-      <w:r>
-        <w:rPr>
-          <w:b w:val="0"/>
-        </w:rPr>
-        <w:t>s. Record the answer once; the lesson and workbook refer to the same attempt.</w:t>
-      </w:r>
-    </w:p>
-    <w:tbl>
-      <w:tblPr>
-        <w:tblStyle w:val="LightShading-Accent1"/>
-        <w:tblW w:type="auto" w:w="0"/>
-        <w:tblLook w:firstColumn="1" w:firstRow="1" w:lastColumn="0" w:lastRow="0" w:noHBand="0" w:noVBand="1" w:val="04A0"/>
-      </w:tblPr>
-      <w:tblGrid>
-        <w:gridCol w:w="2556"/>
-        <w:gridCol w:w="2556"/>
-        <w:gridCol w:w="2556"/>
-        <w:gridCol w:w="2556"/>
-      </w:tblGrid>
-      <w:tr>
-        <w:trPr>
-          <w:tblHeader/>
-        </w:trPr>
-        <w:tc>
-          <w:tcPr>
-            <w:tcW w:type="dxa" w:w="2556"/>
-          </w:tcPr>
-          <w:p>
-            <w:r>
-              <w:t>Given inputs</w:t>
-            </w:r>
-          </w:p>
-        </w:tc>
-        <w:tc>
-          <w:tcPr>
-            <w:tcW w:type="dxa" w:w="2556"/>
-          </w:tcPr>
-          <w:p>
-            <w:r>
-              <w:t>Procedure I chose</w:t>
-            </w:r>
-          </w:p>
-        </w:tc>
-        <w:tc>
-          <w:tcPr>
-            <w:tcW w:type="dxa" w:w="2556"/>
-          </w:tcPr>
-          <w:p>
-            <w:r>
-              <w:t>Middle steps</w:t>
-            </w:r>
-          </w:p>
-        </w:tc>
-        <w:tc>
-          <w:tcPr>
-            <w:tcW w:type="dxa" w:w="2556"/>
-          </w:tcPr>
-          <w:p>
-            <w:r>
-              <w:t>Result and check</w:t>
-            </w:r>
-          </w:p>
-        </w:tc>
-      </w:tr>
-      <w:tr>
-        <w:tc>
-          <w:tcPr>
-            <w:tcW w:type="dxa" w:w="2556"/>
-          </w:tcPr>
-          <w:p>
-            <w:r/>
-          </w:p>
-        </w:tc>
-        <w:tc>
-          <w:tcPr>
-            <w:tcW w:type="dxa" w:w="2556"/>
-          </w:tcPr>
-          <w:p>
-            <w:r/>
-          </w:p>
-        </w:tc>
-        <w:tc>
-          <w:tcPr>
-            <w:tcW w:type="dxa" w:w="2556"/>
-          </w:tcPr>
-          <w:p>
-            <w:r/>
-          </w:p>
-        </w:tc>
-        <w:tc>
-          <w:tcPr>
-            <w:tcW w:type="dxa" w:w="2556"/>
-          </w:tcPr>
-          <w:p>
-            <w:r/>
-          </w:p>
-        </w:tc>
-      </w:tr>
-    </w:tbl>
+        <w:t>05. W1 · Explain the current example</w:t>
+      </w:r>
+    </w:p>
+    <w:p>
+      <w:r>
+        <w:t>Keep this task’s inputs,rule and response together.</w:t>
+      </w:r>
+    </w:p>
+    <w:p>
+      <w:pPr>
+        <w:pStyle w:val="Heading2"/>
+      </w:pPr>
+      <w:r>
+        <w:t>Complete task and evidence</w:t>
+      </w:r>
+    </w:p>
+    <w:p>
+      <w:pPr>
+        <w:pStyle w:val="ListBullet"/>
+      </w:pPr>
+      <w:r>
+        <w:t>Main hReLU(x), yvh, savedv 0/1/1.5/1.75/1.875 after0–4 trainingupdates. Trainpairs(1, 2)/(2, 4), MSE 2.5(v−2)²; validation(3, 4.5)/(4, 6), MSE 12.5(v−1.5)². Trainloss10/2.5/.625/.15625/.0390625; validation 28.125/3.125/0/.78125/1.7578125. Lowest validation then earliest exact tie selects index 2, restorev 1.5. Atcheckpoint3 predstrain1.75/3.5, valid 5.25/7. W2 separatetielog[5, 2, 1, 1, 1.2]selects 2. SSE 12 over6 meansMSE2, not 12. Known target slopes differ; gapalonecannotdiagnosecomplexity. Separatepictureepochs1–3 train4/2/1, valid 3/2/2.5 select2; changedlastvalid 1.5 select3. Selected validation is development evidence.</w:t>
+      </w:r>
+    </w:p>
+    <w:p>
+      <w:pPr>
+        <w:pStyle w:val="ListBullet"/>
+      </w:pPr>
+      <w:r>
+        <w:t>At v = 1, compute both validation predictions, residuals and MSE on (3, 4.5) and (4, 6).</w:t>
+      </w:r>
+    </w:p>
     <w:p>
       <w:pPr>
         <w:pStyle w:val="Heading3"/>
       </w:pPr>
       <w:r>
-        <w:t>The step I completed without help, and the hint I needed</w:t>
+        <w:t>My reasoning and evidence</w:t>
       </w:r>
     </w:p>
     <w:p>
@@ -760,74 +553,55 @@
       </w:r>
     </w:p>
     <w:p>
+      <w:r>
+        <w:t>________________________________________________________________</w:t>
+      </w:r>
+    </w:p>
+    <w:p>
+      <w:r>
+        <w:t>________________________________________________________________</w:t>
+      </w:r>
+    </w:p>
+    <w:p>
+      <w:r>
+        <w:t>________________________________________________________________</w:t>
+      </w:r>
+    </w:p>
+    <w:p>
       <w:pPr>
         <w:pStyle w:val="Heading1"/>
       </w:pPr>
       <w:r>
-        <w:t>03. Individual reasoning check</w:t>
-      </w:r>
-    </w:p>
-    <w:p>
-      <w:r>
-        <w:t>Check the proposed Training and validation curves explanation against the supplied facts before discussing it.</w:t>
-      </w:r>
-    </w:p>
-    <w:p>
-      <w:pPr>
-        <w:spacing w:line="336" w:lineRule="auto" w:after="180"/>
-      </w:pPr>
-      <w:r>
-        <w:rPr>
-          <w:b w:val="0"/>
-        </w:rPr>
-        <w:t xml:space="preserve">Use the worked case for </w:t>
-      </w:r>
-      <w:r>
-        <w:rPr>
-          <w:b/>
-        </w:rPr>
-        <w:t>Training</w:t>
-      </w:r>
-      <w:r>
-        <w:rPr>
-          <w:b w:val="0"/>
-        </w:rPr>
-        <w:t xml:space="preserve"> and </w:t>
-      </w:r>
-      <w:r>
-        <w:rPr>
-          <w:b/>
-        </w:rPr>
-        <w:t>validation curve</w:t>
-      </w:r>
-      <w:r>
-        <w:rPr>
-          <w:b w:val="0"/>
-        </w:rPr>
-        <w:t xml:space="preserve">s. Proposed explanation: “The last </w:t>
-      </w:r>
-      <w:r>
-        <w:rPr>
-          <w:b/>
-        </w:rPr>
-        <w:t>checkpoint</w:t>
-      </w:r>
-      <w:r>
-        <w:rPr>
-          <w:b w:val="0"/>
-        </w:rPr>
-        <w:t xml:space="preserve"> is always best”. Decide whether this explanation is supported.</w:t>
-      </w:r>
-    </w:p>
-    <w:p>
-      <w:pPr>
-        <w:spacing w:line="336" w:lineRule="auto" w:after="180"/>
-      </w:pPr>
-      <w:r>
-        <w:rPr>
-          <w:b w:val="0"/>
-        </w:rPr>
-        <w:t>Point to the step or supplied fact that decides; explain your repair if needed.</w:t>
+        <w:t>06. W2 · Trace the calculation</w:t>
+      </w:r>
+    </w:p>
+    <w:p>
+      <w:r>
+        <w:t>Keep this task’s inputs,rule and response together.</w:t>
+      </w:r>
+    </w:p>
+    <w:p>
+      <w:pPr>
+        <w:pStyle w:val="Heading2"/>
+      </w:pPr>
+      <w:r>
+        <w:t>Complete task and evidence</w:t>
+      </w:r>
+    </w:p>
+    <w:p>
+      <w:pPr>
+        <w:pStyle w:val="ListBullet"/>
+      </w:pPr>
+      <w:r>
+        <w:t>Main hReLU(x), yvh, savedv 0/1/1.5/1.75/1.875 after0–4 trainingupdates. Trainpairs(1, 2)/(2, 4), MSE 2.5(v−2)²; validation(3, 4.5)/(4, 6), MSE 12.5(v−1.5)². Trainloss10/2.5/.625/.15625/.0390625; validation 28.125/3.125/0/.78125/1.7578125. Lowest validation then earliest exact tie selects index 2, restorev 1.5. Atcheckpoint3 predstrain1.75/3.5, valid 5.25/7. W2 separatetielog[5, 2, 1, 1, 1.2]selects 2. SSE 12 over6 meansMSE2, not 12. Known target slopes differ; gapalonecannotdiagnosecomplexity. Separatepictureepochs1–3 train4/2/1, valid 3/2/2.5 select2; changedlastvalid 1.5 select3. Selected validation is development evidence.</w:t>
+      </w:r>
+    </w:p>
+    <w:p>
+      <w:pPr>
+        <w:pStyle w:val="ListBullet"/>
+      </w:pPr>
+      <w:r>
+        <w:t>Observed validation MSE at checkpoints 0 to 4 is [5, 2, 1, 1, 1.2]. Lowest loss wins with earlier exact ties. Which checkpoint is selected? What if training loss is lowest at checkpoint 4?</w:t>
       </w:r>
     </w:p>
     <w:p>
@@ -835,7 +609,7 @@
         <w:pStyle w:val="Heading3"/>
       </w:pPr>
       <w:r>
-        <w:t>My explanation before partner discussion</w:t>
+        <w:t>My reasoning and evidence</w:t>
       </w:r>
     </w:p>
     <w:p>
@@ -859,16 +633,50 @@
       </w:r>
     </w:p>
     <w:p>
+      <w:r>
+        <w:t>________________________________________________________________</w:t>
+      </w:r>
+    </w:p>
+    <w:p>
+      <w:r>
+        <w:t>________________________________________________________________</w:t>
+      </w:r>
+    </w:p>
+    <w:p>
       <w:pPr>
         <w:pStyle w:val="Heading1"/>
       </w:pPr>
       <w:r>
-        <w:t>04. Independent transfer case</w:t>
-      </w:r>
-    </w:p>
-    <w:p>
-      <w:r>
-        <w:t>Write one first attempt at the reserved independent case before feedback. Repeated copies of that case refer to the same recorded attempt.</w:t>
+        <w:t>07. W3 · Repair a misconception</w:t>
+      </w:r>
+    </w:p>
+    <w:p>
+      <w:r>
+        <w:t>Keep this task’s inputs,rule and response together.</w:t>
+      </w:r>
+    </w:p>
+    <w:p>
+      <w:pPr>
+        <w:pStyle w:val="Heading2"/>
+      </w:pPr>
+      <w:r>
+        <w:t>Complete task and evidence</w:t>
+      </w:r>
+    </w:p>
+    <w:p>
+      <w:pPr>
+        <w:pStyle w:val="ListBullet"/>
+      </w:pPr>
+      <w:r>
+        <w:t>Main hReLU(x), yvh, savedv 0/1/1.5/1.75/1.875 after0–4 trainingupdates. Trainpairs(1, 2)/(2, 4), MSE 2.5(v−2)²; validation(3, 4.5)/(4, 6), MSE 12.5(v−1.5)². Trainloss10/2.5/.625/.15625/.0390625; validation 28.125/3.125/0/.78125/1.7578125. Lowest validation then earliest exact tie selects index 2, restorev 1.5. Atcheckpoint3 predstrain1.75/3.5, valid 5.25/7. W2 separatetielog[5, 2, 1, 1, 1.2]selects 2. SSE 12 over6 meansMSE2, not 12. Known target slopes differ; gapalonecannotdiagnosecomplexity. Separatepictureepochs1–3 train4/2/1, valid 3/2/2.5 select2; changedlastvalid 1.5 select3. Selected validation is development evidence.</w:t>
+      </w:r>
+    </w:p>
+    <w:p>
+      <w:pPr>
+        <w:pStyle w:val="ListBullet"/>
+      </w:pPr>
+      <w:r>
+        <w:t>A training report shows sum of squared errors 12 over six rows. Validation shows mean squared error 3 over two rows in the same target units. A learner says training error is four times larger. Repair the comparison.</w:t>
       </w:r>
     </w:p>
     <w:p>
@@ -876,53 +684,149 @@
         <w:pStyle w:val="Heading3"/>
       </w:pPr>
       <w:r>
+        <w:t>My reasoning and evidence</w:t>
+      </w:r>
+    </w:p>
+    <w:p>
+      <w:r>
+        <w:t>________________________________________________________________</w:t>
+      </w:r>
+    </w:p>
+    <w:p>
+      <w:r>
+        <w:t>________________________________________________________________</w:t>
+      </w:r>
+    </w:p>
+    <w:p>
+      <w:r>
+        <w:t>________________________________________________________________</w:t>
+      </w:r>
+    </w:p>
+    <w:p>
+      <w:r>
+        <w:t>________________________________________________________________</w:t>
+      </w:r>
+    </w:p>
+    <w:p>
+      <w:r>
+        <w:t>________________________________________________________________</w:t>
+      </w:r>
+    </w:p>
+    <w:p>
+      <w:r>
+        <w:t>________________________________________________________________</w:t>
+      </w:r>
+    </w:p>
+    <w:p>
+      <w:pPr>
+        <w:pStyle w:val="Heading1"/>
+      </w:pPr>
+      <w:r>
+        <w:t>09. W5 · Explain the limitation</w:t>
+      </w:r>
+    </w:p>
+    <w:p>
+      <w:r>
+        <w:t>Keep this task’s inputs,rule and response together.</w:t>
+      </w:r>
+    </w:p>
+    <w:p>
+      <w:pPr>
+        <w:pStyle w:val="Heading2"/>
+      </w:pPr>
+      <w:r>
+        <w:t>Complete task and evidence</w:t>
+      </w:r>
+    </w:p>
+    <w:p>
+      <w:pPr>
+        <w:pStyle w:val="ListBullet"/>
+      </w:pPr>
+      <w:r>
+        <w:t>Main hReLU(x), yvh, savedv 0/1/1.5/1.75/1.875 after0–4 trainingupdates. Trainpairs(1, 2)/(2, 4), MSE 2.5(v−2)²; validation(3, 4.5)/(4, 6), MSE 12.5(v−1.5)². Trainloss10/2.5/.625/.15625/.0390625; validation 28.125/3.125/0/.78125/1.7578125. Lowest validation then earliest exact tie selects index 2, restorev 1.5. Atcheckpoint3 predstrain1.75/3.5, valid 5.25/7. W2 separatetielog[5, 2, 1, 1, 1.2]selects 2. SSE 12 over6 meansMSE2, not 12. Known target slopes differ; gapalonecannotdiagnosecomplexity. Separatepictureepochs1–3 train4/2/1, valid 3/2/2.5 select2; changedlastvalid 1.5 select3. Selected validation is development evidence.</w:t>
+      </w:r>
+    </w:p>
+    <w:p>
+      <w:pPr>
+        <w:pStyle w:val="ListBullet"/>
+      </w:pPr>
+      <w:r>
+        <w:t>Training loss falls while validation loss rises. Give two checks before declaring model complexity the cause, and explain why repeatedly selecting with validation makes it development evidence.</w:t>
+      </w:r>
+    </w:p>
+    <w:p>
+      <w:pPr>
+        <w:pStyle w:val="Heading3"/>
+      </w:pPr>
+      <w:r>
+        <w:t>My reasoning and evidence</w:t>
+      </w:r>
+    </w:p>
+    <w:p>
+      <w:r>
+        <w:t>________________________________________________________________</w:t>
+      </w:r>
+    </w:p>
+    <w:p>
+      <w:r>
+        <w:t>________________________________________________________________</w:t>
+      </w:r>
+    </w:p>
+    <w:p>
+      <w:r>
+        <w:t>________________________________________________________________</w:t>
+      </w:r>
+    </w:p>
+    <w:p>
+      <w:r>
+        <w:t>________________________________________________________________</w:t>
+      </w:r>
+    </w:p>
+    <w:p>
+      <w:r>
+        <w:t>________________________________________________________________</w:t>
+      </w:r>
+    </w:p>
+    <w:p>
+      <w:r>
+        <w:t>________________________________________________________________</w:t>
+      </w:r>
+    </w:p>
+    <w:p>
+      <w:pPr>
+        <w:pStyle w:val="Heading1"/>
+      </w:pPr>
+      <w:r>
+        <w:t>04. Try alone · Selected transfer</w:t>
+      </w:r>
+    </w:p>
+    <w:p>
+      <w:r>
+        <w:t>Keep this task’s inputs,rule and response together.</w:t>
+      </w:r>
+    </w:p>
+    <w:p>
+      <w:pPr>
+        <w:pStyle w:val="Heading2"/>
+      </w:pPr>
+      <w:r>
+        <w:t>Complete task and evidence</w:t>
+      </w:r>
+    </w:p>
+    <w:p>
+      <w:pPr>
+        <w:pStyle w:val="Heading3"/>
+      </w:pPr>
+      <w:r>
         <w:t>Independent case: Evaluate new checkpoints independently</w:t>
       </w:r>
     </w:p>
     <w:p>
       <w:pPr>
-        <w:spacing w:line="336" w:lineRule="auto" w:after="180"/>
-      </w:pPr>
-      <w:r>
-        <w:rPr>
-          <w:b w:val="0"/>
-        </w:rPr>
-        <w:t xml:space="preserve">Use h = ReLU(x), y = vh, candidate v values 1, 1.5 and 2. </w:t>
-      </w:r>
-      <w:r>
-        <w:rPr>
-          <w:b/>
-        </w:rPr>
-        <w:t>Training</w:t>
-      </w:r>
-      <w:r>
-        <w:rPr>
-          <w:b w:val="0"/>
-        </w:rPr>
-        <w:t xml:space="preserve"> pairs are (1, 2), (2, 4); validation pairs are (1, 1), (2, 2). Calculate both MSE columns and select by minimum validation MSE.</w:t>
-      </w:r>
-    </w:p>
-    <w:p>
-      <w:pPr>
-        <w:spacing w:line="336" w:lineRule="auto" w:after="180"/>
-      </w:pPr>
-      <w:r>
-        <w:rPr>
-          <w:b w:val="0"/>
-        </w:rPr>
-        <w:t xml:space="preserve">Explain the disagreement with selection by </w:t>
-      </w:r>
-      <w:r>
-        <w:rPr>
-          <w:b/>
-        </w:rPr>
-        <w:t>training</w:t>
-      </w:r>
-      <w:r>
-        <w:rPr>
-          <w:b w:val="0"/>
-        </w:rPr>
-        <w:t xml:space="preserve"> loss.</w:t>
+        <w:pStyle w:val="ListBullet"/>
+      </w:pPr>
+      <w:r>
+        <w:t>Use h = ReLU(x), y = vh, candidate v values 1, 1.5 and 2. Training pairs are (1, 2), (2, 4); validation pairs are (1, 1), (2, 2). Calculate both MSE columns and select by minimum validation MSE. Explain the disagreement with selection by training loss.</w:t>
       </w:r>
     </w:p>
     <w:p>
@@ -970,12 +874,9 @@
     </w:p>
     <w:p>
       <w:pPr>
-        <w:spacing w:line="336" w:lineRule="auto" w:after="180"/>
-      </w:pPr>
-      <w:r>
-        <w:rPr>
-          <w:b w:val="0"/>
-        </w:rPr>
+        <w:pStyle w:val="ListBullet"/>
+      </w:pPr>
+      <w:r>
         <w:t>Attempt this case before feedback. Record any help. Earlier examples below are further practice; a case already practised with feedback cannot establish fresh transfer.</w:t>
       </w:r>
     </w:p>
@@ -984,35 +885,28 @@
         <w:pStyle w:val="Heading1"/>
       </w:pPr>
       <w:r>
-        <w:t>05. W1 Recover a plotted point</w:t>
-      </w:r>
-    </w:p>
-    <w:p>
-      <w:r>
-        <w:t>Recover a plotted point. Apply the supplied Training and validation curves facts and keep your reasoning.</w:t>
-      </w:r>
-    </w:p>
-    <w:p>
-      <w:pPr>
-        <w:spacing w:line="336" w:lineRule="auto" w:after="180"/>
-      </w:pPr>
-      <w:r>
-        <w:rPr>
-          <w:b w:val="0"/>
-        </w:rPr>
-        <w:t xml:space="preserve">At v = 1, compute both validation </w:t>
-      </w:r>
-      <w:r>
-        <w:rPr>
-          <w:b/>
-        </w:rPr>
-        <w:t>prediction</w:t>
-      </w:r>
-      <w:r>
-        <w:rPr>
-          <w:b w:val="0"/>
-        </w:rPr>
-        <w:t>s, residuals and MSE on (3, 4.5) and (4, 6).</w:t>
+        <w:t>10. Project · Keep the mathematical evidence</w:t>
+      </w:r>
+    </w:p>
+    <w:p>
+      <w:r>
+        <w:t>Keep this task’s inputs,rule and response together.</w:t>
+      </w:r>
+    </w:p>
+    <w:p>
+      <w:pPr>
+        <w:pStyle w:val="Heading2"/>
+      </w:pPr>
+      <w:r>
+        <w:t>Complete task and evidence</w:t>
+      </w:r>
+    </w:p>
+    <w:p>
+      <w:pPr>
+        <w:pStyle w:val="ListBullet"/>
+      </w:pPr>
+      <w:r>
+        <w:t>Add a labelled training and validation curves evidence sheet to Image-pattern Network Investigation. Show how you can compute comparable training and validation losses at saved checkpoints. Use the supplied fictional case and keep its inputs, intermediate steps, calculation or prediction, and limitation. Connect this record to last week’s record; a matching answer without a trace is insufficient.</w:t>
       </w:r>
     </w:p>
     <w:p>
@@ -1020,7 +914,7 @@
         <w:pStyle w:val="Heading3"/>
       </w:pPr>
       <w:r>
-        <w:t>My reasoning and evidence</w:t>
+        <w:t>My project change, supporting evidence and remaining limit</w:t>
       </w:r>
     </w:p>
     <w:p>
@@ -1058,553 +952,20 @@
         <w:pStyle w:val="Heading1"/>
       </w:pPr>
       <w:r>
-        <w:t>06. W2 Use the declared rule</w:t>
-      </w:r>
-    </w:p>
-    <w:p>
-      <w:r>
-        <w:t>Use the declared rule. Apply the supplied Training and validation curves facts and keep your reasoning.</w:t>
-      </w:r>
-    </w:p>
-    <w:p>
-      <w:pPr>
-        <w:spacing w:line="336" w:lineRule="auto" w:after="180"/>
-        <w:shd w:fill="F5F1FB"/>
-      </w:pPr>
-      <w:r>
-        <w:rPr>
-          <w:b w:val="0"/>
-        </w:rPr>
-        <w:t xml:space="preserve">Observed validation MSE at </w:t>
-      </w:r>
-      <w:r>
-        <w:rPr>
-          <w:b/>
-        </w:rPr>
-        <w:t>checkpoint</w:t>
-      </w:r>
-      <w:r>
-        <w:rPr>
-          <w:b w:val="0"/>
-        </w:rPr>
-        <w:t xml:space="preserve">s 0 to 4 is [5, 2, 1, 1, 1.2]. Lowest loss wins with earlier exact ties. Which </w:t>
-      </w:r>
-      <w:r>
-        <w:rPr>
-          <w:b/>
-        </w:rPr>
-        <w:t>checkpoint</w:t>
-      </w:r>
-      <w:r>
-        <w:rPr>
-          <w:b w:val="0"/>
-        </w:rPr>
-        <w:t xml:space="preserve"> is selected? What if </w:t>
-      </w:r>
-      <w:r>
-        <w:rPr>
-          <w:b/>
-        </w:rPr>
-        <w:t>training</w:t>
-      </w:r>
-      <w:r>
-        <w:rPr>
-          <w:b w:val="0"/>
-        </w:rPr>
-        <w:t xml:space="preserve"> loss is lowest at </w:t>
-      </w:r>
-      <w:r>
-        <w:rPr>
-          <w:b/>
-        </w:rPr>
-        <w:t>checkpoint</w:t>
-      </w:r>
-      <w:r>
-        <w:rPr>
-          <w:b w:val="0"/>
-        </w:rPr>
-        <w:t xml:space="preserve"> 4?</w:t>
-      </w:r>
-    </w:p>
-    <w:p>
-      <w:pPr>
-        <w:pStyle w:val="Heading3"/>
-      </w:pPr>
-      <w:r>
-        <w:t>My reasoning and evidence</w:t>
-      </w:r>
-    </w:p>
-    <w:p>
-      <w:r>
-        <w:t>________________________________________________________________</w:t>
-      </w:r>
-    </w:p>
-    <w:p>
-      <w:r>
-        <w:t>________________________________________________________________</w:t>
-      </w:r>
-    </w:p>
-    <w:p>
-      <w:r>
-        <w:t>________________________________________________________________</w:t>
-      </w:r>
-    </w:p>
-    <w:p>
-      <w:r>
-        <w:t>________________________________________________________________</w:t>
-      </w:r>
-    </w:p>
-    <w:p>
-      <w:r>
-        <w:t>________________________________________________________________</w:t>
-      </w:r>
-    </w:p>
-    <w:p>
-      <w:r>
-        <w:t>________________________________________________________________</w:t>
-      </w:r>
-    </w:p>
-    <w:p>
-      <w:pPr>
-        <w:pStyle w:val="Heading1"/>
-      </w:pPr>
-      <w:r>
-        <w:t>07. W3 Repair incompatible measures</w:t>
-      </w:r>
-    </w:p>
-    <w:p>
-      <w:r>
-        <w:t>Repair incompatible measures. Apply the supplied Training and validation curves facts and keep your reasoning.</w:t>
-      </w:r>
-    </w:p>
-    <w:p>
-      <w:pPr>
-        <w:spacing w:line="336" w:lineRule="auto" w:after="180"/>
-      </w:pPr>
-      <w:r>
-        <w:rPr>
-          <w:b w:val="0"/>
-        </w:rPr>
-        <w:t xml:space="preserve">A </w:t>
-      </w:r>
-      <w:r>
-        <w:rPr>
-          <w:b/>
-        </w:rPr>
-        <w:t>training</w:t>
-      </w:r>
-      <w:r>
-        <w:rPr>
-          <w:b w:val="0"/>
-        </w:rPr>
-        <w:t xml:space="preserve"> report shows sum of squared errors 12 over six rows. Validation shows mean squared error 3 over two rows in the same target units. A learner says </w:t>
-      </w:r>
-      <w:r>
-        <w:rPr>
-          <w:b/>
-        </w:rPr>
-        <w:t>training</w:t>
-      </w:r>
-      <w:r>
-        <w:rPr>
-          <w:b w:val="0"/>
-        </w:rPr>
-        <w:t xml:space="preserve"> error is four times larger. Repair the comparison.</w:t>
-      </w:r>
-    </w:p>
-    <w:p>
-      <w:pPr>
-        <w:pStyle w:val="Heading3"/>
-      </w:pPr>
-      <w:r>
-        <w:t>My reasoning and evidence</w:t>
-      </w:r>
-    </w:p>
-    <w:p>
-      <w:r>
-        <w:t>________________________________________________________________</w:t>
-      </w:r>
-    </w:p>
-    <w:p>
-      <w:r>
-        <w:t>________________________________________________________________</w:t>
-      </w:r>
-    </w:p>
-    <w:p>
-      <w:r>
-        <w:t>________________________________________________________________</w:t>
-      </w:r>
-    </w:p>
-    <w:p>
-      <w:r>
-        <w:t>________________________________________________________________</w:t>
-      </w:r>
-    </w:p>
-    <w:p>
-      <w:r>
-        <w:t>________________________________________________________________</w:t>
-      </w:r>
-    </w:p>
-    <w:p>
-      <w:r>
-        <w:t>________________________________________________________________</w:t>
-      </w:r>
-    </w:p>
-    <w:p>
-      <w:pPr>
-        <w:pStyle w:val="Heading1"/>
-      </w:pPr>
-      <w:r>
-        <w:t>08. W4 Evaluate new checkpoints independently</w:t>
-      </w:r>
-    </w:p>
-    <w:p>
-      <w:r>
-        <w:t>Attempt before feedback. If this repeats the selected independent case, reuse that first attempt; otherwise keep a separate record. Evaluate new checkpoints independently. Apply the supplied Training and validation curves facts and keep your reasoning.</w:t>
-      </w:r>
-    </w:p>
-    <w:p>
-      <w:pPr>
-        <w:spacing w:line="336" w:lineRule="auto" w:after="180"/>
-      </w:pPr>
-      <w:r>
-        <w:rPr>
-          <w:b w:val="0"/>
-        </w:rPr>
-        <w:t xml:space="preserve">Use h = ReLU(x), y = vh, candidate v values 1, 1.5 and 2. </w:t>
-      </w:r>
-      <w:r>
-        <w:rPr>
-          <w:b/>
-        </w:rPr>
-        <w:t>Training</w:t>
-      </w:r>
-      <w:r>
-        <w:rPr>
-          <w:b w:val="0"/>
-        </w:rPr>
-        <w:t xml:space="preserve"> pairs are (1, 2), (2, 4); validation pairs are (1, 1), (2, 2). Calculate both MSE columns and select by minimum validation MSE.</w:t>
-      </w:r>
-    </w:p>
-    <w:p>
-      <w:pPr>
-        <w:spacing w:line="336" w:lineRule="auto" w:after="180"/>
-      </w:pPr>
-      <w:r>
-        <w:rPr>
-          <w:b w:val="0"/>
-        </w:rPr>
-        <w:t xml:space="preserve">Explain the disagreement with selection by </w:t>
-      </w:r>
-      <w:r>
-        <w:rPr>
-          <w:b/>
-        </w:rPr>
-        <w:t>training</w:t>
-      </w:r>
-      <w:r>
-        <w:rPr>
-          <w:b w:val="0"/>
-        </w:rPr>
-        <w:t xml:space="preserve"> loss.</w:t>
-      </w:r>
-    </w:p>
-    <w:p>
-      <w:pPr>
-        <w:pStyle w:val="Heading3"/>
-      </w:pPr>
-      <w:r>
-        <w:t>My reasoning and evidence</w:t>
-      </w:r>
-    </w:p>
-    <w:p>
-      <w:r>
-        <w:t>________________________________________________________________</w:t>
-      </w:r>
-    </w:p>
-    <w:p>
-      <w:r>
-        <w:t>________________________________________________________________</w:t>
-      </w:r>
-    </w:p>
-    <w:p>
-      <w:r>
-        <w:t>________________________________________________________________</w:t>
-      </w:r>
-    </w:p>
-    <w:p>
-      <w:r>
-        <w:t>________________________________________________________________</w:t>
-      </w:r>
-    </w:p>
-    <w:p>
-      <w:r>
-        <w:t>________________________________________________________________</w:t>
-      </w:r>
-    </w:p>
-    <w:p>
-      <w:r>
-        <w:t>________________________________________________________________</w:t>
-      </w:r>
-    </w:p>
-    <w:p>
-      <w:r>
-        <w:t>________________________________________________________________</w:t>
-      </w:r>
-    </w:p>
-    <w:p>
-      <w:r>
-        <w:t>________________________________________________________________</w:t>
-      </w:r>
-    </w:p>
-    <w:p>
-      <w:pPr>
-        <w:pStyle w:val="Heading1"/>
-      </w:pPr>
-      <w:r>
-        <w:t>09. W5 Limit a curve diagnosis</w:t>
-      </w:r>
-    </w:p>
-    <w:p>
-      <w:r>
-        <w:t>Limit a curve diagnosis. Apply the supplied Training and validation curves facts and keep your reasoning.</w:t>
-      </w:r>
-    </w:p>
-    <w:p>
-      <w:pPr>
-        <w:spacing w:line="336" w:lineRule="auto" w:after="180"/>
-      </w:pPr>
-      <w:r>
-        <w:rPr>
-          <w:b/>
-        </w:rPr>
-        <w:t>Training</w:t>
-      </w:r>
-      <w:r>
-        <w:rPr>
-          <w:b w:val="0"/>
-        </w:rPr>
-        <w:t xml:space="preserve"> loss falls while validation loss rises. Give two checks before declaring model complexity the cause, and explain why repeatedly selecting with validation makes it development </w:t>
-      </w:r>
-      <w:r>
-        <w:rPr>
-          <w:b/>
-        </w:rPr>
-        <w:t>evidence</w:t>
-      </w:r>
-      <w:r>
-        <w:rPr>
-          <w:b w:val="0"/>
-        </w:rPr>
-        <w:t>.</w:t>
-      </w:r>
-    </w:p>
-    <w:p>
-      <w:pPr>
-        <w:pStyle w:val="Heading3"/>
-      </w:pPr>
-      <w:r>
-        <w:t>My reasoning and evidence</w:t>
-      </w:r>
-    </w:p>
-    <w:p>
-      <w:r>
-        <w:t>________________________________________________________________</w:t>
-      </w:r>
-    </w:p>
-    <w:p>
-      <w:r>
-        <w:t>________________________________________________________________</w:t>
-      </w:r>
-    </w:p>
-    <w:p>
-      <w:r>
-        <w:t>________________________________________________________________</w:t>
-      </w:r>
-    </w:p>
-    <w:p>
-      <w:r>
-        <w:t>________________________________________________________________</w:t>
-      </w:r>
-    </w:p>
-    <w:p>
-      <w:r>
-        <w:t>________________________________________________________________</w:t>
-      </w:r>
-    </w:p>
-    <w:p>
-      <w:r>
-        <w:t>________________________________________________________________</w:t>
-      </w:r>
-    </w:p>
-    <w:p>
-      <w:pPr>
-        <w:pStyle w:val="Heading1"/>
-      </w:pPr>
-      <w:r>
-        <w:t>10. Project checkpoint and reflection</w:t>
-      </w:r>
-    </w:p>
-    <w:p>
-      <w:r>
-        <w:t>Connect Training and validation curves to Image-pattern Network Investigation, identify a limit and choose the next useful test.</w:t>
-      </w:r>
-    </w:p>
-    <w:p>
-      <w:pPr>
-        <w:spacing w:line="336" w:lineRule="auto" w:after="180"/>
-      </w:pPr>
-      <w:r>
-        <w:rPr>
-          <w:b w:val="0"/>
-        </w:rPr>
-        <w:t xml:space="preserve">Add a labelled </w:t>
-      </w:r>
-      <w:r>
-        <w:rPr>
-          <w:b/>
-        </w:rPr>
-        <w:t>training</w:t>
-      </w:r>
-      <w:r>
-        <w:rPr>
-          <w:b w:val="0"/>
-        </w:rPr>
-        <w:t xml:space="preserve"> and </w:t>
-      </w:r>
-      <w:r>
-        <w:rPr>
-          <w:b/>
-        </w:rPr>
-        <w:t>validation curve</w:t>
-      </w:r>
-      <w:r>
-        <w:rPr>
-          <w:b w:val="0"/>
-        </w:rPr>
-        <w:t xml:space="preserve">s </w:t>
-      </w:r>
-      <w:r>
-        <w:rPr>
-          <w:b/>
-        </w:rPr>
-        <w:t>evidence</w:t>
-      </w:r>
-      <w:r>
-        <w:rPr>
-          <w:b w:val="0"/>
-        </w:rPr>
-        <w:t xml:space="preserve"> sheet to Image-pattern Network Investigation. Show how you can compute comparable </w:t>
-      </w:r>
-      <w:r>
-        <w:rPr>
-          <w:b/>
-        </w:rPr>
-        <w:t>training</w:t>
-      </w:r>
-      <w:r>
-        <w:rPr>
-          <w:b w:val="0"/>
-        </w:rPr>
-        <w:t xml:space="preserve"> and validation losses at saved </w:t>
-      </w:r>
-      <w:r>
-        <w:rPr>
-          <w:b/>
-        </w:rPr>
-        <w:t>checkpoint</w:t>
-      </w:r>
-      <w:r>
-        <w:rPr>
-          <w:b w:val="0"/>
-        </w:rPr>
-        <w:t>s.</w:t>
-      </w:r>
-    </w:p>
-    <w:p>
-      <w:pPr>
-        <w:spacing w:line="336" w:lineRule="auto" w:after="180"/>
-      </w:pPr>
-      <w:r>
-        <w:rPr>
-          <w:b w:val="0"/>
-        </w:rPr>
-        <w:t xml:space="preserve">Use the supplied fictional case and keep its </w:t>
-      </w:r>
-      <w:r>
-        <w:rPr>
-          <w:b/>
-        </w:rPr>
-        <w:t>input</w:t>
-      </w:r>
-      <w:r>
-        <w:rPr>
-          <w:b w:val="0"/>
-        </w:rPr>
-        <w:t xml:space="preserve">s, intermediate steps, calculation or </w:t>
-      </w:r>
-      <w:r>
-        <w:rPr>
-          <w:b/>
-        </w:rPr>
-        <w:t>prediction</w:t>
-      </w:r>
-      <w:r>
-        <w:rPr>
-          <w:b w:val="0"/>
-        </w:rPr>
-        <w:t>, and limitation. Connect this record to last week’s record; a matching answer without a trace is insufficient.</w:t>
-      </w:r>
-    </w:p>
-    <w:p>
-      <w:pPr>
-        <w:pStyle w:val="Heading3"/>
-      </w:pPr>
-      <w:r>
-        <w:t>My project change, supporting evidence and remaining limit</w:t>
-      </w:r>
-    </w:p>
-    <w:p>
-      <w:r>
-        <w:t>________________________________________________________________</w:t>
-      </w:r>
-    </w:p>
-    <w:p>
-      <w:r>
-        <w:t>________________________________________________________________</w:t>
-      </w:r>
-    </w:p>
-    <w:p>
-      <w:r>
-        <w:t>________________________________________________________________</w:t>
-      </w:r>
-    </w:p>
-    <w:p>
-      <w:r>
-        <w:t>________________________________________________________________</w:t>
-      </w:r>
-    </w:p>
-    <w:p>
-      <w:r>
-        <w:t>________________________________________________________________</w:t>
-      </w:r>
-    </w:p>
-    <w:p>
-      <w:r>
-        <w:t>________________________________________________________________</w:t>
-      </w:r>
-    </w:p>
-    <w:p>
-      <w:pPr>
-        <w:pStyle w:val="Heading1"/>
-      </w:pPr>
-      <w:r>
-        <w:t>11. Feedback, return check and learning record</w:t>
-      </w:r>
-    </w:p>
-    <w:p>
-      <w:r>
-        <w:t>Record the first repaired step and a different case to revisit after a delay.</w:t>
+        <w:t>11. Feedback · Repair and return</w:t>
+      </w:r>
+    </w:p>
+    <w:p>
+      <w:r>
+        <w:t>Keep this task’s inputs,rule and response together.</w:t>
+      </w:r>
+    </w:p>
+    <w:p>
+      <w:pPr>
+        <w:pStyle w:val="Heading2"/>
+      </w:pPr>
+      <w:r>
+        <w:t>Complete task and evidence</w:t>
       </w:r>
     </w:p>
     <w:tbl>
@@ -1745,12 +1106,9 @@
     </w:tbl>
     <w:p>
       <w:pPr>
-        <w:spacing w:line="336" w:lineRule="auto" w:after="180"/>
-      </w:pPr>
-      <w:r>
-        <w:rPr>
-          <w:b w:val="0"/>
-        </w:rPr>
+        <w:pStyle w:val="ListBullet"/>
+      </w:pPr>
+      <w:r>
         <w:t>Revisit this idea with your teacher after a delay. Familiarity is different from explaining and using it on a changed case.</w:t>
       </w:r>
     </w:p>
@@ -1759,93 +1117,330 @@
         <w:pStyle w:val="Heading1"/>
       </w:pPr>
       <w:r>
-        <w:t>12. Pictorial case practice: Training and validation curves</w:t>
-      </w:r>
-    </w:p>
-    <w:p>
-      <w:r>
-        <w:t>Plot training and validation loss for checkpoints before opening final cases. Explain the labelled step before checking the changed condition.</w:t>
-      </w:r>
-    </w:p>
-    <w:p>
-      <w:pPr>
-        <w:spacing w:line="336" w:lineRule="auto" w:after="180"/>
-      </w:pPr>
-      <w:r>
-        <w:rPr>
-          <w:b w:val="0"/>
-        </w:rPr>
-        <w:t xml:space="preserve">Plot </w:t>
-      </w:r>
-      <w:r>
-        <w:rPr>
-          <w:b/>
-        </w:rPr>
-        <w:t>training</w:t>
-      </w:r>
-      <w:r>
-        <w:rPr>
-          <w:b w:val="0"/>
-        </w:rPr>
-        <w:t xml:space="preserve"> and validation loss for </w:t>
-      </w:r>
-      <w:r>
-        <w:rPr>
-          <w:b/>
-        </w:rPr>
-        <w:t>checkpoint</w:t>
-      </w:r>
-      <w:r>
-        <w:rPr>
-          <w:b w:val="0"/>
-        </w:rPr>
-        <w:t>s before opening final cases.</w:t>
-      </w:r>
-    </w:p>
-    <w:p>
-      <w:pPr>
-        <w:spacing w:line="336" w:lineRule="auto" w:after="180"/>
-      </w:pPr>
-      <w:r>
-        <w:rPr>
-          <w:b w:val="0"/>
-        </w:rPr>
-        <w:t xml:space="preserve">Supplied </w:t>
-      </w:r>
-      <w:r>
-        <w:rPr>
-          <w:b/>
-        </w:rPr>
-        <w:t>checkpoint</w:t>
-      </w:r>
-      <w:r>
-        <w:rPr>
-          <w:b w:val="0"/>
-        </w:rPr>
-        <w:t xml:space="preserve"> losses: epoch 1 train 4, val 3; epoch 2 train 2, val 2; epoch 3 train 1, val 2.5. Selection: smallest validation loss.</w:t>
-      </w:r>
-    </w:p>
-    <w:p>
-      <w:pPr>
-        <w:spacing w:line="336" w:lineRule="auto" w:after="180"/>
-      </w:pPr>
-      <w:r>
-        <w:rPr>
-          <w:b w:val="0"/>
-        </w:rPr>
-        <w:t xml:space="preserve">All </w:t>
-      </w:r>
-      <w:r>
-        <w:rPr>
-          <w:b/>
-        </w:rPr>
-        <w:t>input</w:t>
-      </w:r>
-      <w:r>
-        <w:rPr>
-          <w:b w:val="0"/>
-        </w:rPr>
-        <w:t>s and outcomes in this worked example are invented classroom data; no real model run is claimed.</w:t>
+        <w:t>Reference bank and extra practice</w:t>
+      </w:r>
+    </w:p>
+    <w:p>
+      <w:pPr>
+        <w:pStyle w:val="Heading1"/>
+      </w:pPr>
+      <w:r>
+        <w:t>02. Reference · Supported W2 record</w:t>
+      </w:r>
+    </w:p>
+    <w:p>
+      <w:r>
+        <w:t>Keep this task’s inputs,rule and response together.</w:t>
+      </w:r>
+    </w:p>
+    <w:p>
+      <w:pPr>
+        <w:pStyle w:val="Heading2"/>
+      </w:pPr>
+      <w:r>
+        <w:t>Complete task and evidence</w:t>
+      </w:r>
+    </w:p>
+    <w:p>
+      <w:pPr>
+        <w:pStyle w:val="ListBullet"/>
+      </w:pPr>
+      <w:r>
+        <w:t>Use W2: Use the declared rule for Training and validation curves. Record the answer once; the lesson and workbook refer to the same attempt.</w:t>
+      </w:r>
+    </w:p>
+    <w:tbl>
+      <w:tblPr>
+        <w:tblStyle w:val="LightShading-Accent1"/>
+        <w:tblW w:type="auto" w:w="0"/>
+        <w:tblLook w:firstColumn="1" w:firstRow="1" w:lastColumn="0" w:lastRow="0" w:noHBand="0" w:noVBand="1" w:val="04A0"/>
+      </w:tblPr>
+      <w:tblGrid>
+        <w:gridCol w:w="2556"/>
+        <w:gridCol w:w="2556"/>
+        <w:gridCol w:w="2556"/>
+        <w:gridCol w:w="2556"/>
+      </w:tblGrid>
+      <w:tr>
+        <w:trPr>
+          <w:tblHeader/>
+        </w:trPr>
+        <w:tc>
+          <w:tcPr>
+            <w:tcW w:type="dxa" w:w="2556"/>
+          </w:tcPr>
+          <w:p>
+            <w:r>
+              <w:t>Given inputs</w:t>
+            </w:r>
+          </w:p>
+        </w:tc>
+        <w:tc>
+          <w:tcPr>
+            <w:tcW w:type="dxa" w:w="2556"/>
+          </w:tcPr>
+          <w:p>
+            <w:r>
+              <w:t>Procedure I chose</w:t>
+            </w:r>
+          </w:p>
+        </w:tc>
+        <w:tc>
+          <w:tcPr>
+            <w:tcW w:type="dxa" w:w="2556"/>
+          </w:tcPr>
+          <w:p>
+            <w:r>
+              <w:t>Middle steps</w:t>
+            </w:r>
+          </w:p>
+        </w:tc>
+        <w:tc>
+          <w:tcPr>
+            <w:tcW w:type="dxa" w:w="2556"/>
+          </w:tcPr>
+          <w:p>
+            <w:r>
+              <w:t>Result and check</w:t>
+            </w:r>
+          </w:p>
+        </w:tc>
+      </w:tr>
+      <w:tr>
+        <w:tc>
+          <w:tcPr>
+            <w:tcW w:type="dxa" w:w="2556"/>
+          </w:tcPr>
+          <w:p>
+            <w:r/>
+          </w:p>
+        </w:tc>
+        <w:tc>
+          <w:tcPr>
+            <w:tcW w:type="dxa" w:w="2556"/>
+          </w:tcPr>
+          <w:p>
+            <w:r/>
+          </w:p>
+        </w:tc>
+        <w:tc>
+          <w:tcPr>
+            <w:tcW w:type="dxa" w:w="2556"/>
+          </w:tcPr>
+          <w:p>
+            <w:r/>
+          </w:p>
+        </w:tc>
+        <w:tc>
+          <w:tcPr>
+            <w:tcW w:type="dxa" w:w="2556"/>
+          </w:tcPr>
+          <w:p>
+            <w:r/>
+          </w:p>
+        </w:tc>
+      </w:tr>
+    </w:tbl>
+    <w:p>
+      <w:pPr>
+        <w:pStyle w:val="Heading3"/>
+      </w:pPr>
+      <w:r>
+        <w:t>The step I completed without help, and the hint I needed</w:t>
+      </w:r>
+    </w:p>
+    <w:p>
+      <w:r>
+        <w:t>________________________________________________________________</w:t>
+      </w:r>
+    </w:p>
+    <w:p>
+      <w:r>
+        <w:t>________________________________________________________________</w:t>
+      </w:r>
+    </w:p>
+    <w:p>
+      <w:r>
+        <w:t>________________________________________________________________</w:t>
+      </w:r>
+    </w:p>
+    <w:p>
+      <w:pPr>
+        <w:pStyle w:val="Heading1"/>
+      </w:pPr>
+      <w:r>
+        <w:t>03. Extra practice · Individual reasoning check</w:t>
+      </w:r>
+    </w:p>
+    <w:p>
+      <w:r>
+        <w:t>Keep this task’s inputs,rule and response together.</w:t>
+      </w:r>
+    </w:p>
+    <w:p>
+      <w:pPr>
+        <w:pStyle w:val="Heading2"/>
+      </w:pPr>
+      <w:r>
+        <w:t>Complete task and evidence</w:t>
+      </w:r>
+    </w:p>
+    <w:p>
+      <w:pPr>
+        <w:pStyle w:val="ListBullet"/>
+      </w:pPr>
+      <w:r>
+        <w:t>Use the worked case for Training and validation curves. Proposed explanation: “The last checkpoint is always best”. Decide whether this explanation is supported. Point to the step or supplied fact that decides; explain your repair if needed.</w:t>
+      </w:r>
+    </w:p>
+    <w:p>
+      <w:pPr>
+        <w:pStyle w:val="Heading3"/>
+      </w:pPr>
+      <w:r>
+        <w:t>My explanation before partner discussion</w:t>
+      </w:r>
+    </w:p>
+    <w:p>
+      <w:r>
+        <w:t>________________________________________________________________</w:t>
+      </w:r>
+    </w:p>
+    <w:p>
+      <w:r>
+        <w:t>________________________________________________________________</w:t>
+      </w:r>
+    </w:p>
+    <w:p>
+      <w:r>
+        <w:t>________________________________________________________________</w:t>
+      </w:r>
+    </w:p>
+    <w:p>
+      <w:r>
+        <w:t>________________________________________________________________</w:t>
+      </w:r>
+    </w:p>
+    <w:p>
+      <w:pPr>
+        <w:pStyle w:val="Heading1"/>
+      </w:pPr>
+      <w:r>
+        <w:t>08. Reference · Earlier W4 response copy</w:t>
+      </w:r>
+    </w:p>
+    <w:p>
+      <w:r>
+        <w:t>Keep this task’s inputs,rule and response together.</w:t>
+      </w:r>
+    </w:p>
+    <w:p>
+      <w:pPr>
+        <w:pStyle w:val="Heading2"/>
+      </w:pPr>
+      <w:r>
+        <w:t>Complete task and evidence</w:t>
+      </w:r>
+    </w:p>
+    <w:p>
+      <w:pPr>
+        <w:pStyle w:val="ListBullet"/>
+      </w:pPr>
+      <w:r>
+        <w:t>Use h = ReLU(x), y = vh, candidate v values 1, 1.5 and 2. Training pairs are (1, 2), (2, 4); validation pairs are (1, 1), (2, 2). Calculate both MSE columns and select by minimum validation MSE. Explain the disagreement with selection by training loss.</w:t>
+      </w:r>
+    </w:p>
+    <w:p>
+      <w:pPr>
+        <w:pStyle w:val="Heading3"/>
+      </w:pPr>
+      <w:r>
+        <w:t>My reasoning and evidence</w:t>
+      </w:r>
+    </w:p>
+    <w:p>
+      <w:r>
+        <w:t>________________________________________________________________</w:t>
+      </w:r>
+    </w:p>
+    <w:p>
+      <w:r>
+        <w:t>________________________________________________________________</w:t>
+      </w:r>
+    </w:p>
+    <w:p>
+      <w:r>
+        <w:t>________________________________________________________________</w:t>
+      </w:r>
+    </w:p>
+    <w:p>
+      <w:r>
+        <w:t>________________________________________________________________</w:t>
+      </w:r>
+    </w:p>
+    <w:p>
+      <w:r>
+        <w:t>________________________________________________________________</w:t>
+      </w:r>
+    </w:p>
+    <w:p>
+      <w:r>
+        <w:t>________________________________________________________________</w:t>
+      </w:r>
+    </w:p>
+    <w:p>
+      <w:r>
+        <w:t>________________________________________________________________</w:t>
+      </w:r>
+    </w:p>
+    <w:p>
+      <w:r>
+        <w:t>________________________________________________________________</w:t>
+      </w:r>
+    </w:p>
+    <w:p>
+      <w:pPr>
+        <w:pStyle w:val="Heading1"/>
+      </w:pPr>
+      <w:r>
+        <w:t>12. Extra practice · Pictured case</w:t>
+      </w:r>
+    </w:p>
+    <w:p>
+      <w:r>
+        <w:t>Keep this task’s inputs,rule and response together.</w:t>
+      </w:r>
+    </w:p>
+    <w:p>
+      <w:pPr>
+        <w:pStyle w:val="Heading2"/>
+      </w:pPr>
+      <w:r>
+        <w:t>Complete task and evidence</w:t>
+      </w:r>
+    </w:p>
+    <w:p>
+      <w:pPr>
+        <w:pStyle w:val="ListBullet"/>
+      </w:pPr>
+      <w:r>
+        <w:t>Plot training and validation loss for checkpoints before opening final cases.</w:t>
+      </w:r>
+    </w:p>
+    <w:p>
+      <w:pPr>
+        <w:pStyle w:val="ListBullet"/>
+      </w:pPr>
+      <w:r>
+        <w:t>Supplied checkpoint losses: epoch 1 train 4, val 3; epoch 2 train 2, val 2; epoch 3 train 1, val 2.5. Selection: smallest validation loss.</w:t>
+      </w:r>
+    </w:p>
+    <w:p>
+      <w:pPr>
+        <w:pStyle w:val="ListBullet"/>
+      </w:pPr>
+      <w:r>
+        <w:t>All inputs and outcomes in this worked example are invented classroom data; no real model run is claimed.</w:t>
       </w:r>
     </w:p>
     <w:p>
@@ -1922,37 +1517,10 @@
     </w:p>
     <w:p>
       <w:pPr>
-        <w:spacing w:line="336" w:lineRule="auto" w:after="180"/>
-      </w:pPr>
-      <w:r>
-        <w:rPr>
-          <w:b w:val="0"/>
-        </w:rPr>
-        <w:t xml:space="preserve">Can the original epoch 3 </w:t>
-      </w:r>
-      <w:r>
-        <w:rPr>
-          <w:b/>
-        </w:rPr>
-        <w:t>training</w:t>
-      </w:r>
-      <w:r>
-        <w:rPr>
-          <w:b w:val="0"/>
-        </w:rPr>
-        <w:t xml:space="preserve"> loss 1 justify claiming best generalisation? Point to the relevant step in the picture, then write the changed result and the rule or </w:t>
-      </w:r>
-      <w:r>
-        <w:rPr>
-          <w:b/>
-        </w:rPr>
-        <w:t>evidence</w:t>
-      </w:r>
-      <w:r>
-        <w:rPr>
-          <w:b w:val="0"/>
-        </w:rPr>
-        <w:t xml:space="preserve"> that supports it.</w:t>
+        <w:pStyle w:val="ListBullet"/>
+      </w:pPr>
+      <w:r>
+        <w:t>Can the original epoch 3 training loss 1 justify claiming best generalisation? Point to the relevant step in the picture, then write the changed result and the rule or evidence that supports it.</w:t>
       </w:r>
     </w:p>
     <w:p>
@@ -1995,68 +1563,18 @@
     </w:p>
     <w:p>
       <w:pPr>
-        <w:pStyle w:val="Heading3"/>
-      </w:pPr>
-      <w:r>
-        <w:t>Record the help used</w:t>
-      </w:r>
-    </w:p>
-    <w:p>
-      <w:pPr>
-        <w:spacing w:line="336" w:lineRule="auto" w:after="180"/>
-        <w:shd w:fill="F1F6F8"/>
-      </w:pPr>
-      <w:r>
-        <w:rPr>
-          <w:b w:val="0"/>
-        </w:rPr>
-        <w:t xml:space="preserve">Support used: alone / hint / worked example. This record is practice </w:t>
-      </w:r>
-      <w:r>
-        <w:rPr>
-          <w:b/>
-        </w:rPr>
-        <w:t>evidence</w:t>
-      </w:r>
-      <w:r>
-        <w:rPr>
-          <w:b w:val="0"/>
-        </w:rPr>
-        <w:t>.</w:t>
-      </w:r>
-    </w:p>
-    <w:p>
-      <w:pPr>
-        <w:spacing w:line="336" w:lineRule="auto" w:after="180"/>
-      </w:pPr>
-      <w:r>
-        <w:rPr>
-          <w:b w:val="0"/>
-        </w:rPr>
-        <w:t xml:space="preserve">Project connection: For your Image-pattern Network Investigation, save the </w:t>
-      </w:r>
-      <w:r>
-        <w:rPr>
-          <w:b/>
-        </w:rPr>
-        <w:t>input</w:t>
-      </w:r>
-      <w:r>
-        <w:rPr>
-          <w:b w:val="0"/>
-        </w:rPr>
-        <w:t>, procedure, observed result and limitation of this check.</w:t>
-      </w:r>
-    </w:p>
-    <w:p>
-      <w:pPr>
-        <w:spacing w:line="336" w:lineRule="auto" w:after="180"/>
-      </w:pPr>
-      <w:r>
-        <w:rPr>
-          <w:b w:val="0"/>
-        </w:rPr>
-        <w:t>Label this worked example as practice; use a different, previously unreviewed case when checking independent understanding.</w:t>
+        <w:pStyle w:val="ListBullet"/>
+      </w:pPr>
+      <w:r>
+        <w:t>Support used: alone / hint / worked example. This record is practice evidence.</w:t>
+      </w:r>
+    </w:p>
+    <w:p>
+      <w:pPr>
+        <w:pStyle w:val="ListBullet"/>
+      </w:pPr>
+      <w:r>
+        <w:t>Project connection: For your Image-pattern Network Investigation, save the input, procedure, observed result and limitation of this check. Label this worked example as practice; use a different, previously unreviewed case when checking independent understanding.</w:t>
       </w:r>
     </w:p>
     <w:p>
@@ -2064,68 +1582,44 @@
         <w:pStyle w:val="Heading1"/>
       </w:pPr>
       <w:r>
-        <w:t>13. Project portfolio milestone</w:t>
-      </w:r>
-    </w:p>
-    <w:p>
-      <w:r>
-        <w:t>Keep this week’s input, deciding step, result and limit together in the Image-pattern Network Investigation record.</w:t>
-      </w:r>
-    </w:p>
-    <w:p>
-      <w:pPr>
-        <w:spacing w:line="336" w:lineRule="auto" w:after="180"/>
-      </w:pPr>
-      <w:r>
-        <w:rPr>
-          <w:b w:val="0"/>
-        </w:rPr>
+        <w:t>13. Reference · Project milestone</w:t>
+      </w:r>
+    </w:p>
+    <w:p>
+      <w:r>
+        <w:t>Keep this task’s inputs,rule and response together.</w:t>
+      </w:r>
+    </w:p>
+    <w:p>
+      <w:pPr>
+        <w:pStyle w:val="Heading2"/>
+      </w:pPr>
+      <w:r>
+        <w:t>Complete task and evidence</w:t>
+      </w:r>
+    </w:p>
+    <w:p>
+      <w:pPr>
+        <w:pStyle w:val="ListBullet"/>
+      </w:pPr>
+      <w:r>
         <w:t>Project: Image-pattern Network Investigation</w:t>
       </w:r>
     </w:p>
     <w:p>
       <w:pPr>
-        <w:spacing w:line="336" w:lineRule="auto" w:after="180"/>
-      </w:pPr>
-      <w:r>
-        <w:rPr>
-          <w:b w:val="0"/>
-        </w:rPr>
+        <w:pStyle w:val="ListBullet"/>
+      </w:pPr>
+      <w:r>
         <w:t>Current milestone: Test changed cases. Keep normal, boundary and failure cases; compare expected and observed results.</w:t>
       </w:r>
     </w:p>
     <w:p>
       <w:pPr>
-        <w:spacing w:line="336" w:lineRule="auto" w:after="180"/>
-      </w:pPr>
-      <w:r>
-        <w:rPr>
-          <w:b w:val="0"/>
-        </w:rPr>
-        <w:t xml:space="preserve">For your Image-pattern Network Investigation, save the </w:t>
-      </w:r>
-      <w:r>
-        <w:rPr>
-          <w:b/>
-        </w:rPr>
-        <w:t>input</w:t>
-      </w:r>
-      <w:r>
-        <w:rPr>
-          <w:b w:val="0"/>
-        </w:rPr>
-        <w:t>, procedure, observed result and limitation of this check.</w:t>
-      </w:r>
-    </w:p>
-    <w:p>
-      <w:pPr>
-        <w:spacing w:line="336" w:lineRule="auto" w:after="180"/>
-      </w:pPr>
-      <w:r>
-        <w:rPr>
-          <w:b w:val="0"/>
-        </w:rPr>
-        <w:t>Label this worked example as practice; use a different, previously unreviewed case when checking independent understanding.</w:t>
+        <w:pStyle w:val="ListBullet"/>
+      </w:pPr>
+      <w:r>
+        <w:t>For your Image-pattern Network Investigation, save the input, procedure, observed result and limitation of this check. Label this worked example as practice; use a different, previously unreviewed case when checking independent understanding.</w:t>
       </w:r>
     </w:p>
     <w:tbl>
@@ -2282,12 +1776,621 @@
         <w:pStyle w:val="Heading1"/>
       </w:pPr>
       <w:r>
-        <w:t>14. Supported practice and learning evidence</w:t>
-      </w:r>
-    </w:p>
-    <w:p>
-      <w:r>
-        <w:t>Try the supported questions before comparing with hints and feedback. Record what you repaired and the evidence you retained.</w:t>
+        <w:t>14. Extra practice · Predict,check and repair</w:t>
+      </w:r>
+    </w:p>
+    <w:p>
+      <w:r>
+        <w:t>Keep supported feedback separate from the independent case.</w:t>
+      </w:r>
+    </w:p>
+    <w:p>
+      <w:pPr>
+        <w:pStyle w:val="Heading2"/>
+      </w:pPr>
+      <w:r>
+        <w:t>First supported question and optional hint</w:t>
+      </w:r>
+    </w:p>
+    <w:p>
+      <w:pPr>
+        <w:pStyle w:val="ListBullet"/>
+      </w:pPr>
+      <w:r>
+        <w:t>Plot training and validation loss for checkpoints before opening final cases.</w:t>
+      </w:r>
+    </w:p>
+    <w:p>
+      <w:pPr>
+        <w:pStyle w:val="Heading3"/>
+      </w:pPr>
+      <w:r>
+        <w:t>Practice 1: explain the deciding evidence</w:t>
+      </w:r>
+    </w:p>
+    <w:p>
+      <w:pPr>
+        <w:pStyle w:val="ListBullet"/>
+      </w:pPr>
+      <w:r>
+        <w:t>Which labelled step matches this detail? Select epoch 2, not epoch 3, under the declared validation criterion.</w:t>
+      </w:r>
+    </w:p>
+    <w:p>
+      <w:pPr>
+        <w:pStyle w:val="ListBullet"/>
+      </w:pPr>
+      <w:r>
+        <w:t>1. Read training curve</w:t>
+      </w:r>
+    </w:p>
+    <w:p>
+      <w:pPr>
+        <w:pStyle w:val="ListBullet"/>
+      </w:pPr>
+      <w:r>
+        <w:t>2. Choose checkpoint</w:t>
+      </w:r>
+    </w:p>
+    <w:p>
+      <w:pPr>
+        <w:pStyle w:val="ListBullet"/>
+      </w:pPr>
+      <w:r>
+        <w:t>3. Read validation curve</w:t>
+      </w:r>
+    </w:p>
+    <w:p>
+      <w:pPr>
+        <w:pStyle w:val="Heading3"/>
+      </w:pPr>
+      <w:r>
+        <w:t>My selected conclusion, deciding fact and explanation</w:t>
+      </w:r>
+    </w:p>
+    <w:p>
+      <w:r>
+        <w:t>________________________________________________________________</w:t>
+      </w:r>
+    </w:p>
+    <w:p>
+      <w:r>
+        <w:t>________________________________________________________________</w:t>
+      </w:r>
+    </w:p>
+    <w:p>
+      <w:r>
+        <w:t>________________________________________________________________</w:t>
+      </w:r>
+    </w:p>
+    <w:p>
+      <w:r>
+        <w:t>________________________________________________________________</w:t>
+      </w:r>
+    </w:p>
+    <w:p>
+      <w:r>
+        <w:t>________________________________________________________________</w:t>
+      </w:r>
+    </w:p>
+    <w:p>
+      <w:pPr>
+        <w:pStyle w:val="ListBullet"/>
+      </w:pPr>
+      <w:r>
+        <w:t>Hint if needed: Read the steps in the pictorial case. Match the supplied detail to the stage that performs or records it.</w:t>
+      </w:r>
+    </w:p>
+    <w:p>
+      <w:pPr>
+        <w:pStyle w:val="Heading2"/>
+      </w:pPr>
+      <w:r>
+        <w:t>Check after the first attempt · reference / check after trying</w:t>
+      </w:r>
+    </w:p>
+    <w:p>
+      <w:pPr>
+        <w:spacing w:line="336" w:lineRule="auto" w:after="180"/>
+      </w:pPr>
+      <w:r>
+        <w:rPr>
+          <w:b w:val="0"/>
+        </w:rPr>
+        <w:t xml:space="preserve">After your attempt, compare with the supported explanation: Choose </w:t>
+      </w:r>
+      <w:r>
+        <w:rPr>
+          <w:b/>
+        </w:rPr>
+        <w:t>checkpoint</w:t>
+      </w:r>
+      <w:r>
+        <w:rPr>
+          <w:b w:val="0"/>
+        </w:rPr>
+        <w:t xml:space="preserve"> Select epoch 2, not epoch 3, under the declared validation criterion. The </w:t>
+      </w:r>
+      <w:r>
+        <w:rPr>
+          <w:b/>
+        </w:rPr>
+        <w:t>training curve</w:t>
+      </w:r>
+      <w:r>
+        <w:rPr>
+          <w:b w:val="0"/>
+        </w:rPr>
+        <w:t xml:space="preserve"> measures fit to examples used for learning.</w:t>
+      </w:r>
+    </w:p>
+    <w:p>
+      <w:pPr>
+        <w:spacing w:line="336" w:lineRule="auto" w:after="180"/>
+      </w:pPr>
+      <w:r>
+        <w:rPr>
+          <w:b w:val="0"/>
+        </w:rPr>
+        <w:t xml:space="preserve">The </w:t>
+      </w:r>
+      <w:r>
+        <w:rPr>
+          <w:b/>
+        </w:rPr>
+        <w:t>validation curve</w:t>
+      </w:r>
+      <w:r>
+        <w:rPr>
+          <w:b w:val="0"/>
+        </w:rPr>
+        <w:t xml:space="preserve"> measures a separate set used to choose a </w:t>
+      </w:r>
+      <w:r>
+        <w:rPr>
+          <w:b/>
+        </w:rPr>
+        <w:t>checkpoint</w:t>
+      </w:r>
+      <w:r>
+        <w:rPr>
+          <w:b w:val="0"/>
+        </w:rPr>
+        <w:t xml:space="preserve">. The final </w:t>
+      </w:r>
+      <w:r>
+        <w:rPr>
+          <w:b/>
+        </w:rPr>
+        <w:t>training</w:t>
+      </w:r>
+      <w:r>
+        <w:rPr>
+          <w:b w:val="0"/>
+        </w:rPr>
+        <w:t xml:space="preserve"> loss is smallest here, but its validation loss has risen. Under the supplied </w:t>
+      </w:r>
+      <w:r>
+        <w:rPr>
+          <w:b/>
+        </w:rPr>
+        <w:t>selection rule</w:t>
+      </w:r>
+      <w:r>
+        <w:rPr>
+          <w:b w:val="0"/>
+        </w:rPr>
+        <w:t xml:space="preserve">, keep </w:t>
+      </w:r>
+      <w:r>
+        <w:rPr>
+          <w:b/>
+        </w:rPr>
+        <w:t>checkpoint</w:t>
+      </w:r>
+      <w:r>
+        <w:rPr>
+          <w:b w:val="0"/>
+        </w:rPr>
+        <w:t xml:space="preserve"> two.</w:t>
+      </w:r>
+    </w:p>
+    <w:p>
+      <w:pPr>
+        <w:spacing w:line="336" w:lineRule="auto" w:after="180"/>
+      </w:pPr>
+      <w:r>
+        <w:rPr>
+          <w:b w:val="0"/>
+        </w:rPr>
+        <w:t xml:space="preserve">A later final test must remain outside both learning and </w:t>
+      </w:r>
+      <w:r>
+        <w:rPr>
+          <w:b/>
+        </w:rPr>
+        <w:t>checkpoint</w:t>
+      </w:r>
+      <w:r>
+        <w:rPr>
+          <w:b w:val="0"/>
+        </w:rPr>
+        <w:t xml:space="preserve"> selection.</w:t>
+      </w:r>
+    </w:p>
+    <w:p>
+      <w:pPr>
+        <w:pStyle w:val="Heading2"/>
+      </w:pPr>
+      <w:r>
+        <w:t>Changed-case question and optional hint</w:t>
+      </w:r>
+    </w:p>
+    <w:p>
+      <w:pPr>
+        <w:pStyle w:val="Heading3"/>
+      </w:pPr>
+      <w:r>
+        <w:t>Practice 2: explain the deciding evidence</w:t>
+      </w:r>
+    </w:p>
+    <w:p>
+      <w:pPr>
+        <w:pStyle w:val="ListBullet"/>
+      </w:pPr>
+      <w:r>
+        <w:t>Changed-case practice: Epoch 3 validation loss is instead 1.5. Which conclusion is supported by the supplied facts?</w:t>
+      </w:r>
+    </w:p>
+    <w:p>
+      <w:pPr>
+        <w:pStyle w:val="ListBullet"/>
+      </w:pPr>
+      <w:r>
+        <w:t>1. Select epoch 3 under the unchanged criterion.</w:t>
+      </w:r>
+    </w:p>
+    <w:p>
+      <w:pPr>
+        <w:pStyle w:val="ListBullet"/>
+      </w:pPr>
+      <w:r>
+        <w:t>2. This one example guarantees correct results for every future input.</w:t>
+      </w:r>
+    </w:p>
+    <w:p>
+      <w:pPr>
+        <w:pStyle w:val="ListBullet"/>
+      </w:pPr>
+      <w:r>
+        <w:t>3. We can decide the result without examining the changed input or the procedure.</w:t>
+      </w:r>
+    </w:p>
+    <w:p>
+      <w:pPr>
+        <w:pStyle w:val="Heading3"/>
+      </w:pPr>
+      <w:r>
+        <w:t>My selected conclusion, deciding fact and explanation</w:t>
+      </w:r>
+    </w:p>
+    <w:p>
+      <w:r>
+        <w:t>________________________________________________________________</w:t>
+      </w:r>
+    </w:p>
+    <w:p>
+      <w:r>
+        <w:t>________________________________________________________________</w:t>
+      </w:r>
+    </w:p>
+    <w:p>
+      <w:r>
+        <w:t>________________________________________________________________</w:t>
+      </w:r>
+    </w:p>
+    <w:p>
+      <w:r>
+        <w:t>________________________________________________________________</w:t>
+      </w:r>
+    </w:p>
+    <w:p>
+      <w:r>
+        <w:t>________________________________________________________________</w:t>
+      </w:r>
+    </w:p>
+    <w:p>
+      <w:pPr>
+        <w:pStyle w:val="ListBullet"/>
+      </w:pPr>
+      <w:r>
+        <w:t>Hint if needed: Use the changed condition and the deciding step in the pictorial trace. The answer must say what follows from those facts.</w:t>
+      </w:r>
+    </w:p>
+    <w:p>
+      <w:pPr>
+        <w:pStyle w:val="Heading2"/>
+      </w:pPr>
+      <w:r>
+        <w:t>Check after the changed attempt · reference / check after trying</w:t>
+      </w:r>
+    </w:p>
+    <w:p>
+      <w:pPr>
+        <w:spacing w:line="336" w:lineRule="auto" w:after="180"/>
+      </w:pPr>
+      <w:r>
+        <w:rPr>
+          <w:b w:val="0"/>
+        </w:rPr>
+        <w:t xml:space="preserve">After your attempt, compare with the supported explanation: Select epoch 3 under the unchanged criterion. Its measured validation loss is now below epoch 2’s2; the </w:t>
+      </w:r>
+      <w:r>
+        <w:rPr>
+          <w:b/>
+        </w:rPr>
+        <w:t>training curve</w:t>
+      </w:r>
+      <w:r>
+        <w:rPr>
+          <w:b w:val="0"/>
+        </w:rPr>
+        <w:t xml:space="preserve"> alone never settled selection.</w:t>
+      </w:r>
+    </w:p>
+    <w:p>
+      <w:pPr>
+        <w:pStyle w:val="Heading2"/>
+      </w:pPr>
+      <w:r>
+        <w:t>Repair and retain the record</w:t>
+      </w:r>
+    </w:p>
+    <w:p>
+      <w:pPr>
+        <w:spacing w:line="336" w:lineRule="auto" w:after="180"/>
+      </w:pPr>
+      <w:r>
+        <w:rPr>
+          <w:b w:val="0"/>
+        </w:rPr>
+        <w:t>Review Learning rate experiments (ai-5/14). Goal: Run a controlled comparison of learning rates. Short practice: What should a fair rate comparison hold fixed?</w:t>
+      </w:r>
+    </w:p>
+    <w:p>
+      <w:pPr>
+        <w:spacing w:line="336" w:lineRule="auto" w:after="180"/>
+      </w:pPr>
+      <w:r>
+        <w:rPr>
+          <w:b w:val="0"/>
+        </w:rPr>
+        <w:t xml:space="preserve">Point to the relevant step in the picture, then write the changed result and the rule or </w:t>
+      </w:r>
+      <w:r>
+        <w:rPr>
+          <w:b/>
+        </w:rPr>
+        <w:t>evidence</w:t>
+      </w:r>
+      <w:r>
+        <w:rPr>
+          <w:b w:val="0"/>
+        </w:rPr>
+        <w:t xml:space="preserve"> that supports it.. Return to this week and explain what you changed.</w:t>
+      </w:r>
+    </w:p>
+    <w:p>
+      <w:pPr>
+        <w:spacing w:line="336" w:lineRule="auto" w:after="180"/>
+      </w:pPr>
+      <w:r>
+        <w:rPr>
+          <w:b w:val="0"/>
+        </w:rPr>
+        <w:t xml:space="preserve">Review </w:t>
+      </w:r>
+      <w:r>
+        <w:rPr>
+          <w:b/>
+        </w:rPr>
+        <w:t>Training</w:t>
+      </w:r>
+      <w:r>
+        <w:rPr>
+          <w:b w:val="0"/>
+        </w:rPr>
+        <w:t xml:space="preserve"> a small network (ai-5/12). Goal: Trace repeated forward loss gradient and update steps. Short practice: Which parameter changed, and which part was not trained?</w:t>
+      </w:r>
+    </w:p>
+    <w:p>
+      <w:pPr>
+        <w:spacing w:line="336" w:lineRule="auto" w:after="180"/>
+      </w:pPr>
+      <w:r>
+        <w:rPr>
+          <w:b w:val="0"/>
+        </w:rPr>
+        <w:t xml:space="preserve">Point to the relevant step in the picture, then write the changed result and the rule or </w:t>
+      </w:r>
+      <w:r>
+        <w:rPr>
+          <w:b/>
+        </w:rPr>
+        <w:t>evidence</w:t>
+      </w:r>
+      <w:r>
+        <w:rPr>
+          <w:b w:val="0"/>
+        </w:rPr>
+        <w:t xml:space="preserve"> that supports it.. Return to this week and explain what you changed.</w:t>
+      </w:r>
+    </w:p>
+    <w:p>
+      <w:pPr>
+        <w:spacing w:line="336" w:lineRule="auto" w:after="180"/>
+      </w:pPr>
+      <w:r>
+        <w:rPr>
+          <w:b w:val="0"/>
+        </w:rPr>
+        <w:t>Review Slopes and local change (ai-5/9). Goal: Calculate an average rate of change over a stated interval. Short practice: Which calculation disproves “any increase helps”?</w:t>
+      </w:r>
+    </w:p>
+    <w:p>
+      <w:pPr>
+        <w:spacing w:line="336" w:lineRule="auto" w:after="180"/>
+      </w:pPr>
+      <w:r>
+        <w:rPr>
+          <w:b w:val="0"/>
+        </w:rPr>
+        <w:t xml:space="preserve">Point to the relevant step in the picture, then write the changed result and the rule or </w:t>
+      </w:r>
+      <w:r>
+        <w:rPr>
+          <w:b/>
+        </w:rPr>
+        <w:t>evidence</w:t>
+      </w:r>
+      <w:r>
+        <w:rPr>
+          <w:b w:val="0"/>
+        </w:rPr>
+        <w:t xml:space="preserve"> that supports it.. Return to this week and explain what you changed.</w:t>
+      </w:r>
+    </w:p>
+    <w:p>
+      <w:pPr>
+        <w:spacing w:line="336" w:lineRule="auto" w:after="180"/>
+      </w:pPr>
+      <w:r>
+        <w:rPr>
+          <w:b w:val="0"/>
+        </w:rPr>
+        <w:t xml:space="preserve">The browser lab lets you edit the supported Python examples already included in this lesson. Predict first, run, inspect the actual </w:t>
+      </w:r>
+      <w:r>
+        <w:rPr>
+          <w:b/>
+        </w:rPr>
+        <w:t>output</w:t>
+      </w:r>
+      <w:r>
+        <w:rPr>
+          <w:b w:val="0"/>
+        </w:rPr>
+        <w:t xml:space="preserve"> or error, change one </w:t>
+      </w:r>
+      <w:r>
+        <w:rPr>
+          <w:b/>
+        </w:rPr>
+        <w:t>input</w:t>
+      </w:r>
+      <w:r>
+        <w:rPr>
+          <w:b w:val="0"/>
+        </w:rPr>
+        <w:t>, then run again.</w:t>
+      </w:r>
+    </w:p>
+    <w:p>
+      <w:pPr>
+        <w:spacing w:line="336" w:lineRule="auto" w:after="180"/>
+      </w:pPr>
+      <w:r>
+        <w:rPr>
+          <w:b w:val="0"/>
+        </w:rPr>
+        <w:t xml:space="preserve">Keep code, </w:t>
+      </w:r>
+      <w:r>
+        <w:rPr>
+          <w:b/>
+        </w:rPr>
+        <w:t>prediction</w:t>
+      </w:r>
+      <w:r>
+        <w:rPr>
+          <w:b w:val="0"/>
+        </w:rPr>
+        <w:t>s, actual results and a reasoned revision together. On paper, label your result as a trace rather than an execution.</w:t>
+      </w:r>
+    </w:p>
+    <w:p>
+      <w:pPr>
+        <w:spacing w:line="336" w:lineRule="auto" w:after="180"/>
+      </w:pPr>
+      <w:r>
+        <w:rPr>
+          <w:b w:val="0"/>
+        </w:rPr>
+        <w:t xml:space="preserve">Use Download completed work in the hosted lesson to export your answers, reflections, practice feedback and code-run </w:t>
+      </w:r>
+      <w:r>
+        <w:rPr>
+          <w:b/>
+        </w:rPr>
+        <w:t>evidence</w:t>
+      </w:r>
+      <w:r>
+        <w:rPr>
+          <w:b w:val="0"/>
+        </w:rPr>
+        <w:t>. Open the HTML copy to read or print it.</w:t>
+      </w:r>
+    </w:p>
+    <w:p>
+      <w:pPr>
+        <w:spacing w:line="336" w:lineRule="auto" w:after="180"/>
+      </w:pPr>
+      <w:r>
+        <w:rPr>
+          <w:b w:val="0"/>
+        </w:rPr>
+        <w:t>Drafts stay in this browser when storage is available; clear drafts on a shared device.</w:t>
+      </w:r>
+    </w:p>
+    <w:p>
+      <w:pPr>
+        <w:pStyle w:val="Heading3"/>
+      </w:pPr>
+      <w:r>
+        <w:t>What I repaired, the evidence I kept and the next test</w:t>
+      </w:r>
+    </w:p>
+    <w:p>
+      <w:r>
+        <w:t>________________________________________________________________</w:t>
+      </w:r>
+    </w:p>
+    <w:p>
+      <w:r>
+        <w:t>________________________________________________________________</w:t>
+      </w:r>
+    </w:p>
+    <w:p>
+      <w:r>
+        <w:t>________________________________________________________________</w:t>
+      </w:r>
+    </w:p>
+    <w:p>
+      <w:r>
+        <w:t>________________________________________________________________</w:t>
+      </w:r>
+    </w:p>
+    <w:p>
+      <w:r>
+        <w:t>________________________________________________________________</w:t>
+      </w:r>
+    </w:p>
+    <w:p>
+      <w:pPr>
+        <w:pStyle w:val="Heading2"/>
+      </w:pPr>
+      <w:r>
+        <w:t>Earlier wording, alternatives and picture transcripts · reference / check after trying</w:t>
       </w:r>
     </w:p>
     <w:p>
@@ -2303,110 +2406,10 @@
     </w:p>
     <w:p>
       <w:pPr>
-        <w:spacing w:line="336" w:lineRule="auto" w:after="180"/>
-      </w:pPr>
-      <w:r>
-        <w:rPr>
-          <w:b w:val="0"/>
-        </w:rPr>
-        <w:t xml:space="preserve">Plot </w:t>
-      </w:r>
-      <w:r>
-        <w:rPr>
-          <w:b/>
-        </w:rPr>
-        <w:t>training</w:t>
-      </w:r>
-      <w:r>
-        <w:rPr>
-          <w:b w:val="0"/>
-        </w:rPr>
-        <w:t xml:space="preserve"> and validation loss for </w:t>
-      </w:r>
-      <w:r>
-        <w:rPr>
-          <w:b/>
-        </w:rPr>
-        <w:t>checkpoint</w:t>
-      </w:r>
-      <w:r>
-        <w:rPr>
-          <w:b w:val="0"/>
-        </w:rPr>
-        <w:t>s before opening final cases.</w:t>
-      </w:r>
-    </w:p>
-    <w:p>
-      <w:pPr>
         <w:pStyle w:val="Heading3"/>
       </w:pPr>
       <w:r>
-        <w:t>Practice 1: explain the deciding evidence</w:t>
-      </w:r>
-    </w:p>
-    <w:p>
-      <w:pPr>
-        <w:spacing w:line="336" w:lineRule="auto" w:after="180"/>
-      </w:pPr>
-      <w:r>
-        <w:rPr>
-          <w:b w:val="0"/>
-        </w:rPr>
-        <w:t>Which labelled step matches this detail? Select epoch 2, not epoch 3, under the declared validation criterion.</w:t>
-      </w:r>
-    </w:p>
-    <w:p>
-      <w:pPr>
-        <w:spacing w:line="336" w:lineRule="auto" w:after="180"/>
-        <w:shd w:fill="F4F9FC"/>
-      </w:pPr>
-      <w:r>
-        <w:rPr>
-          <w:b w:val="0"/>
-        </w:rPr>
-        <w:t xml:space="preserve">1. Read </w:t>
-      </w:r>
-      <w:r>
-        <w:rPr>
-          <w:b/>
-        </w:rPr>
-        <w:t>training curve</w:t>
-      </w:r>
-    </w:p>
-    <w:p>
-      <w:pPr>
-        <w:spacing w:line="336" w:lineRule="auto" w:after="180"/>
-        <w:shd w:fill="F4F9FC"/>
-      </w:pPr>
-      <w:r>
-        <w:rPr>
-          <w:b w:val="0"/>
-        </w:rPr>
-        <w:t xml:space="preserve">2. Choose </w:t>
-      </w:r>
-      <w:r>
-        <w:rPr>
-          <w:b/>
-        </w:rPr>
-        <w:t>checkpoint</w:t>
-      </w:r>
-    </w:p>
-    <w:p>
-      <w:pPr>
-        <w:spacing w:line="336" w:lineRule="auto" w:after="180"/>
-        <w:shd w:fill="F4F9FC"/>
-      </w:pPr>
-      <w:r>
-        <w:rPr>
-          <w:b w:val="0"/>
-        </w:rPr>
-        <w:t xml:space="preserve">3. Read </w:t>
-      </w:r>
-      <w:r>
-        <w:rPr>
-          <w:b/>
-        </w:rPr>
-        <w:t>validation curve</w:t>
+        <w:t>Repair a missing building block</w:t>
       </w:r>
     </w:p>
     <w:p>
@@ -2414,32 +2417,7 @@
         <w:pStyle w:val="Heading3"/>
       </w:pPr>
       <w:r>
-        <w:t>My selected conclusion, deciding fact and explanation</w:t>
-      </w:r>
-    </w:p>
-    <w:p>
-      <w:r>
-        <w:t>________________________________________________________________</w:t>
-      </w:r>
-    </w:p>
-    <w:p>
-      <w:r>
-        <w:t>________________________________________________________________</w:t>
-      </w:r>
-    </w:p>
-    <w:p>
-      <w:r>
-        <w:t>________________________________________________________________</w:t>
-      </w:r>
-    </w:p>
-    <w:p>
-      <w:r>
-        <w:t>________________________________________________________________</w:t>
-      </w:r>
-    </w:p>
-    <w:p>
-      <w:r>
-        <w:t>________________________________________________________________</w:t>
+        <w:t>Predict, run and debug</w:t>
       </w:r>
     </w:p>
     <w:p>
@@ -2447,613 +2425,25 @@
         <w:pStyle w:val="Heading3"/>
       </w:pPr>
       <w:r>
-        <w:t>Hint · try first</w:t>
-      </w:r>
-    </w:p>
-    <w:p>
-      <w:pPr>
-        <w:spacing w:line="336" w:lineRule="auto" w:after="180"/>
-        <w:shd w:fill="F1F6F8"/>
-      </w:pPr>
-      <w:r>
-        <w:rPr>
-          <w:b w:val="0"/>
-        </w:rPr>
-        <w:t>Hint if needed: Read the steps in the pictorial case. Match the supplied detail to the stage that performs or records it.</w:t>
-      </w:r>
-    </w:p>
-    <w:p>
-      <w:pPr>
-        <w:pStyle w:val="Heading3"/>
-      </w:pPr>
-      <w:r>
-        <w:t>Feedback · compare after trying</w:t>
-      </w:r>
-    </w:p>
-    <w:p>
-      <w:pPr>
-        <w:spacing w:line="336" w:lineRule="auto" w:after="180"/>
-        <w:shd w:fill="F1F6FC"/>
-      </w:pPr>
-      <w:r>
-        <w:rPr>
-          <w:b w:val="0"/>
-        </w:rPr>
-        <w:t xml:space="preserve">After your attempt, compare with the supported explanation: Choose </w:t>
-      </w:r>
-      <w:r>
-        <w:rPr>
-          <w:b/>
-        </w:rPr>
-        <w:t>checkpoint</w:t>
-      </w:r>
-      <w:r>
-        <w:rPr>
-          <w:b w:val="0"/>
-        </w:rPr>
-        <w:t xml:space="preserve"> Select epoch 2, not epoch 3, under the declared validation criterion. The </w:t>
-      </w:r>
-      <w:r>
-        <w:rPr>
-          <w:b/>
-        </w:rPr>
-        <w:t>training curve</w:t>
-      </w:r>
-      <w:r>
-        <w:rPr>
-          <w:b w:val="0"/>
-        </w:rPr>
-        <w:t xml:space="preserve"> measures fit to examples used for learning.</w:t>
-      </w:r>
-    </w:p>
-    <w:p>
-      <w:pPr>
-        <w:spacing w:line="336" w:lineRule="auto" w:after="180"/>
-        <w:shd w:fill="F1F6FC"/>
-      </w:pPr>
-      <w:r>
-        <w:rPr>
-          <w:b w:val="0"/>
-        </w:rPr>
-        <w:t xml:space="preserve">The </w:t>
-      </w:r>
-      <w:r>
-        <w:rPr>
-          <w:b/>
-        </w:rPr>
-        <w:t>validation curve</w:t>
-      </w:r>
-      <w:r>
-        <w:rPr>
-          <w:b w:val="0"/>
-        </w:rPr>
-        <w:t xml:space="preserve"> measures a separate set used to choose a </w:t>
-      </w:r>
-      <w:r>
-        <w:rPr>
-          <w:b/>
-        </w:rPr>
-        <w:t>checkpoint</w:t>
-      </w:r>
-      <w:r>
-        <w:rPr>
-          <w:b w:val="0"/>
-        </w:rPr>
-        <w:t xml:space="preserve">. The final </w:t>
-      </w:r>
-      <w:r>
-        <w:rPr>
-          <w:b/>
-        </w:rPr>
-        <w:t>training</w:t>
-      </w:r>
-      <w:r>
-        <w:rPr>
-          <w:b w:val="0"/>
-        </w:rPr>
-        <w:t xml:space="preserve"> loss is smallest here, but its validation loss has risen. Under the supplied </w:t>
-      </w:r>
-      <w:r>
-        <w:rPr>
-          <w:b/>
-        </w:rPr>
-        <w:t>selection rule</w:t>
-      </w:r>
-      <w:r>
-        <w:rPr>
-          <w:b w:val="0"/>
-        </w:rPr>
-        <w:t xml:space="preserve">, keep </w:t>
-      </w:r>
-      <w:r>
-        <w:rPr>
-          <w:b/>
-        </w:rPr>
-        <w:t>checkpoint</w:t>
-      </w:r>
-      <w:r>
-        <w:rPr>
-          <w:b w:val="0"/>
-        </w:rPr>
-        <w:t xml:space="preserve"> two.</w:t>
-      </w:r>
-    </w:p>
-    <w:p>
-      <w:pPr>
-        <w:spacing w:line="336" w:lineRule="auto" w:after="180"/>
-        <w:shd w:fill="F1F6FC"/>
-      </w:pPr>
-      <w:r>
-        <w:rPr>
-          <w:b w:val="0"/>
-        </w:rPr>
-        <w:t xml:space="preserve">A later final test must remain outside both learning and </w:t>
-      </w:r>
-      <w:r>
-        <w:rPr>
-          <w:b/>
-        </w:rPr>
-        <w:t>checkpoint</w:t>
-      </w:r>
-      <w:r>
-        <w:rPr>
-          <w:b w:val="0"/>
-        </w:rPr>
-        <w:t xml:space="preserve"> selection.</w:t>
-      </w:r>
-    </w:p>
-    <w:p>
-      <w:pPr>
-        <w:pStyle w:val="Heading3"/>
-      </w:pPr>
-      <w:r>
-        <w:t>Practice 2: explain the deciding evidence</w:t>
-      </w:r>
-    </w:p>
-    <w:p>
-      <w:pPr>
-        <w:pStyle w:val="Heading3"/>
-      </w:pPr>
-      <w:r>
-        <w:t>Changed case · predict first</w:t>
-      </w:r>
-    </w:p>
-    <w:p>
-      <w:pPr>
-        <w:spacing w:line="336" w:lineRule="auto" w:after="180"/>
-        <w:shd w:fill="F5F1FB"/>
-      </w:pPr>
-      <w:r>
-        <w:rPr>
-          <w:b w:val="0"/>
-        </w:rPr>
-        <w:t>Changed-case practice: Epoch 3 validation loss is instead 1.5. Which conclusion is supported by the supplied facts?</w:t>
-      </w:r>
-    </w:p>
-    <w:p>
-      <w:pPr>
-        <w:spacing w:line="336" w:lineRule="auto" w:after="180"/>
-        <w:shd w:fill="F4F9FC"/>
-      </w:pPr>
-      <w:r>
-        <w:rPr>
-          <w:b w:val="0"/>
-        </w:rPr>
-        <w:t>1. Select epoch 3 under the unchanged criterion.</w:t>
-      </w:r>
-    </w:p>
-    <w:p>
-      <w:pPr>
-        <w:spacing w:line="336" w:lineRule="auto" w:after="180"/>
-        <w:shd w:fill="F4F9FC"/>
-      </w:pPr>
-      <w:r>
-        <w:rPr>
-          <w:b w:val="0"/>
-        </w:rPr>
-        <w:t xml:space="preserve">2. This one example guarantees correct results for every future </w:t>
-      </w:r>
-      <w:r>
-        <w:rPr>
-          <w:b/>
-        </w:rPr>
-        <w:t>input</w:t>
-      </w:r>
-      <w:r>
-        <w:rPr>
-          <w:b w:val="0"/>
-        </w:rPr>
-        <w:t>.</w:t>
-      </w:r>
-    </w:p>
-    <w:p>
-      <w:pPr>
-        <w:spacing w:line="336" w:lineRule="auto" w:after="180"/>
-        <w:shd w:fill="F4F9FC"/>
-      </w:pPr>
-      <w:r>
-        <w:rPr>
-          <w:b w:val="0"/>
-        </w:rPr>
-        <w:t xml:space="preserve">3. We can decide the result without examining the changed </w:t>
-      </w:r>
-      <w:r>
-        <w:rPr>
-          <w:b/>
-        </w:rPr>
-        <w:t>input</w:t>
-      </w:r>
-      <w:r>
-        <w:rPr>
-          <w:b w:val="0"/>
-        </w:rPr>
-        <w:t xml:space="preserve"> or the procedure.</w:t>
-      </w:r>
-    </w:p>
-    <w:p>
-      <w:pPr>
-        <w:pStyle w:val="Heading3"/>
-      </w:pPr>
-      <w:r>
-        <w:t>My selected conclusion, deciding fact and explanation</w:t>
-      </w:r>
-    </w:p>
-    <w:p>
-      <w:r>
-        <w:t>________________________________________________________________</w:t>
-      </w:r>
-    </w:p>
-    <w:p>
-      <w:r>
-        <w:t>________________________________________________________________</w:t>
-      </w:r>
-    </w:p>
-    <w:p>
-      <w:r>
-        <w:t>________________________________________________________________</w:t>
-      </w:r>
-    </w:p>
-    <w:p>
-      <w:r>
-        <w:t>________________________________________________________________</w:t>
-      </w:r>
-    </w:p>
-    <w:p>
-      <w:r>
-        <w:t>________________________________________________________________</w:t>
-      </w:r>
-    </w:p>
-    <w:p>
-      <w:pPr>
-        <w:pStyle w:val="Heading3"/>
-      </w:pPr>
-      <w:r>
-        <w:t>Hint · try first</w:t>
-      </w:r>
-    </w:p>
-    <w:p>
-      <w:pPr>
-        <w:spacing w:line="336" w:lineRule="auto" w:after="180"/>
-        <w:shd w:fill="F1F6F8"/>
-      </w:pPr>
-      <w:r>
-        <w:rPr>
-          <w:b w:val="0"/>
-        </w:rPr>
-        <w:t>Hint if needed: Use the changed condition and the deciding step in the pictorial trace. The answer must say what follows from those facts.</w:t>
-      </w:r>
-    </w:p>
-    <w:p>
-      <w:pPr>
-        <w:pStyle w:val="Heading3"/>
-      </w:pPr>
-      <w:r>
-        <w:t>Feedback · compare after trying</w:t>
-      </w:r>
-    </w:p>
-    <w:p>
-      <w:pPr>
-        <w:spacing w:line="336" w:lineRule="auto" w:after="180"/>
-        <w:shd w:fill="F1F6FC"/>
-      </w:pPr>
-      <w:r>
-        <w:rPr>
-          <w:b w:val="0"/>
-        </w:rPr>
-        <w:t xml:space="preserve">After your attempt, compare with the supported explanation: Select epoch 3 under the unchanged criterion. Its measured validation loss is now below epoch 2’s2; the </w:t>
-      </w:r>
-      <w:r>
-        <w:rPr>
-          <w:b/>
-        </w:rPr>
-        <w:t>training curve</w:t>
-      </w:r>
-      <w:r>
-        <w:rPr>
-          <w:b w:val="0"/>
-        </w:rPr>
-        <w:t xml:space="preserve"> alone never settled selection.</w:t>
-      </w:r>
-    </w:p>
-    <w:p>
-      <w:pPr>
-        <w:pStyle w:val="Heading3"/>
-      </w:pPr>
-      <w:r>
-        <w:t>Repair a missing building block</w:t>
-      </w:r>
-    </w:p>
-    <w:p>
-      <w:pPr>
-        <w:spacing w:line="336" w:lineRule="auto" w:after="180"/>
-      </w:pPr>
-      <w:r>
-        <w:rPr>
-          <w:b w:val="0"/>
-        </w:rPr>
-        <w:t>Review Learning rate experiments (ai-5/14). Goal: Run a controlled comparison of learning rates. Short practice: What should a fair rate comparison hold fixed?</w:t>
-      </w:r>
-    </w:p>
-    <w:p>
-      <w:pPr>
-        <w:spacing w:line="336" w:lineRule="auto" w:after="180"/>
-      </w:pPr>
-      <w:r>
-        <w:rPr>
-          <w:b w:val="0"/>
-        </w:rPr>
-        <w:t xml:space="preserve">Point to the relevant step in the picture, then write the changed result and the rule or </w:t>
-      </w:r>
-      <w:r>
-        <w:rPr>
-          <w:b/>
-        </w:rPr>
-        <w:t>evidence</w:t>
-      </w:r>
-      <w:r>
-        <w:rPr>
-          <w:b w:val="0"/>
-        </w:rPr>
-        <w:t xml:space="preserve"> that supports it.. Return to this week and explain what you changed.</w:t>
-      </w:r>
-    </w:p>
-    <w:p>
-      <w:pPr>
-        <w:spacing w:line="336" w:lineRule="auto" w:after="180"/>
-      </w:pPr>
-      <w:r>
-        <w:rPr>
-          <w:b w:val="0"/>
-        </w:rPr>
-        <w:t xml:space="preserve">Review </w:t>
-      </w:r>
-      <w:r>
-        <w:rPr>
-          <w:b/>
-        </w:rPr>
-        <w:t>Training</w:t>
-      </w:r>
-      <w:r>
-        <w:rPr>
-          <w:b w:val="0"/>
-        </w:rPr>
-        <w:t xml:space="preserve"> a small network (ai-5/12). Goal: Trace repeated forward loss gradient and update steps. Short practice: Which parameter changed, and which part was not trained?</w:t>
-      </w:r>
-    </w:p>
-    <w:p>
-      <w:pPr>
-        <w:spacing w:line="336" w:lineRule="auto" w:after="180"/>
-      </w:pPr>
-      <w:r>
-        <w:rPr>
-          <w:b w:val="0"/>
-        </w:rPr>
-        <w:t xml:space="preserve">Point to the relevant step in the picture, then write the changed result and the rule or </w:t>
-      </w:r>
-      <w:r>
-        <w:rPr>
-          <w:b/>
-        </w:rPr>
-        <w:t>evidence</w:t>
-      </w:r>
-      <w:r>
-        <w:rPr>
-          <w:b w:val="0"/>
-        </w:rPr>
-        <w:t xml:space="preserve"> that supports it.. Return to this week and explain what you changed.</w:t>
-      </w:r>
-    </w:p>
-    <w:p>
-      <w:pPr>
-        <w:spacing w:line="336" w:lineRule="auto" w:after="180"/>
-      </w:pPr>
-      <w:r>
-        <w:rPr>
-          <w:b w:val="0"/>
-        </w:rPr>
-        <w:t>Review Slopes and local change (ai-5/9). Goal: Calculate an average rate of change over a stated interval. Short practice: Which calculation disproves “any increase helps”?</w:t>
-      </w:r>
-    </w:p>
-    <w:p>
-      <w:pPr>
-        <w:spacing w:line="336" w:lineRule="auto" w:after="180"/>
-      </w:pPr>
-      <w:r>
-        <w:rPr>
-          <w:b w:val="0"/>
-        </w:rPr>
-        <w:t xml:space="preserve">Point to the relevant step in the picture, then write the changed result and the rule or </w:t>
-      </w:r>
-      <w:r>
-        <w:rPr>
-          <w:b/>
-        </w:rPr>
-        <w:t>evidence</w:t>
-      </w:r>
-      <w:r>
-        <w:rPr>
-          <w:b w:val="0"/>
-        </w:rPr>
-        <w:t xml:space="preserve"> that supports it.. Return to this week and explain what you changed.</w:t>
-      </w:r>
-    </w:p>
-    <w:p>
-      <w:pPr>
-        <w:pStyle w:val="Heading3"/>
-      </w:pPr>
-      <w:r>
-        <w:t>Predict, run and debug</w:t>
-      </w:r>
-    </w:p>
-    <w:p>
-      <w:pPr>
-        <w:spacing w:line="336" w:lineRule="auto" w:after="180"/>
-      </w:pPr>
-      <w:r>
-        <w:rPr>
-          <w:b w:val="0"/>
-        </w:rPr>
-        <w:t xml:space="preserve">The browser lab lets you edit the supported Python examples already included in this lesson. Predict first, run, inspect the actual </w:t>
-      </w:r>
-      <w:r>
-        <w:rPr>
-          <w:b/>
-        </w:rPr>
-        <w:t>output</w:t>
-      </w:r>
-      <w:r>
-        <w:rPr>
-          <w:b w:val="0"/>
-        </w:rPr>
-        <w:t xml:space="preserve"> or error, change one </w:t>
-      </w:r>
-      <w:r>
-        <w:rPr>
-          <w:b/>
-        </w:rPr>
-        <w:t>input</w:t>
-      </w:r>
-      <w:r>
-        <w:rPr>
-          <w:b w:val="0"/>
-        </w:rPr>
-        <w:t>, then run again.</w:t>
-      </w:r>
-    </w:p>
-    <w:p>
-      <w:pPr>
-        <w:spacing w:line="336" w:lineRule="auto" w:after="180"/>
-      </w:pPr>
-      <w:r>
-        <w:rPr>
-          <w:b w:val="0"/>
-        </w:rPr>
-        <w:t xml:space="preserve">Keep code, </w:t>
-      </w:r>
-      <w:r>
-        <w:rPr>
-          <w:b/>
-        </w:rPr>
-        <w:t>prediction</w:t>
-      </w:r>
-      <w:r>
-        <w:rPr>
-          <w:b w:val="0"/>
-        </w:rPr>
-        <w:t>s, actual results and a reasoned revision together. On paper, label your result as a trace rather than an execution.</w:t>
-      </w:r>
-    </w:p>
-    <w:p>
-      <w:pPr>
-        <w:pStyle w:val="Heading3"/>
-      </w:pPr>
-      <w:r>
         <w:t>Keep your completed work</w:t>
       </w:r>
     </w:p>
     <w:p>
       <w:pPr>
-        <w:spacing w:line="336" w:lineRule="auto" w:after="180"/>
-      </w:pPr>
-      <w:r>
-        <w:rPr>
-          <w:b w:val="0"/>
-        </w:rPr>
-        <w:t xml:space="preserve">Use Download completed work in the hosted lesson to export your answers, reflections, practice feedback and code-run </w:t>
-      </w:r>
-      <w:r>
-        <w:rPr>
-          <w:b/>
-        </w:rPr>
-        <w:t>evidence</w:t>
-      </w:r>
-      <w:r>
-        <w:rPr>
-          <w:b w:val="0"/>
-        </w:rPr>
-        <w:t>. Open the HTML copy to read or print it.</w:t>
-      </w:r>
-    </w:p>
-    <w:p>
-      <w:pPr>
-        <w:spacing w:line="336" w:lineRule="auto" w:after="180"/>
-      </w:pPr>
-      <w:r>
-        <w:rPr>
-          <w:b w:val="0"/>
-        </w:rPr>
-        <w:t>Drafts stay in this browser when storage is available; clear drafts on a shared device.</w:t>
-      </w:r>
-    </w:p>
-    <w:p>
-      <w:pPr>
-        <w:pStyle w:val="Heading3"/>
-      </w:pPr>
-      <w:r>
-        <w:t>What I repaired, the evidence I kept and the next test</w:t>
-      </w:r>
-    </w:p>
-    <w:p>
-      <w:r>
-        <w:t>________________________________________________________________</w:t>
-      </w:r>
-    </w:p>
-    <w:p>
-      <w:r>
-        <w:t>________________________________________________________________</w:t>
-      </w:r>
-    </w:p>
-    <w:p>
-      <w:r>
-        <w:t>________________________________________________________________</w:t>
-      </w:r>
-    </w:p>
-    <w:p>
-      <w:r>
-        <w:t>________________________________________________________________</w:t>
-      </w:r>
-    </w:p>
-    <w:p>
-      <w:r>
-        <w:t>________________________________________________________________</w:t>
-      </w:r>
-    </w:p>
-    <w:p>
-      <w:pPr>
         <w:pStyle w:val="Heading1"/>
       </w:pPr>
       <w:r>
-        <w:t>15. Visual concept journey</w:t>
-      </w:r>
-    </w:p>
-    <w:p>
-      <w:r>
-        <w:t>Explain each Training and validation curves picture from its labels, then record a relevant limit.</w:t>
-      </w:r>
-    </w:p>
-    <w:p>
-      <w:pPr>
-        <w:pStyle w:val="Heading3"/>
+        <w:t>15. Reference · Six-picture response sheets</w:t>
+      </w:r>
+    </w:p>
+    <w:p>
+      <w:r>
+        <w:t>Choose the picture that helps explain the current step.</w:t>
+      </w:r>
+    </w:p>
+    <w:p>
+      <w:pPr>
+        <w:pStyle w:val="Heading2"/>
       </w:pPr>
       <w:r>
         <w:t>01. Training and validation curves: the case</w:t>
@@ -3168,7 +2558,6 @@
     <w:p>
       <w:pPr>
         <w:spacing w:line="336" w:lineRule="auto" w:after="180"/>
-        <w:shd w:fill="F5F1FB"/>
       </w:pPr>
       <w:r>
         <w:rPr>
@@ -3207,7 +2596,7 @@
     </w:p>
     <w:p>
       <w:pPr>
-        <w:pStyle w:val="Heading3"/>
+        <w:pStyle w:val="Heading2"/>
       </w:pPr>
       <w:r>
         <w:t>02. Follow the deciding steps</w:t>
@@ -3311,7 +2700,6 @@
     <w:p>
       <w:pPr>
         <w:spacing w:line="336" w:lineRule="auto" w:after="180"/>
-        <w:shd w:fill="F5F1FB"/>
       </w:pPr>
       <w:r>
         <w:rPr>
@@ -3362,7 +2750,7 @@
     </w:p>
     <w:p>
       <w:pPr>
-        <w:pStyle w:val="Heading3"/>
+        <w:pStyle w:val="Heading2"/>
       </w:pPr>
       <w:r>
         <w:t>03. Checkpoint losses</w:t>
@@ -3460,7 +2848,6 @@
     <w:p>
       <w:pPr>
         <w:spacing w:line="336" w:lineRule="auto" w:after="180"/>
-        <w:shd w:fill="F5F1FB"/>
       </w:pPr>
       <w:r>
         <w:rPr>
@@ -3499,7 +2886,7 @@
     </w:p>
     <w:p>
       <w:pPr>
-        <w:pStyle w:val="Heading3"/>
+        <w:pStyle w:val="Heading2"/>
       </w:pPr>
       <w:r>
         <w:t>04. Change one thing. Trace what follows.</w:t>
@@ -3578,7 +2965,6 @@
     <w:p>
       <w:pPr>
         <w:spacing w:line="336" w:lineRule="auto" w:after="180"/>
-        <w:shd w:fill="F5F1FB"/>
       </w:pPr>
       <w:r>
         <w:rPr>
@@ -3617,7 +3003,7 @@
     </w:p>
     <w:p>
       <w:pPr>
-        <w:pStyle w:val="Heading3"/>
+        <w:pStyle w:val="Heading2"/>
       </w:pPr>
       <w:r>
         <w:t>05. Connect the explanation to its limit</w:t>
@@ -3803,7 +3189,6 @@
     <w:p>
       <w:pPr>
         <w:spacing w:line="336" w:lineRule="auto" w:after="180"/>
-        <w:shd w:fill="F5F1FB"/>
       </w:pPr>
       <w:r>
         <w:rPr>
@@ -3842,7 +3227,7 @@
     </w:p>
     <w:p>
       <w:pPr>
-        <w:pStyle w:val="Heading3"/>
+        <w:pStyle w:val="Heading2"/>
       </w:pPr>
       <w:r>
         <w:t>06. Make the idea visible in your project</w:t>
@@ -3968,7 +3353,6 @@
     <w:p>
       <w:pPr>
         <w:spacing w:line="336" w:lineRule="auto" w:after="180"/>
-        <w:shd w:fill="F5F1FB"/>
       </w:pPr>
       <w:r>
         <w:rPr>
@@ -4015,6 +3399,62 @@
     <w:p>
       <w:r>
         <w:t>________________________________________________________________</w:t>
+      </w:r>
+    </w:p>
+    <w:p>
+      <w:pPr>
+        <w:pStyle w:val="Heading2"/>
+      </w:pPr>
+      <w:r>
+        <w:t>Earlier wording, alternatives and picture transcripts · reference / check after trying</w:t>
+      </w:r>
+    </w:p>
+    <w:p>
+      <w:pPr>
+        <w:pStyle w:val="Heading3"/>
+      </w:pPr>
+      <w:r>
+        <w:t>01. Training and validation curves: the case</w:t>
+      </w:r>
+    </w:p>
+    <w:p>
+      <w:pPr>
+        <w:pStyle w:val="Heading3"/>
+      </w:pPr>
+      <w:r>
+        <w:t>02. Follow the deciding steps</w:t>
+      </w:r>
+    </w:p>
+    <w:p>
+      <w:pPr>
+        <w:pStyle w:val="Heading3"/>
+      </w:pPr>
+      <w:r>
+        <w:t>03. Checkpoint losses</w:t>
+      </w:r>
+    </w:p>
+    <w:p>
+      <w:pPr>
+        <w:pStyle w:val="Heading3"/>
+      </w:pPr>
+      <w:r>
+        <w:t>04. Change one thing. Trace what follows.</w:t>
+      </w:r>
+    </w:p>
+    <w:p>
+      <w:pPr>
+        <w:pStyle w:val="Heading3"/>
+      </w:pPr>
+      <w:r>
+        <w:t>05. Connect the explanation to its limit</w:t>
+      </w:r>
+    </w:p>
+    <w:p>
+      <w:pPr>
+        <w:pStyle w:val="Heading3"/>
+      </w:pPr>
+      <w:r>
+        <w:t>06. Make the idea visible in your project</w:t>
       </w:r>
     </w:p>
     <w:sectPr>
